--- a/docs/papers/SkeinDB_IJRCOM_Submission.docx
+++ b/docs/papers/SkeinDB_IJRCOM_Submission.docx
@@ -2,7 +2,7 @@
 <file path=word/document.xml><?xml version="1.0" encoding="utf-8"?>
 <w:document xmlns:w="http://schemas.openxmlformats.org/wordprocessingml/2006/main" xmlns:m="http://schemas.openxmlformats.org/officeDocument/2006/math" xmlns:r="http://schemas.openxmlformats.org/officeDocument/2006/relationships" xmlns:o="urn:schemas-microsoft-com:office:office" xmlns:v="urn:schemas-microsoft-com:vml" xmlns:w10="urn:schemas-microsoft-com:office:word" xmlns:a="http://schemas.openxmlformats.org/drawingml/2006/main" xmlns:pic="http://schemas.openxmlformats.org/drawingml/2006/picture" xmlns:wp="http://schemas.openxmlformats.org/drawingml/2006/wordprocessingDrawing">
   <w:body>
-    <w:bookmarkStart w:id="126" w:name="Xca37ecac0e163b7e74046e5190b0f5e34f21644"/>
+    <w:bookmarkStart w:id="131" w:name="Xca37ecac0e163b7e74046e5190b0f5e34f21644"/>
     <w:p>
       <w:pPr>
         <w:pStyle w:val="Heading1"/>
@@ -527,7 +527,7 @@
       </w:r>
     </w:p>
     <w:bookmarkEnd w:id="17"/>
-    <w:bookmarkStart w:id="20" w:name="introduction"/>
+    <w:bookmarkStart w:id="21" w:name="introduction"/>
     <w:p>
       <w:pPr>
         <w:pStyle w:val="Heading2"/>
@@ -839,23 +839,13 @@
       </w:r>
     </w:p>
     <w:bookmarkEnd w:id="19"/>
-    <w:bookmarkEnd w:id="20"/>
-    <w:bookmarkStart w:id="24" w:name="background-and-positioning"/>
-    <w:p>
-      <w:pPr>
-        <w:pStyle w:val="Heading2"/>
-      </w:pPr>
-      <w:r>
-        <w:t xml:space="preserve">2. Background and positioning</w:t>
-      </w:r>
-    </w:p>
-    <w:bookmarkStart w:id="21" w:name="problem-landscape"/>
+    <w:bookmarkStart w:id="20" w:name="research-questions-and-success-criteria"/>
     <w:p>
       <w:pPr>
         <w:pStyle w:val="Heading3"/>
       </w:pPr>
       <w:r>
-        <w:t xml:space="preserve">2.1 Problem landscape</w:t>
+        <w:t xml:space="preserve">1.3 Research questions and success criteria</w:t>
       </w:r>
     </w:p>
     <w:p>
@@ -863,7 +853,7 @@
         <w:pStyle w:val="FirstParagraph"/>
       </w:pPr>
       <w:r>
-        <w:t xml:space="preserve">Many modern applications combine transactional state, telemetry-heavy reads, and evolving query patterns. Engineering teams often need:</w:t>
+        <w:t xml:space="preserve">To improve evaluability, this manuscript frames the implementation against four explicit research questions (RQs).</w:t>
       </w:r>
     </w:p>
     <w:p>
@@ -872,366 +862,6 @@
         <w:numPr>
           <w:ilvl w:val="0"/>
           <w:numId w:val="1008"/>
-        </w:numPr>
-      </w:pPr>
-      <w:r>
-        <w:t xml:space="preserve">fast local setup and test loops,</w:t>
-      </w:r>
-    </w:p>
-    <w:p>
-      <w:pPr>
-        <w:pStyle w:val="Compact"/>
-        <w:numPr>
-          <w:ilvl w:val="0"/>
-          <w:numId w:val="1008"/>
-        </w:numPr>
-      </w:pPr>
-      <w:r>
-        <w:t xml:space="preserve">explicit compatibility boundaries with existing tooling,</w:t>
-      </w:r>
-    </w:p>
-    <w:p>
-      <w:pPr>
-        <w:pStyle w:val="Compact"/>
-        <w:numPr>
-          <w:ilvl w:val="0"/>
-          <w:numId w:val="1008"/>
-        </w:numPr>
-      </w:pPr>
-      <w:r>
-        <w:t xml:space="preserve">room to experiment with novel consistency or optimization ideas,</w:t>
-      </w:r>
-    </w:p>
-    <w:p>
-      <w:pPr>
-        <w:pStyle w:val="Compact"/>
-        <w:numPr>
-          <w:ilvl w:val="0"/>
-          <w:numId w:val="1008"/>
-        </w:numPr>
-      </w:pPr>
-      <w:r>
-        <w:t xml:space="preserve">and operational visibility that does not require assembling multiple external control-plane services.</w:t>
-      </w:r>
-    </w:p>
-    <w:p>
-      <w:pPr>
-        <w:pStyle w:val="FirstParagraph"/>
-      </w:pPr>
-      <w:r>
-        <w:t xml:space="preserve">Conventional architectures usually optimize one or two of these needs well, but not all simultaneously. SkeinDB’s design can be read as a practical synthesis attempt: minimize deployment complexity while maximizing controllable extension points.</w:t>
-      </w:r>
-    </w:p>
-    <w:bookmarkEnd w:id="21"/>
-    <w:bookmarkStart w:id="22" w:name="relation-to-prior-work"/>
-    <w:p>
-      <w:pPr>
-        <w:pStyle w:val="Heading3"/>
-      </w:pPr>
-      <w:r>
-        <w:t xml:space="preserve">2.2 Relation to prior work</w:t>
-      </w:r>
-    </w:p>
-    <w:p>
-      <w:pPr>
-        <w:pStyle w:val="FirstParagraph"/>
-      </w:pPr>
-      <w:r>
-        <w:t xml:space="preserve">SkeinDB’s roadmap intersects several established research streams:</w:t>
-      </w:r>
-    </w:p>
-    <w:p>
-      <w:pPr>
-        <w:pStyle w:val="Compact"/>
-        <w:numPr>
-          <w:ilvl w:val="0"/>
-          <w:numId w:val="1009"/>
-        </w:numPr>
-      </w:pPr>
-      <w:r>
-        <w:t xml:space="preserve">Learned indexing and adaptive physical design [1], [2].</w:t>
-      </w:r>
-    </w:p>
-    <w:p>
-      <w:pPr>
-        <w:pStyle w:val="Compact"/>
-        <w:numPr>
-          <w:ilvl w:val="0"/>
-          <w:numId w:val="1009"/>
-        </w:numPr>
-      </w:pPr>
-      <w:r>
-        <w:t xml:space="preserve">WebAssembly as portable, sandboxed execution substrate [3].</w:t>
-      </w:r>
-    </w:p>
-    <w:p>
-      <w:pPr>
-        <w:pStyle w:val="Compact"/>
-        <w:numPr>
-          <w:ilvl w:val="0"/>
-          <w:numId w:val="1009"/>
-        </w:numPr>
-      </w:pPr>
-      <w:r>
-        <w:t xml:space="preserve">Causal and distributed consistency semantics [4].</w:t>
-      </w:r>
-    </w:p>
-    <w:p>
-      <w:pPr>
-        <w:pStyle w:val="Compact"/>
-        <w:numPr>
-          <w:ilvl w:val="0"/>
-          <w:numId w:val="1009"/>
-        </w:numPr>
-      </w:pPr>
-      <w:r>
-        <w:t xml:space="preserve">Differential privacy and secure data analysis [5], [6].</w:t>
-      </w:r>
-    </w:p>
-    <w:p>
-      <w:pPr>
-        <w:pStyle w:val="Compact"/>
-        <w:numPr>
-          <w:ilvl w:val="0"/>
-          <w:numId w:val="1009"/>
-        </w:numPr>
-      </w:pPr>
-      <w:r>
-        <w:t xml:space="preserve">Materialized/incremental maintenance and indexing automation [7], [8].</w:t>
-      </w:r>
-    </w:p>
-    <w:p>
-      <w:pPr>
-        <w:pStyle w:val="Compact"/>
-        <w:numPr>
-          <w:ilvl w:val="0"/>
-          <w:numId w:val="1009"/>
-        </w:numPr>
-      </w:pPr>
-      <w:r>
-        <w:t xml:space="preserve">Placement and partitioning heuristics in distributed systems [9], [10].</w:t>
-      </w:r>
-    </w:p>
-    <w:p>
-      <w:pPr>
-        <w:pStyle w:val="FirstParagraph"/>
-      </w:pPr>
-      <w:r>
-        <w:t xml:space="preserve">The specific novelty in this implementation stage is not a new foundational theorem; it is the coherent packaging of control-plane contracts, admin workflows, and test-backed runtime behavior into one binary artifact.</w:t>
-      </w:r>
-    </w:p>
-    <w:bookmarkEnd w:id="22"/>
-    <w:bookmarkStart w:id="23" w:name="why-single-binary-matters-in-practice"/>
-    <w:p>
-      <w:pPr>
-        <w:pStyle w:val="Heading3"/>
-      </w:pPr>
-      <w:r>
-        <w:t xml:space="preserve">2.3 Why single-binary matters in practice</w:t>
-      </w:r>
-    </w:p>
-    <w:p>
-      <w:pPr>
-        <w:pStyle w:val="FirstParagraph"/>
-      </w:pPr>
-      <w:r>
-        <w:t xml:space="preserve">The single-binary strategy is sometimes treated as merely operational convenience. In this project, it is also a research acceleration mechanism. A small executable surface means:</w:t>
-      </w:r>
-    </w:p>
-    <w:p>
-      <w:pPr>
-        <w:pStyle w:val="Compact"/>
-        <w:numPr>
-          <w:ilvl w:val="0"/>
-          <w:numId w:val="1010"/>
-        </w:numPr>
-      </w:pPr>
-      <w:r>
-        <w:t xml:space="preserve">fewer dependency boundaries to mock during experiment design,</w:t>
-      </w:r>
-    </w:p>
-    <w:p>
-      <w:pPr>
-        <w:pStyle w:val="Compact"/>
-        <w:numPr>
-          <w:ilvl w:val="0"/>
-          <w:numId w:val="1010"/>
-        </w:numPr>
-      </w:pPr>
-      <w:r>
-        <w:t xml:space="preserve">simpler reproducibility across machines,</w:t>
-      </w:r>
-    </w:p>
-    <w:p>
-      <w:pPr>
-        <w:pStyle w:val="Compact"/>
-        <w:numPr>
-          <w:ilvl w:val="0"/>
-          <w:numId w:val="1010"/>
-        </w:numPr>
-      </w:pPr>
-      <w:r>
-        <w:t xml:space="preserve">and tighter coupling between feature implementation and operator validation.</w:t>
-      </w:r>
-    </w:p>
-    <w:p>
-      <w:pPr>
-        <w:pStyle w:val="FirstParagraph"/>
-      </w:pPr>
-      <w:r>
-        <w:t xml:space="preserve">In short, deployment simplicity is not orthogonal to research quality; it directly influences how often hypotheses are tested and validated against realistic flows.</w:t>
-      </w:r>
-    </w:p>
-    <w:bookmarkEnd w:id="23"/>
-    <w:bookmarkEnd w:id="24"/>
-    <w:bookmarkStart w:id="31" w:name="system-overview"/>
-    <w:p>
-      <w:pPr>
-        <w:pStyle w:val="Heading2"/>
-      </w:pPr>
-      <w:r>
-        <w:t xml:space="preserve">3. System overview</w:t>
-      </w:r>
-    </w:p>
-    <w:bookmarkStart w:id="25" w:name="runtime-composition"/>
-    <w:p>
-      <w:pPr>
-        <w:pStyle w:val="Heading3"/>
-      </w:pPr>
-      <w:r>
-        <w:t xml:space="preserve">3.1 Runtime composition</w:t>
-      </w:r>
-    </w:p>
-    <w:p>
-      <w:pPr>
-        <w:pStyle w:val="FirstParagraph"/>
-      </w:pPr>
-      <w:r>
-        <w:t xml:space="preserve">A SkeinDB process includes:</w:t>
-      </w:r>
-    </w:p>
-    <w:p>
-      <w:pPr>
-        <w:pStyle w:val="Compact"/>
-        <w:numPr>
-          <w:ilvl w:val="0"/>
-          <w:numId w:val="1011"/>
-        </w:numPr>
-      </w:pPr>
-      <w:r>
-        <w:t xml:space="preserve">HTTP RPC endpoint (</w:t>
-      </w:r>
-      <w:r>
-        <w:rPr>
-          <w:rStyle w:val="VerbatimChar"/>
-        </w:rPr>
-        <w:t xml:space="preserve">/api/v1/rpc</w:t>
-      </w:r>
-      <w:r>
-        <w:t xml:space="preserve">),</w:t>
-      </w:r>
-    </w:p>
-    <w:p>
-      <w:pPr>
-        <w:pStyle w:val="Compact"/>
-        <w:numPr>
-          <w:ilvl w:val="0"/>
-          <w:numId w:val="1011"/>
-        </w:numPr>
-      </w:pPr>
-      <w:r>
-        <w:t xml:space="preserve">optional QUIC RPC transport,</w:t>
-      </w:r>
-    </w:p>
-    <w:p>
-      <w:pPr>
-        <w:pStyle w:val="Compact"/>
-        <w:numPr>
-          <w:ilvl w:val="0"/>
-          <w:numId w:val="1011"/>
-        </w:numPr>
-      </w:pPr>
-      <w:r>
-        <w:t xml:space="preserve">embedded SkeinAdmin assets and routes (</w:t>
-      </w:r>
-      <w:r>
-        <w:rPr>
-          <w:rStyle w:val="VerbatimChar"/>
-        </w:rPr>
-        <w:t xml:space="preserve">/admin</w:t>
-      </w:r>
-      <w:r>
-        <w:t xml:space="preserve">,</w:t>
-      </w:r>
-      <w:r>
-        <w:t xml:space="preserve"> </w:t>
-      </w:r>
-      <w:r>
-        <w:rPr>
-          <w:rStyle w:val="VerbatimChar"/>
-        </w:rPr>
-        <w:t xml:space="preserve">/console</w:t>
-      </w:r>
-      <w:r>
-        <w:t xml:space="preserve">),</w:t>
-      </w:r>
-    </w:p>
-    <w:p>
-      <w:pPr>
-        <w:pStyle w:val="Compact"/>
-        <w:numPr>
-          <w:ilvl w:val="0"/>
-          <w:numId w:val="1011"/>
-        </w:numPr>
-      </w:pPr>
-      <w:r>
-        <w:t xml:space="preserve">execution engine (schema/data/query families and experimental method families),</w:t>
-      </w:r>
-    </w:p>
-    <w:p>
-      <w:pPr>
-        <w:pStyle w:val="Compact"/>
-        <w:numPr>
-          <w:ilvl w:val="0"/>
-          <w:numId w:val="1011"/>
-        </w:numPr>
-      </w:pPr>
-      <w:r>
-        <w:t xml:space="preserve">settings and control metadata persistence.</w:t>
-      </w:r>
-    </w:p>
-    <w:p>
-      <w:pPr>
-        <w:pStyle w:val="FirstParagraph"/>
-      </w:pPr>
-      <w:r>
-        <w:t xml:space="preserve">This composition preserves local portability while exposing a broad method surface.</w:t>
-      </w:r>
-    </w:p>
-    <w:bookmarkEnd w:id="25"/>
-    <w:bookmarkStart w:id="26" w:name="core-interface-families"/>
-    <w:p>
-      <w:pPr>
-        <w:pStyle w:val="Heading3"/>
-      </w:pPr>
-      <w:r>
-        <w:t xml:space="preserve">3.2 Core interface families</w:t>
-      </w:r>
-    </w:p>
-    <w:p>
-      <w:pPr>
-        <w:pStyle w:val="FirstParagraph"/>
-      </w:pPr>
-      <w:r>
-        <w:t xml:space="preserve">The runtime capability endpoint reports method families spanning:</w:t>
-      </w:r>
-    </w:p>
-    <w:p>
-      <w:pPr>
-        <w:pStyle w:val="Compact"/>
-        <w:numPr>
-          <w:ilvl w:val="0"/>
-          <w:numId w:val="1012"/>
         </w:numPr>
       </w:pPr>
       <w:r>
@@ -1239,63 +869,21 @@
           <w:b/>
           <w:bCs/>
         </w:rPr>
-        <w:t xml:space="preserve">System and operational controls:</w:t>
-      </w:r>
-      <w:r>
-        <w:t xml:space="preserve"> </w:t>
-      </w:r>
-      <w:r>
-        <w:rPr>
-          <w:rStyle w:val="VerbatimChar"/>
-        </w:rPr>
-        <w:t xml:space="preserve">system.*</w:t>
-      </w:r>
-      <w:r>
-        <w:t xml:space="preserve">,</w:t>
-      </w:r>
-      <w:r>
-        <w:t xml:space="preserve"> </w:t>
-      </w:r>
-      <w:r>
-        <w:rPr>
-          <w:rStyle w:val="VerbatimChar"/>
-        </w:rPr>
-        <w:t xml:space="preserve">transport.*</w:t>
-      </w:r>
-      <w:r>
-        <w:t xml:space="preserve">,</w:t>
-      </w:r>
-      <w:r>
-        <w:t xml:space="preserve"> </w:t>
-      </w:r>
-      <w:r>
-        <w:rPr>
-          <w:rStyle w:val="VerbatimChar"/>
-        </w:rPr>
-        <w:t xml:space="preserve">stats.*</w:t>
-      </w:r>
-      <w:r>
-        <w:t xml:space="preserve">,</w:t>
-      </w:r>
-      <w:r>
-        <w:t xml:space="preserve"> </w:t>
-      </w:r>
-      <w:r>
-        <w:rPr>
-          <w:rStyle w:val="VerbatimChar"/>
-        </w:rPr>
-        <w:t xml:space="preserve">settings.*</w:t>
-      </w:r>
-      <w:r>
-        <w:t xml:space="preserve">.</w:t>
-      </w:r>
-    </w:p>
-    <w:p>
-      <w:pPr>
-        <w:pStyle w:val="Compact"/>
-        <w:numPr>
-          <w:ilvl w:val="0"/>
-          <w:numId w:val="1012"/>
+        <w:t xml:space="preserve">RQ1:</w:t>
+      </w:r>
+      <w:r>
+        <w:t xml:space="preserve"> </w:t>
+      </w:r>
+      <w:r>
+        <w:t xml:space="preserve">Can a single-binary database expose a cluster control-plane with durable state and clear method contracts?</w:t>
+      </w:r>
+    </w:p>
+    <w:p>
+      <w:pPr>
+        <w:pStyle w:val="Compact"/>
+        <w:numPr>
+          <w:ilvl w:val="0"/>
+          <w:numId w:val="1008"/>
         </w:numPr>
       </w:pPr>
       <w:r>
@@ -1303,63 +891,21 @@
           <w:b/>
           <w:bCs/>
         </w:rPr>
-        <w:t xml:space="preserve">Data path controls:</w:t>
-      </w:r>
-      <w:r>
-        <w:t xml:space="preserve"> </w:t>
-      </w:r>
-      <w:r>
-        <w:rPr>
-          <w:rStyle w:val="VerbatimChar"/>
-        </w:rPr>
-        <w:t xml:space="preserve">schema.*</w:t>
-      </w:r>
-      <w:r>
-        <w:t xml:space="preserve">,</w:t>
-      </w:r>
-      <w:r>
-        <w:t xml:space="preserve"> </w:t>
-      </w:r>
-      <w:r>
-        <w:rPr>
-          <w:rStyle w:val="VerbatimChar"/>
-        </w:rPr>
-        <w:t xml:space="preserve">data.*</w:t>
-      </w:r>
-      <w:r>
-        <w:t xml:space="preserve">,</w:t>
-      </w:r>
-      <w:r>
-        <w:t xml:space="preserve"> </w:t>
-      </w:r>
-      <w:r>
-        <w:rPr>
-          <w:rStyle w:val="VerbatimChar"/>
-        </w:rPr>
-        <w:t xml:space="preserve">query.*</w:t>
-      </w:r>
-      <w:r>
-        <w:t xml:space="preserve">,</w:t>
-      </w:r>
-      <w:r>
-        <w:t xml:space="preserve"> </w:t>
-      </w:r>
-      <w:r>
-        <w:rPr>
-          <w:rStyle w:val="VerbatimChar"/>
-        </w:rPr>
-        <w:t xml:space="preserve">view.*</w:t>
-      </w:r>
-      <w:r>
-        <w:t xml:space="preserve">.</w:t>
-      </w:r>
-    </w:p>
-    <w:p>
-      <w:pPr>
-        <w:pStyle w:val="Compact"/>
-        <w:numPr>
-          <w:ilvl w:val="0"/>
-          <w:numId w:val="1012"/>
+        <w:t xml:space="preserve">RQ2:</w:t>
+      </w:r>
+      <w:r>
+        <w:t xml:space="preserve"> </w:t>
+      </w:r>
+      <w:r>
+        <w:t xml:space="preserve">Can those control-plane capabilities be surfaced in a practical web administration UX without CLI-only dependency?</w:t>
+      </w:r>
+    </w:p>
+    <w:p>
+      <w:pPr>
+        <w:pStyle w:val="Compact"/>
+        <w:numPr>
+          <w:ilvl w:val="0"/>
+          <w:numId w:val="1008"/>
         </w:numPr>
       </w:pPr>
       <w:r>
@@ -1367,27 +913,21 @@
           <w:b/>
           <w:bCs/>
         </w:rPr>
-        <w:t xml:space="preserve">Cluster controls:</w:t>
-      </w:r>
-      <w:r>
-        <w:t xml:space="preserve"> </w:t>
-      </w:r>
-      <w:r>
-        <w:rPr>
-          <w:rStyle w:val="VerbatimChar"/>
-        </w:rPr>
-        <w:t xml:space="preserve">cluster.*</w:t>
-      </w:r>
-      <w:r>
-        <w:t xml:space="preserve">.</w:t>
-      </w:r>
-    </w:p>
-    <w:p>
-      <w:pPr>
-        <w:pStyle w:val="Compact"/>
-        <w:numPr>
-          <w:ilvl w:val="0"/>
-          <w:numId w:val="1012"/>
+        <w:t xml:space="preserve">RQ3:</w:t>
+      </w:r>
+      <w:r>
+        <w:t xml:space="preserve"> </w:t>
+      </w:r>
+      <w:r>
+        <w:t xml:space="preserve">Can the system provide consistent behavior across HTTP and QUIC method paths in current scope?</w:t>
+      </w:r>
+    </w:p>
+    <w:p>
+      <w:pPr>
+        <w:pStyle w:val="Compact"/>
+        <w:numPr>
+          <w:ilvl w:val="0"/>
+          <w:numId w:val="1008"/>
         </w:numPr>
       </w:pPr>
       <w:r>
@@ -1395,6 +935,1020 @@
           <w:b/>
           <w:bCs/>
         </w:rPr>
+        <w:t xml:space="preserve">RQ4:</w:t>
+      </w:r>
+      <w:r>
+        <w:t xml:space="preserve"> </w:t>
+      </w:r>
+      <w:r>
+        <w:t xml:space="preserve">Can the above be validated through repeatable, repository-local automation rather than ad hoc manual checks?</w:t>
+      </w:r>
+    </w:p>
+    <w:p>
+      <w:pPr>
+        <w:pStyle w:val="FirstParagraph"/>
+      </w:pPr>
+      <w:r>
+        <w:t xml:space="preserve">Success criteria used in this paper are intentionally concrete:</w:t>
+      </w:r>
+    </w:p>
+    <w:p>
+      <w:pPr>
+        <w:pStyle w:val="Compact"/>
+        <w:numPr>
+          <w:ilvl w:val="0"/>
+          <w:numId w:val="1009"/>
+        </w:numPr>
+      </w:pPr>
+      <w:r>
+        <w:t xml:space="preserve">Cluster method family exists and is discoverable via capabilities.</w:t>
+      </w:r>
+    </w:p>
+    <w:p>
+      <w:pPr>
+        <w:pStyle w:val="Compact"/>
+        <w:numPr>
+          <w:ilvl w:val="0"/>
+          <w:numId w:val="1009"/>
+        </w:numPr>
+      </w:pPr>
+      <w:r>
+        <w:t xml:space="preserve">Persistent cluster metadata survives restart semantics.</w:t>
+      </w:r>
+    </w:p>
+    <w:p>
+      <w:pPr>
+        <w:pStyle w:val="Compact"/>
+        <w:numPr>
+          <w:ilvl w:val="0"/>
+          <w:numId w:val="1009"/>
+        </w:numPr>
+      </w:pPr>
+      <w:r>
+        <w:t xml:space="preserve">UI controls map to real cluster/settings method calls.</w:t>
+      </w:r>
+    </w:p>
+    <w:p>
+      <w:pPr>
+        <w:pStyle w:val="Compact"/>
+        <w:numPr>
+          <w:ilvl w:val="0"/>
+          <w:numId w:val="1009"/>
+        </w:numPr>
+      </w:pPr>
+      <w:r>
+        <w:t xml:space="preserve">Automated tests cover cluster transitions and replication behavior.</w:t>
+      </w:r>
+    </w:p>
+    <w:p>
+      <w:pPr>
+        <w:pStyle w:val="Compact"/>
+        <w:numPr>
+          <w:ilvl w:val="0"/>
+          <w:numId w:val="1009"/>
+        </w:numPr>
+      </w:pPr>
+      <w:r>
+        <w:t xml:space="preserve">Full workspace validation executes successfully in measured environment.</w:t>
+      </w:r>
+    </w:p>
+    <w:bookmarkEnd w:id="20"/>
+    <w:bookmarkEnd w:id="21"/>
+    <w:bookmarkStart w:id="26" w:name="background-and-positioning"/>
+    <w:p>
+      <w:pPr>
+        <w:pStyle w:val="Heading2"/>
+      </w:pPr>
+      <w:r>
+        <w:t xml:space="preserve">2. Background and positioning</w:t>
+      </w:r>
+    </w:p>
+    <w:bookmarkStart w:id="22" w:name="problem-landscape"/>
+    <w:p>
+      <w:pPr>
+        <w:pStyle w:val="Heading3"/>
+      </w:pPr>
+      <w:r>
+        <w:t xml:space="preserve">2.1 Problem landscape</w:t>
+      </w:r>
+    </w:p>
+    <w:p>
+      <w:pPr>
+        <w:pStyle w:val="FirstParagraph"/>
+      </w:pPr>
+      <w:r>
+        <w:t xml:space="preserve">Many modern applications combine transactional state, telemetry-heavy reads, and evolving query patterns. Engineering teams often need:</w:t>
+      </w:r>
+    </w:p>
+    <w:p>
+      <w:pPr>
+        <w:pStyle w:val="Compact"/>
+        <w:numPr>
+          <w:ilvl w:val="0"/>
+          <w:numId w:val="1010"/>
+        </w:numPr>
+      </w:pPr>
+      <w:r>
+        <w:t xml:space="preserve">fast local setup and test loops,</w:t>
+      </w:r>
+    </w:p>
+    <w:p>
+      <w:pPr>
+        <w:pStyle w:val="Compact"/>
+        <w:numPr>
+          <w:ilvl w:val="0"/>
+          <w:numId w:val="1010"/>
+        </w:numPr>
+      </w:pPr>
+      <w:r>
+        <w:t xml:space="preserve">explicit compatibility boundaries with existing tooling,</w:t>
+      </w:r>
+    </w:p>
+    <w:p>
+      <w:pPr>
+        <w:pStyle w:val="Compact"/>
+        <w:numPr>
+          <w:ilvl w:val="0"/>
+          <w:numId w:val="1010"/>
+        </w:numPr>
+      </w:pPr>
+      <w:r>
+        <w:t xml:space="preserve">room to experiment with novel consistency or optimization ideas,</w:t>
+      </w:r>
+    </w:p>
+    <w:p>
+      <w:pPr>
+        <w:pStyle w:val="Compact"/>
+        <w:numPr>
+          <w:ilvl w:val="0"/>
+          <w:numId w:val="1010"/>
+        </w:numPr>
+      </w:pPr>
+      <w:r>
+        <w:t xml:space="preserve">and operational visibility that does not require assembling multiple external control-plane services.</w:t>
+      </w:r>
+    </w:p>
+    <w:p>
+      <w:pPr>
+        <w:pStyle w:val="FirstParagraph"/>
+      </w:pPr>
+      <w:r>
+        <w:t xml:space="preserve">Conventional architectures usually optimize one or two of these needs well, but not all simultaneously. SkeinDB’s design can be read as a practical synthesis attempt: minimize deployment complexity while maximizing controllable extension points.</w:t>
+      </w:r>
+    </w:p>
+    <w:bookmarkEnd w:id="22"/>
+    <w:bookmarkStart w:id="23" w:name="relation-to-prior-work"/>
+    <w:p>
+      <w:pPr>
+        <w:pStyle w:val="Heading3"/>
+      </w:pPr>
+      <w:r>
+        <w:t xml:space="preserve">2.2 Relation to prior work</w:t>
+      </w:r>
+    </w:p>
+    <w:p>
+      <w:pPr>
+        <w:pStyle w:val="FirstParagraph"/>
+      </w:pPr>
+      <w:r>
+        <w:t xml:space="preserve">SkeinDB’s roadmap intersects several established research streams:</w:t>
+      </w:r>
+    </w:p>
+    <w:p>
+      <w:pPr>
+        <w:pStyle w:val="Compact"/>
+        <w:numPr>
+          <w:ilvl w:val="0"/>
+          <w:numId w:val="1011"/>
+        </w:numPr>
+      </w:pPr>
+      <w:r>
+        <w:t xml:space="preserve">Learned indexing and adaptive physical design [1], [2].</w:t>
+      </w:r>
+    </w:p>
+    <w:p>
+      <w:pPr>
+        <w:pStyle w:val="Compact"/>
+        <w:numPr>
+          <w:ilvl w:val="0"/>
+          <w:numId w:val="1011"/>
+        </w:numPr>
+      </w:pPr>
+      <w:r>
+        <w:t xml:space="preserve">WebAssembly as portable, sandboxed execution substrate [3].</w:t>
+      </w:r>
+    </w:p>
+    <w:p>
+      <w:pPr>
+        <w:pStyle w:val="Compact"/>
+        <w:numPr>
+          <w:ilvl w:val="0"/>
+          <w:numId w:val="1011"/>
+        </w:numPr>
+      </w:pPr>
+      <w:r>
+        <w:t xml:space="preserve">Causal and distributed consistency semantics [4].</w:t>
+      </w:r>
+    </w:p>
+    <w:p>
+      <w:pPr>
+        <w:pStyle w:val="Compact"/>
+        <w:numPr>
+          <w:ilvl w:val="0"/>
+          <w:numId w:val="1011"/>
+        </w:numPr>
+      </w:pPr>
+      <w:r>
+        <w:t xml:space="preserve">Differential privacy and secure data analysis [5], [6].</w:t>
+      </w:r>
+    </w:p>
+    <w:p>
+      <w:pPr>
+        <w:pStyle w:val="Compact"/>
+        <w:numPr>
+          <w:ilvl w:val="0"/>
+          <w:numId w:val="1011"/>
+        </w:numPr>
+      </w:pPr>
+      <w:r>
+        <w:t xml:space="preserve">Materialized/incremental maintenance and indexing automation [7], [8].</w:t>
+      </w:r>
+    </w:p>
+    <w:p>
+      <w:pPr>
+        <w:pStyle w:val="Compact"/>
+        <w:numPr>
+          <w:ilvl w:val="0"/>
+          <w:numId w:val="1011"/>
+        </w:numPr>
+      </w:pPr>
+      <w:r>
+        <w:t xml:space="preserve">Placement and partitioning heuristics in distributed systems [9], [10].</w:t>
+      </w:r>
+    </w:p>
+    <w:p>
+      <w:pPr>
+        <w:pStyle w:val="FirstParagraph"/>
+      </w:pPr>
+      <w:r>
+        <w:t xml:space="preserve">The specific novelty in this implementation stage is not a new foundational theorem; it is the coherent packaging of control-plane contracts, admin workflows, and test-backed runtime behavior into one binary artifact.</w:t>
+      </w:r>
+    </w:p>
+    <w:bookmarkEnd w:id="23"/>
+    <w:bookmarkStart w:id="24" w:name="why-single-binary-matters-in-practice"/>
+    <w:p>
+      <w:pPr>
+        <w:pStyle w:val="Heading3"/>
+      </w:pPr>
+      <w:r>
+        <w:t xml:space="preserve">2.3 Why single-binary matters in practice</w:t>
+      </w:r>
+    </w:p>
+    <w:p>
+      <w:pPr>
+        <w:pStyle w:val="FirstParagraph"/>
+      </w:pPr>
+      <w:r>
+        <w:t xml:space="preserve">The single-binary strategy is sometimes treated as merely operational convenience. In this project, it is also a research acceleration mechanism. A small executable surface means:</w:t>
+      </w:r>
+    </w:p>
+    <w:p>
+      <w:pPr>
+        <w:pStyle w:val="Compact"/>
+        <w:numPr>
+          <w:ilvl w:val="0"/>
+          <w:numId w:val="1012"/>
+        </w:numPr>
+      </w:pPr>
+      <w:r>
+        <w:t xml:space="preserve">fewer dependency boundaries to mock during experiment design,</w:t>
+      </w:r>
+    </w:p>
+    <w:p>
+      <w:pPr>
+        <w:pStyle w:val="Compact"/>
+        <w:numPr>
+          <w:ilvl w:val="0"/>
+          <w:numId w:val="1012"/>
+        </w:numPr>
+      </w:pPr>
+      <w:r>
+        <w:t xml:space="preserve">simpler reproducibility across machines,</w:t>
+      </w:r>
+    </w:p>
+    <w:p>
+      <w:pPr>
+        <w:pStyle w:val="Compact"/>
+        <w:numPr>
+          <w:ilvl w:val="0"/>
+          <w:numId w:val="1012"/>
+        </w:numPr>
+      </w:pPr>
+      <w:r>
+        <w:t xml:space="preserve">and tighter coupling between feature implementation and operator validation.</w:t>
+      </w:r>
+    </w:p>
+    <w:p>
+      <w:pPr>
+        <w:pStyle w:val="FirstParagraph"/>
+      </w:pPr>
+      <w:r>
+        <w:t xml:space="preserve">In short, deployment simplicity is not orthogonal to research quality; it directly influences how often hypotheses are tested and validated against realistic flows.</w:t>
+      </w:r>
+    </w:p>
+    <w:bookmarkEnd w:id="24"/>
+    <w:bookmarkStart w:id="25" w:name="X99e29cdc37fab3d5af13d26fca6dfb7ae3c8a45"/>
+    <w:p>
+      <w:pPr>
+        <w:pStyle w:val="Heading3"/>
+      </w:pPr>
+      <w:r>
+        <w:t xml:space="preserve">2.4 Positioning against adjacent implementation styles</w:t>
+      </w:r>
+    </w:p>
+    <w:p>
+      <w:pPr>
+        <w:pStyle w:val="FirstParagraph"/>
+      </w:pPr>
+      <w:r>
+        <w:t xml:space="preserve">The table below clarifies how SkeinDB’s current implementation stance differs from two common patterns: production-first SQL platforms and research-only prototypes.</w:t>
+      </w:r>
+    </w:p>
+    <w:tbl>
+      <w:tblPr>
+        <w:tblStyle w:val="Table"/>
+        <w:tblW w:type="pct" w:w="5000"/>
+        <w:tblLayout w:type="fixed"/>
+        <w:tblLook w:firstRow="1" w:lastRow="0" w:firstColumn="0" w:lastColumn="0" w:noHBand="0" w:noVBand="0" w:val="0020"/>
+      </w:tblPr>
+      <w:tblGrid>
+        <w:gridCol w:w="1980"/>
+        <w:gridCol w:w="1980"/>
+        <w:gridCol w:w="1980"/>
+        <w:gridCol w:w="1980"/>
+      </w:tblGrid>
+      <w:tr>
+        <w:trPr>
+          <w:tblHeader w:val="on"/>
+        </w:trPr>
+        <w:tc>
+          <w:tcPr/>
+          <w:p>
+            <w:pPr>
+              <w:pStyle w:val="Compact"/>
+            </w:pPr>
+            <w:r>
+              <w:t xml:space="preserve">Property</w:t>
+            </w:r>
+          </w:p>
+        </w:tc>
+        <w:tc>
+          <w:tcPr/>
+          <w:p>
+            <w:pPr>
+              <w:pStyle w:val="Compact"/>
+            </w:pPr>
+            <w:r>
+              <w:t xml:space="preserve">Production-first SQL platforms (typical)</w:t>
+            </w:r>
+          </w:p>
+        </w:tc>
+        <w:tc>
+          <w:tcPr/>
+          <w:p>
+            <w:pPr>
+              <w:pStyle w:val="Compact"/>
+            </w:pPr>
+            <w:r>
+              <w:t xml:space="preserve">Research-only prototypes (typical)</w:t>
+            </w:r>
+          </w:p>
+        </w:tc>
+        <w:tc>
+          <w:tcPr/>
+          <w:p>
+            <w:pPr>
+              <w:pStyle w:val="Compact"/>
+            </w:pPr>
+            <w:r>
+              <w:t xml:space="preserve">SkeinDB current stage</w:t>
+            </w:r>
+          </w:p>
+        </w:tc>
+      </w:tr>
+      <w:tr>
+        <w:tc>
+          <w:tcPr/>
+          <w:p>
+            <w:pPr>
+              <w:pStyle w:val="Compact"/>
+            </w:pPr>
+            <w:r>
+              <w:t xml:space="preserve">Deployment unit</w:t>
+            </w:r>
+          </w:p>
+        </w:tc>
+        <w:tc>
+          <w:tcPr/>
+          <w:p>
+            <w:pPr>
+              <w:pStyle w:val="Compact"/>
+            </w:pPr>
+            <w:r>
+              <w:t xml:space="preserve">Multi-service or external control plane</w:t>
+            </w:r>
+          </w:p>
+        </w:tc>
+        <w:tc>
+          <w:tcPr/>
+          <w:p>
+            <w:pPr>
+              <w:pStyle w:val="Compact"/>
+            </w:pPr>
+            <w:r>
+              <w:t xml:space="preserve">Often custom harnesses</w:t>
+            </w:r>
+          </w:p>
+        </w:tc>
+        <w:tc>
+          <w:tcPr/>
+          <w:p>
+            <w:pPr>
+              <w:pStyle w:val="Compact"/>
+            </w:pPr>
+            <w:r>
+              <w:t xml:space="preserve">Single executable with embedded admin routes</w:t>
+            </w:r>
+          </w:p>
+        </w:tc>
+      </w:tr>
+      <w:tr>
+        <w:tc>
+          <w:tcPr/>
+          <w:p>
+            <w:pPr>
+              <w:pStyle w:val="Compact"/>
+            </w:pPr>
+            <w:r>
+              <w:t xml:space="preserve">Control interface</w:t>
+            </w:r>
+          </w:p>
+        </w:tc>
+        <w:tc>
+          <w:tcPr/>
+          <w:p>
+            <w:pPr>
+              <w:pStyle w:val="Compact"/>
+            </w:pPr>
+            <w:r>
+              <w:t xml:space="preserve">Mixed SQL + vendor APIs</w:t>
+            </w:r>
+          </w:p>
+        </w:tc>
+        <w:tc>
+          <w:tcPr/>
+          <w:p>
+            <w:pPr>
+              <w:pStyle w:val="Compact"/>
+            </w:pPr>
+            <w:r>
+              <w:t xml:space="preserve">Often experimental APIs only</w:t>
+            </w:r>
+          </w:p>
+        </w:tc>
+        <w:tc>
+          <w:tcPr/>
+          <w:p>
+            <w:pPr>
+              <w:pStyle w:val="Compact"/>
+            </w:pPr>
+            <w:r>
+              <w:t xml:space="preserve">Typed SkeinQL RPC + SQL compatibility path</w:t>
+            </w:r>
+          </w:p>
+        </w:tc>
+      </w:tr>
+      <w:tr>
+        <w:tc>
+          <w:tcPr/>
+          <w:p>
+            <w:pPr>
+              <w:pStyle w:val="Compact"/>
+            </w:pPr>
+            <w:r>
+              <w:t xml:space="preserve">Admin UX parity with API</w:t>
+            </w:r>
+          </w:p>
+        </w:tc>
+        <w:tc>
+          <w:tcPr/>
+          <w:p>
+            <w:pPr>
+              <w:pStyle w:val="Compact"/>
+            </w:pPr>
+            <w:r>
+              <w:t xml:space="preserve">Varies by vendor and release</w:t>
+            </w:r>
+          </w:p>
+        </w:tc>
+        <w:tc>
+          <w:tcPr/>
+          <w:p>
+            <w:pPr>
+              <w:pStyle w:val="Compact"/>
+            </w:pPr>
+            <w:r>
+              <w:t xml:space="preserve">Usually limited</w:t>
+            </w:r>
+          </w:p>
+        </w:tc>
+        <w:tc>
+          <w:tcPr/>
+          <w:p>
+            <w:pPr>
+              <w:pStyle w:val="Compact"/>
+            </w:pPr>
+            <w:r>
+              <w:t xml:space="preserve">Explicit panel-to-method mapping + RPC fallback</w:t>
+            </w:r>
+          </w:p>
+        </w:tc>
+      </w:tr>
+      <w:tr>
+        <w:tc>
+          <w:tcPr/>
+          <w:p>
+            <w:pPr>
+              <w:pStyle w:val="Compact"/>
+            </w:pPr>
+            <w:r>
+              <w:t xml:space="preserve">Cluster control discoverability</w:t>
+            </w:r>
+          </w:p>
+        </w:tc>
+        <w:tc>
+          <w:tcPr/>
+          <w:p>
+            <w:pPr>
+              <w:pStyle w:val="Compact"/>
+            </w:pPr>
+            <w:r>
+              <w:t xml:space="preserve">Often documentation-driven</w:t>
+            </w:r>
+          </w:p>
+        </w:tc>
+        <w:tc>
+          <w:tcPr/>
+          <w:p>
+            <w:pPr>
+              <w:pStyle w:val="Compact"/>
+            </w:pPr>
+            <w:r>
+              <w:t xml:space="preserve">Often code-driven</w:t>
+            </w:r>
+          </w:p>
+        </w:tc>
+        <w:tc>
+          <w:tcPr/>
+          <w:p>
+            <w:pPr>
+              <w:pStyle w:val="Compact"/>
+            </w:pPr>
+            <w:r>
+              <w:t xml:space="preserve">Runtime</w:t>
+            </w:r>
+            <w:r>
+              <w:t xml:space="preserve"> </w:t>
+            </w:r>
+            <w:r>
+              <w:rPr>
+                <w:rStyle w:val="VerbatimChar"/>
+              </w:rPr>
+              <w:t xml:space="preserve">system.capabilities</w:t>
+            </w:r>
+            <w:r>
+              <w:t xml:space="preserve"> </w:t>
+            </w:r>
+            <w:r>
+              <w:t xml:space="preserve">introspection</w:t>
+            </w:r>
+          </w:p>
+        </w:tc>
+      </w:tr>
+      <w:tr>
+        <w:tc>
+          <w:tcPr/>
+          <w:p>
+            <w:pPr>
+              <w:pStyle w:val="Compact"/>
+            </w:pPr>
+            <w:r>
+              <w:t xml:space="preserve">Reproducibility emphasis</w:t>
+            </w:r>
+          </w:p>
+        </w:tc>
+        <w:tc>
+          <w:tcPr/>
+          <w:p>
+            <w:pPr>
+              <w:pStyle w:val="Compact"/>
+            </w:pPr>
+            <w:r>
+              <w:t xml:space="preserve">High in mature products, low transparency</w:t>
+            </w:r>
+          </w:p>
+        </w:tc>
+        <w:tc>
+          <w:tcPr/>
+          <w:p>
+            <w:pPr>
+              <w:pStyle w:val="Compact"/>
+            </w:pPr>
+            <w:r>
+              <w:t xml:space="preserve">High in papers, low operator usability</w:t>
+            </w:r>
+          </w:p>
+        </w:tc>
+        <w:tc>
+          <w:tcPr/>
+          <w:p>
+            <w:pPr>
+              <w:pStyle w:val="Compact"/>
+            </w:pPr>
+            <w:r>
+              <w:t xml:space="preserve">High local reproducibility + operator-facing workflows</w:t>
+            </w:r>
+          </w:p>
+        </w:tc>
+      </w:tr>
+      <w:tr>
+        <w:tc>
+          <w:tcPr/>
+          <w:p>
+            <w:pPr>
+              <w:pStyle w:val="Compact"/>
+            </w:pPr>
+            <w:r>
+              <w:t xml:space="preserve">Research agenda integration</w:t>
+            </w:r>
+          </w:p>
+        </w:tc>
+        <w:tc>
+          <w:tcPr/>
+          <w:p>
+            <w:pPr>
+              <w:pStyle w:val="Compact"/>
+            </w:pPr>
+            <w:r>
+              <w:t xml:space="preserve">Usually external</w:t>
+            </w:r>
+          </w:p>
+        </w:tc>
+        <w:tc>
+          <w:tcPr/>
+          <w:p>
+            <w:pPr>
+              <w:pStyle w:val="Compact"/>
+            </w:pPr>
+            <w:r>
+              <w:t xml:space="preserve">Usually central but isolated</w:t>
+            </w:r>
+          </w:p>
+        </w:tc>
+        <w:tc>
+          <w:tcPr/>
+          <w:p>
+            <w:pPr>
+              <w:pStyle w:val="Compact"/>
+            </w:pPr>
+            <w:r>
+              <w:t xml:space="preserve">Integrated in repository with method/test artifacts</w:t>
+            </w:r>
+          </w:p>
+        </w:tc>
+      </w:tr>
+    </w:tbl>
+    <w:p>
+      <w:pPr>
+        <w:pStyle w:val="BodyText"/>
+      </w:pPr>
+      <w:r>
+        <w:t xml:space="preserve">This framing is not intended as a benchmark superiority claim. It clarifies design priorities and tradeoffs at this prototype maturity phase.</w:t>
+      </w:r>
+    </w:p>
+    <w:bookmarkEnd w:id="25"/>
+    <w:bookmarkEnd w:id="26"/>
+    <w:bookmarkStart w:id="33" w:name="system-overview"/>
+    <w:p>
+      <w:pPr>
+        <w:pStyle w:val="Heading2"/>
+      </w:pPr>
+      <w:r>
+        <w:t xml:space="preserve">3. System overview</w:t>
+      </w:r>
+    </w:p>
+    <w:bookmarkStart w:id="27" w:name="runtime-composition"/>
+    <w:p>
+      <w:pPr>
+        <w:pStyle w:val="Heading3"/>
+      </w:pPr>
+      <w:r>
+        <w:t xml:space="preserve">3.1 Runtime composition</w:t>
+      </w:r>
+    </w:p>
+    <w:p>
+      <w:pPr>
+        <w:pStyle w:val="FirstParagraph"/>
+      </w:pPr>
+      <w:r>
+        <w:t xml:space="preserve">A SkeinDB process includes:</w:t>
+      </w:r>
+    </w:p>
+    <w:p>
+      <w:pPr>
+        <w:pStyle w:val="Compact"/>
+        <w:numPr>
+          <w:ilvl w:val="0"/>
+          <w:numId w:val="1013"/>
+        </w:numPr>
+      </w:pPr>
+      <w:r>
+        <w:t xml:space="preserve">HTTP RPC endpoint (</w:t>
+      </w:r>
+      <w:r>
+        <w:rPr>
+          <w:rStyle w:val="VerbatimChar"/>
+        </w:rPr>
+        <w:t xml:space="preserve">/api/v1/rpc</w:t>
+      </w:r>
+      <w:r>
+        <w:t xml:space="preserve">),</w:t>
+      </w:r>
+    </w:p>
+    <w:p>
+      <w:pPr>
+        <w:pStyle w:val="Compact"/>
+        <w:numPr>
+          <w:ilvl w:val="0"/>
+          <w:numId w:val="1013"/>
+        </w:numPr>
+      </w:pPr>
+      <w:r>
+        <w:t xml:space="preserve">optional QUIC RPC transport,</w:t>
+      </w:r>
+    </w:p>
+    <w:p>
+      <w:pPr>
+        <w:pStyle w:val="Compact"/>
+        <w:numPr>
+          <w:ilvl w:val="0"/>
+          <w:numId w:val="1013"/>
+        </w:numPr>
+      </w:pPr>
+      <w:r>
+        <w:t xml:space="preserve">embedded SkeinAdmin assets and routes (</w:t>
+      </w:r>
+      <w:r>
+        <w:rPr>
+          <w:rStyle w:val="VerbatimChar"/>
+        </w:rPr>
+        <w:t xml:space="preserve">/admin</w:t>
+      </w:r>
+      <w:r>
+        <w:t xml:space="preserve">,</w:t>
+      </w:r>
+      <w:r>
+        <w:t xml:space="preserve"> </w:t>
+      </w:r>
+      <w:r>
+        <w:rPr>
+          <w:rStyle w:val="VerbatimChar"/>
+        </w:rPr>
+        <w:t xml:space="preserve">/console</w:t>
+      </w:r>
+      <w:r>
+        <w:t xml:space="preserve">),</w:t>
+      </w:r>
+    </w:p>
+    <w:p>
+      <w:pPr>
+        <w:pStyle w:val="Compact"/>
+        <w:numPr>
+          <w:ilvl w:val="0"/>
+          <w:numId w:val="1013"/>
+        </w:numPr>
+      </w:pPr>
+      <w:r>
+        <w:t xml:space="preserve">execution engine (schema/data/query families and experimental method families),</w:t>
+      </w:r>
+    </w:p>
+    <w:p>
+      <w:pPr>
+        <w:pStyle w:val="Compact"/>
+        <w:numPr>
+          <w:ilvl w:val="0"/>
+          <w:numId w:val="1013"/>
+        </w:numPr>
+      </w:pPr>
+      <w:r>
+        <w:t xml:space="preserve">settings and control metadata persistence.</w:t>
+      </w:r>
+    </w:p>
+    <w:p>
+      <w:pPr>
+        <w:pStyle w:val="FirstParagraph"/>
+      </w:pPr>
+      <w:r>
+        <w:t xml:space="preserve">This composition preserves local portability while exposing a broad method surface.</w:t>
+      </w:r>
+    </w:p>
+    <w:bookmarkEnd w:id="27"/>
+    <w:bookmarkStart w:id="28" w:name="core-interface-families"/>
+    <w:p>
+      <w:pPr>
+        <w:pStyle w:val="Heading3"/>
+      </w:pPr>
+      <w:r>
+        <w:t xml:space="preserve">3.2 Core interface families</w:t>
+      </w:r>
+    </w:p>
+    <w:p>
+      <w:pPr>
+        <w:pStyle w:val="FirstParagraph"/>
+      </w:pPr>
+      <w:r>
+        <w:t xml:space="preserve">The runtime capability endpoint reports method families spanning:</w:t>
+      </w:r>
+    </w:p>
+    <w:p>
+      <w:pPr>
+        <w:pStyle w:val="Compact"/>
+        <w:numPr>
+          <w:ilvl w:val="0"/>
+          <w:numId w:val="1014"/>
+        </w:numPr>
+      </w:pPr>
+      <w:r>
+        <w:rPr>
+          <w:b/>
+          <w:bCs/>
+        </w:rPr>
+        <w:t xml:space="preserve">System and operational controls:</w:t>
+      </w:r>
+      <w:r>
+        <w:t xml:space="preserve"> </w:t>
+      </w:r>
+      <w:r>
+        <w:rPr>
+          <w:rStyle w:val="VerbatimChar"/>
+        </w:rPr>
+        <w:t xml:space="preserve">system.*</w:t>
+      </w:r>
+      <w:r>
+        <w:t xml:space="preserve">,</w:t>
+      </w:r>
+      <w:r>
+        <w:t xml:space="preserve"> </w:t>
+      </w:r>
+      <w:r>
+        <w:rPr>
+          <w:rStyle w:val="VerbatimChar"/>
+        </w:rPr>
+        <w:t xml:space="preserve">transport.*</w:t>
+      </w:r>
+      <w:r>
+        <w:t xml:space="preserve">,</w:t>
+      </w:r>
+      <w:r>
+        <w:t xml:space="preserve"> </w:t>
+      </w:r>
+      <w:r>
+        <w:rPr>
+          <w:rStyle w:val="VerbatimChar"/>
+        </w:rPr>
+        <w:t xml:space="preserve">stats.*</w:t>
+      </w:r>
+      <w:r>
+        <w:t xml:space="preserve">,</w:t>
+      </w:r>
+      <w:r>
+        <w:t xml:space="preserve"> </w:t>
+      </w:r>
+      <w:r>
+        <w:rPr>
+          <w:rStyle w:val="VerbatimChar"/>
+        </w:rPr>
+        <w:t xml:space="preserve">settings.*</w:t>
+      </w:r>
+      <w:r>
+        <w:t xml:space="preserve">.</w:t>
+      </w:r>
+    </w:p>
+    <w:p>
+      <w:pPr>
+        <w:pStyle w:val="Compact"/>
+        <w:numPr>
+          <w:ilvl w:val="0"/>
+          <w:numId w:val="1014"/>
+        </w:numPr>
+      </w:pPr>
+      <w:r>
+        <w:rPr>
+          <w:b/>
+          <w:bCs/>
+        </w:rPr>
+        <w:t xml:space="preserve">Data path controls:</w:t>
+      </w:r>
+      <w:r>
+        <w:t xml:space="preserve"> </w:t>
+      </w:r>
+      <w:r>
+        <w:rPr>
+          <w:rStyle w:val="VerbatimChar"/>
+        </w:rPr>
+        <w:t xml:space="preserve">schema.*</w:t>
+      </w:r>
+      <w:r>
+        <w:t xml:space="preserve">,</w:t>
+      </w:r>
+      <w:r>
+        <w:t xml:space="preserve"> </w:t>
+      </w:r>
+      <w:r>
+        <w:rPr>
+          <w:rStyle w:val="VerbatimChar"/>
+        </w:rPr>
+        <w:t xml:space="preserve">data.*</w:t>
+      </w:r>
+      <w:r>
+        <w:t xml:space="preserve">,</w:t>
+      </w:r>
+      <w:r>
+        <w:t xml:space="preserve"> </w:t>
+      </w:r>
+      <w:r>
+        <w:rPr>
+          <w:rStyle w:val="VerbatimChar"/>
+        </w:rPr>
+        <w:t xml:space="preserve">query.*</w:t>
+      </w:r>
+      <w:r>
+        <w:t xml:space="preserve">,</w:t>
+      </w:r>
+      <w:r>
+        <w:t xml:space="preserve"> </w:t>
+      </w:r>
+      <w:r>
+        <w:rPr>
+          <w:rStyle w:val="VerbatimChar"/>
+        </w:rPr>
+        <w:t xml:space="preserve">view.*</w:t>
+      </w:r>
+      <w:r>
+        <w:t xml:space="preserve">.</w:t>
+      </w:r>
+    </w:p>
+    <w:p>
+      <w:pPr>
+        <w:pStyle w:val="Compact"/>
+        <w:numPr>
+          <w:ilvl w:val="0"/>
+          <w:numId w:val="1014"/>
+        </w:numPr>
+      </w:pPr>
+      <w:r>
+        <w:rPr>
+          <w:b/>
+          <w:bCs/>
+        </w:rPr>
+        <w:t xml:space="preserve">Cluster controls:</w:t>
+      </w:r>
+      <w:r>
+        <w:t xml:space="preserve"> </w:t>
+      </w:r>
+      <w:r>
+        <w:rPr>
+          <w:rStyle w:val="VerbatimChar"/>
+        </w:rPr>
+        <w:t xml:space="preserve">cluster.*</w:t>
+      </w:r>
+      <w:r>
+        <w:t xml:space="preserve">.</w:t>
+      </w:r>
+    </w:p>
+    <w:p>
+      <w:pPr>
+        <w:pStyle w:val="Compact"/>
+        <w:numPr>
+          <w:ilvl w:val="0"/>
+          <w:numId w:val="1014"/>
+        </w:numPr>
+      </w:pPr>
+      <w:r>
+        <w:rPr>
+          <w:b/>
+          <w:bCs/>
+        </w:rPr>
         <w:t xml:space="preserve">Research extensions:</w:t>
       </w:r>
       <w:r>
@@ -1490,8 +2044,8 @@
         <w:t xml:space="preserve">The explicit method model allows progressive expansion without silently changing behavior behind fixed endpoints.</w:t>
       </w:r>
     </w:p>
-    <w:bookmarkEnd w:id="26"/>
-    <w:bookmarkStart w:id="30" w:name="architecture-diagram"/>
+    <w:bookmarkEnd w:id="28"/>
+    <w:bookmarkStart w:id="32" w:name="architecture-diagram"/>
     <w:p>
       <w:pPr>
         <w:pStyle w:val="Heading3"/>
@@ -1509,18 +2063,18 @@
           <wp:inline>
             <wp:extent cx="5334000" cy="3151909"/>
             <wp:effectExtent b="0" l="0" r="0" t="0"/>
-            <wp:docPr descr="Figure 1. SkeinDB architecture" title="" id="28" name="Picture"/>
+            <wp:docPr descr="Figure 1. SkeinDB architecture" title="" id="30" name="Picture"/>
             <a:graphic>
               <a:graphicData uri="http://schemas.openxmlformats.org/drawingml/2006/picture">
                 <pic:pic>
                   <pic:nvPicPr>
-                    <pic:cNvPr descr="figures/figure1_architecture_overview.png" id="29" name="Picture"/>
+                    <pic:cNvPr descr="figures/figure1_architecture_overview.png" id="31" name="Picture"/>
                     <pic:cNvPicPr>
                       <a:picLocks noChangeArrowheads="1" noChangeAspect="1"/>
                     </pic:cNvPicPr>
                   </pic:nvPicPr>
                   <pic:blipFill>
-                    <a:blip r:embed="rId27"/>
+                    <a:blip r:embed="rId29"/>
                     <a:stretch>
                       <a:fillRect/>
                     </a:stretch>
@@ -1573,9 +2127,9 @@
         <w:t xml:space="preserve">illustrates how clients, RPC transports, admin assets, and engine/state components coexist in one process. This arrangement is useful for rapid setup and controlled interface growth.</w:t>
       </w:r>
     </w:p>
-    <w:bookmarkEnd w:id="30"/>
-    <w:bookmarkEnd w:id="31"/>
-    <w:bookmarkStart w:id="38" w:name="cluster-control-plane-design"/>
+    <w:bookmarkEnd w:id="32"/>
+    <w:bookmarkEnd w:id="33"/>
+    <w:bookmarkStart w:id="40" w:name="cluster-control-plane-design"/>
     <w:p>
       <w:pPr>
         <w:pStyle w:val="Heading2"/>
@@ -1584,7 +2138,7 @@
         <w:t xml:space="preserve">4. Cluster control-plane design</w:t>
       </w:r>
     </w:p>
-    <w:bookmarkStart w:id="32" w:name="implemented-method-set"/>
+    <w:bookmarkStart w:id="34" w:name="implemented-method-set"/>
     <w:p>
       <w:pPr>
         <w:pStyle w:val="Heading3"/>
@@ -2113,8 +2667,8 @@
         <w:t xml:space="preserve">The control-plane is intentionally explicit: operators can inspect and modify topology-related state using direct method calls with typed parameters.</w:t>
       </w:r>
     </w:p>
-    <w:bookmarkEnd w:id="32"/>
-    <w:bookmarkStart w:id="33" w:name="cluster-state-model"/>
+    <w:bookmarkEnd w:id="34"/>
+    <w:bookmarkStart w:id="35" w:name="cluster-state-model"/>
     <w:p>
       <w:pPr>
         <w:pStyle w:val="Heading3"/>
@@ -2136,7 +2690,7 @@
         <w:pStyle w:val="Compact"/>
         <w:numPr>
           <w:ilvl w:val="0"/>
-          <w:numId w:val="1013"/>
+          <w:numId w:val="1015"/>
         </w:numPr>
       </w:pPr>
       <w:r>
@@ -2148,7 +2702,7 @@
         <w:pStyle w:val="Compact"/>
         <w:numPr>
           <w:ilvl w:val="0"/>
-          <w:numId w:val="1013"/>
+          <w:numId w:val="1015"/>
         </w:numPr>
       </w:pPr>
       <w:r>
@@ -2160,7 +2714,7 @@
         <w:pStyle w:val="Compact"/>
         <w:numPr>
           <w:ilvl w:val="0"/>
-          <w:numId w:val="1013"/>
+          <w:numId w:val="1015"/>
         </w:numPr>
       </w:pPr>
       <w:r>
@@ -2172,7 +2726,7 @@
         <w:pStyle w:val="Compact"/>
         <w:numPr>
           <w:ilvl w:val="0"/>
-          <w:numId w:val="1013"/>
+          <w:numId w:val="1015"/>
         </w:numPr>
       </w:pPr>
       <w:r>
@@ -2184,7 +2738,7 @@
         <w:pStyle w:val="Compact"/>
         <w:numPr>
           <w:ilvl w:val="0"/>
-          <w:numId w:val="1013"/>
+          <w:numId w:val="1015"/>
         </w:numPr>
       </w:pPr>
       <w:r>
@@ -2196,7 +2750,7 @@
         <w:pStyle w:val="Compact"/>
         <w:numPr>
           <w:ilvl w:val="0"/>
-          <w:numId w:val="1013"/>
+          <w:numId w:val="1015"/>
         </w:numPr>
       </w:pPr>
       <w:r>
@@ -2208,7 +2762,7 @@
         <w:pStyle w:val="Compact"/>
         <w:numPr>
           <w:ilvl w:val="0"/>
-          <w:numId w:val="1013"/>
+          <w:numId w:val="1015"/>
         </w:numPr>
       </w:pPr>
       <w:r>
@@ -2232,8 +2786,8 @@
         <w:t xml:space="preserve">) and reloaded on startup. Persisting this metadata makes cluster behavior inspectable and durable across restarts without introducing a separate coordination service at prototype stage.</w:t>
       </w:r>
     </w:p>
-    <w:bookmarkEnd w:id="33"/>
-    <w:bookmarkStart w:id="34" w:name="join-token-lifecycle"/>
+    <w:bookmarkEnd w:id="35"/>
+    <w:bookmarkStart w:id="36" w:name="join-token-lifecycle"/>
     <w:p>
       <w:pPr>
         <w:pStyle w:val="Heading3"/>
@@ -2275,7 +2829,7 @@
         <w:pStyle w:val="Compact"/>
         <w:numPr>
           <w:ilvl w:val="0"/>
-          <w:numId w:val="1014"/>
+          <w:numId w:val="1016"/>
         </w:numPr>
       </w:pPr>
       <w:r>
@@ -2287,7 +2841,7 @@
         <w:pStyle w:val="Compact"/>
         <w:numPr>
           <w:ilvl w:val="0"/>
-          <w:numId w:val="1014"/>
+          <w:numId w:val="1016"/>
         </w:numPr>
       </w:pPr>
       <w:r>
@@ -2299,15 +2853,15 @@
         <w:pStyle w:val="Compact"/>
         <w:numPr>
           <w:ilvl w:val="0"/>
-          <w:numId w:val="1014"/>
+          <w:numId w:val="1016"/>
         </w:numPr>
       </w:pPr>
       <w:r>
         <w:t xml:space="preserve">join semantics remain scriptable and UI-friendly.</w:t>
       </w:r>
     </w:p>
-    <w:bookmarkEnd w:id="34"/>
-    <w:bookmarkStart w:id="35" w:name="node-lifecycle-and-promotion-semantics"/>
+    <w:bookmarkEnd w:id="36"/>
+    <w:bookmarkStart w:id="37" w:name="node-lifecycle-and-promotion-semantics"/>
     <w:p>
       <w:pPr>
         <w:pStyle w:val="Heading3"/>
@@ -2332,8 +2886,8 @@
         <w:t xml:space="preserve">This behavior is still policy-light (no external consensus election), but it establishes the critical state transitions and operational UX needed for later hardening.</w:t>
       </w:r>
     </w:p>
-    <w:bookmarkEnd w:id="35"/>
-    <w:bookmarkStart w:id="36" w:name="shard-placement-metadata"/>
+    <w:bookmarkEnd w:id="37"/>
+    <w:bookmarkStart w:id="38" w:name="shard-placement-metadata"/>
     <w:p>
       <w:pPr>
         <w:pStyle w:val="Heading3"/>
@@ -2358,8 +2912,8 @@
         <w:t xml:space="preserve">In production-grade systems, shard policies often include capacity models, failure domains, and cost objectives. The current implementation is a stepping stone: stable control contracts first, richer policy engines second.</w:t>
       </w:r>
     </w:p>
-    <w:bookmarkEnd w:id="36"/>
-    <w:bookmarkStart w:id="37" w:name="write-ownership-guard"/>
+    <w:bookmarkEnd w:id="38"/>
+    <w:bookmarkStart w:id="39" w:name="write-ownership-guard"/>
     <w:p>
       <w:pPr>
         <w:pStyle w:val="Heading3"/>
@@ -2384,9 +2938,9 @@
         <w:t xml:space="preserve">This guard is significant because it prevents split-write acceptance in the absence of a mature consensus router, preserving a coherent authority model while advanced failover logic is still in development.</w:t>
       </w:r>
     </w:p>
-    <w:bookmarkEnd w:id="37"/>
-    <w:bookmarkEnd w:id="38"/>
-    <w:bookmarkStart w:id="46" w:name="replication-transport-behavior"/>
+    <w:bookmarkEnd w:id="39"/>
+    <w:bookmarkEnd w:id="40"/>
+    <w:bookmarkStart w:id="48" w:name="replication-transport-behavior"/>
     <w:p>
       <w:pPr>
         <w:pStyle w:val="Heading2"/>
@@ -2395,7 +2949,7 @@
         <w:t xml:space="preserve">5. Replication transport behavior</w:t>
       </w:r>
     </w:p>
-    <w:bookmarkStart w:id="39" w:name="prototype-replication-path"/>
+    <w:bookmarkStart w:id="41" w:name="prototype-replication-path"/>
     <w:p>
       <w:pPr>
         <w:pStyle w:val="Heading3"/>
@@ -2421,8 +2975,8 @@
         <w:t xml:space="preserve">) so replicas can apply writes without recursively propagating them.</w:t>
       </w:r>
     </w:p>
-    <w:bookmarkEnd w:id="39"/>
-    <w:bookmarkStart w:id="43" w:name="replication-workflow-diagram"/>
+    <w:bookmarkEnd w:id="41"/>
+    <w:bookmarkStart w:id="45" w:name="replication-workflow-diagram"/>
     <w:p>
       <w:pPr>
         <w:pStyle w:val="Heading3"/>
@@ -2440,18 +2994,18 @@
           <wp:inline>
             <wp:extent cx="5334000" cy="3394363"/>
             <wp:effectExtent b="0" l="0" r="0" t="0"/>
-            <wp:docPr descr="Figure 2. Cluster control and replication flow" title="" id="41" name="Picture"/>
+            <wp:docPr descr="Figure 2. Cluster control and replication flow" title="" id="43" name="Picture"/>
             <a:graphic>
               <a:graphicData uri="http://schemas.openxmlformats.org/drawingml/2006/picture">
                 <pic:pic>
                   <pic:nvPicPr>
-                    <pic:cNvPr descr="figures/figure2_cluster_control_flow.png" id="42" name="Picture"/>
+                    <pic:cNvPr descr="figures/figure2_cluster_control_flow.png" id="44" name="Picture"/>
                     <pic:cNvPicPr>
                       <a:picLocks noChangeArrowheads="1" noChangeAspect="1"/>
                     </pic:cNvPicPr>
                   </pic:nvPicPr>
                   <pic:blipFill>
-                    <a:blip r:embed="rId40"/>
+                    <a:blip r:embed="rId42"/>
                     <a:stretch>
                       <a:fillRect/>
                     </a:stretch>
@@ -2504,8 +3058,8 @@
         <w:t xml:space="preserve">summarizes join, ownership, write, fanout, and persistence steps. The model prioritizes correctness and observability over transport optimality.</w:t>
       </w:r>
     </w:p>
-    <w:bookmarkEnd w:id="43"/>
-    <w:bookmarkStart w:id="44" w:name="telemetry-and-error-visibility"/>
+    <w:bookmarkEnd w:id="45"/>
+    <w:bookmarkStart w:id="46" w:name="telemetry-and-error-visibility"/>
     <w:p>
       <w:pPr>
         <w:pStyle w:val="Heading3"/>
@@ -2522,8 +3076,8 @@
         <w:t xml:space="preserve">Replication counters include shipped operations, failed operations, and last error. These values are exposed through cluster status and statistics surfaces, allowing operators to quickly identify fanout failures without deep log scraping.</w:t>
       </w:r>
     </w:p>
-    <w:bookmarkEnd w:id="44"/>
-    <w:bookmarkStart w:id="45" w:name="design-tradeoffs"/>
+    <w:bookmarkEnd w:id="46"/>
+    <w:bookmarkStart w:id="47" w:name="design-tradeoffs"/>
     <w:p>
       <w:pPr>
         <w:pStyle w:val="Heading3"/>
@@ -2545,7 +3099,7 @@
         <w:pStyle w:val="Compact"/>
         <w:numPr>
           <w:ilvl w:val="0"/>
-          <w:numId w:val="1015"/>
+          <w:numId w:val="1017"/>
         </w:numPr>
       </w:pPr>
       <w:r>
@@ -2557,7 +3111,7 @@
         <w:pStyle w:val="Compact"/>
         <w:numPr>
           <w:ilvl w:val="0"/>
-          <w:numId w:val="1015"/>
+          <w:numId w:val="1017"/>
         </w:numPr>
       </w:pPr>
       <w:r>
@@ -2569,7 +3123,7 @@
         <w:pStyle w:val="Compact"/>
         <w:numPr>
           <w:ilvl w:val="0"/>
-          <w:numId w:val="1015"/>
+          <w:numId w:val="1017"/>
         </w:numPr>
       </w:pPr>
       <w:r>
@@ -2584,9 +3138,9 @@
         <w:t xml:space="preserve">Despite these limits, the prototype path is valuable because it exercises full lifecycle integration: API contracts, admin actions, persistence, and test coverage are all in place.</w:t>
       </w:r>
     </w:p>
-    <w:bookmarkEnd w:id="45"/>
-    <w:bookmarkEnd w:id="46"/>
-    <w:bookmarkStart w:id="55" w:name="X387f3ff6926b6720b28c5370060ec7aa2214be1"/>
+    <w:bookmarkEnd w:id="47"/>
+    <w:bookmarkEnd w:id="48"/>
+    <w:bookmarkStart w:id="57" w:name="X387f3ff6926b6720b28c5370060ec7aa2214be1"/>
     <w:p>
       <w:pPr>
         <w:pStyle w:val="Heading2"/>
@@ -2595,7 +3149,7 @@
         <w:t xml:space="preserve">6. SkeinAdmin: phpMyAdmin-like operations for SkeinDB</w:t>
       </w:r>
     </w:p>
-    <w:bookmarkStart w:id="47" w:name="route-model-and-mode-separation"/>
+    <w:bookmarkStart w:id="49" w:name="route-model-and-mode-separation"/>
     <w:p>
       <w:pPr>
         <w:pStyle w:val="Heading3"/>
@@ -2617,7 +3171,7 @@
         <w:pStyle w:val="Compact"/>
         <w:numPr>
           <w:ilvl w:val="0"/>
-          <w:numId w:val="1016"/>
+          <w:numId w:val="1018"/>
         </w:numPr>
       </w:pPr>
       <w:r>
@@ -2638,7 +3192,7 @@
         <w:pStyle w:val="Compact"/>
         <w:numPr>
           <w:ilvl w:val="0"/>
-          <w:numId w:val="1016"/>
+          <w:numId w:val="1018"/>
         </w:numPr>
       </w:pPr>
       <w:r>
@@ -2662,8 +3216,8 @@
         <w:t xml:space="preserve">Both routes share one UI codebase but adjust mode-specific emphasis. This resolves earlier confusion where users observed similar layouts without clear operational distinction.</w:t>
       </w:r>
     </w:p>
-    <w:bookmarkEnd w:id="47"/>
-    <w:bookmarkStart w:id="48" w:name="panel-coverage"/>
+    <w:bookmarkEnd w:id="49"/>
+    <w:bookmarkStart w:id="50" w:name="panel-coverage"/>
     <w:p>
       <w:pPr>
         <w:pStyle w:val="Heading3"/>
@@ -2685,7 +3239,7 @@
         <w:pStyle w:val="Compact"/>
         <w:numPr>
           <w:ilvl w:val="0"/>
-          <w:numId w:val="1017"/>
+          <w:numId w:val="1019"/>
         </w:numPr>
       </w:pPr>
       <w:r>
@@ -2697,7 +3251,7 @@
         <w:pStyle w:val="Compact"/>
         <w:numPr>
           <w:ilvl w:val="0"/>
-          <w:numId w:val="1017"/>
+          <w:numId w:val="1019"/>
         </w:numPr>
       </w:pPr>
       <w:r>
@@ -2709,7 +3263,7 @@
         <w:pStyle w:val="Compact"/>
         <w:numPr>
           <w:ilvl w:val="0"/>
-          <w:numId w:val="1017"/>
+          <w:numId w:val="1019"/>
         </w:numPr>
       </w:pPr>
       <w:r>
@@ -2721,7 +3275,7 @@
         <w:pStyle w:val="Compact"/>
         <w:numPr>
           <w:ilvl w:val="0"/>
-          <w:numId w:val="1017"/>
+          <w:numId w:val="1019"/>
         </w:numPr>
       </w:pPr>
       <w:r>
@@ -2733,7 +3287,7 @@
         <w:pStyle w:val="Compact"/>
         <w:numPr>
           <w:ilvl w:val="0"/>
-          <w:numId w:val="1017"/>
+          <w:numId w:val="1019"/>
         </w:numPr>
       </w:pPr>
       <w:r>
@@ -2745,7 +3299,7 @@
         <w:pStyle w:val="Compact"/>
         <w:numPr>
           <w:ilvl w:val="0"/>
-          <w:numId w:val="1017"/>
+          <w:numId w:val="1019"/>
         </w:numPr>
       </w:pPr>
       <w:r>
@@ -2757,7 +3311,7 @@
         <w:pStyle w:val="Compact"/>
         <w:numPr>
           <w:ilvl w:val="0"/>
-          <w:numId w:val="1017"/>
+          <w:numId w:val="1019"/>
         </w:numPr>
       </w:pPr>
       <w:r>
@@ -2769,7 +3323,7 @@
         <w:pStyle w:val="Compact"/>
         <w:numPr>
           <w:ilvl w:val="0"/>
-          <w:numId w:val="1017"/>
+          <w:numId w:val="1019"/>
         </w:numPr>
       </w:pPr>
       <w:r>
@@ -2781,7 +3335,7 @@
         <w:pStyle w:val="Compact"/>
         <w:numPr>
           <w:ilvl w:val="0"/>
-          <w:numId w:val="1017"/>
+          <w:numId w:val="1019"/>
         </w:numPr>
       </w:pPr>
       <w:r>
@@ -2796,8 +3350,8 @@
         <w:t xml:space="preserve">This structure aligns with familiar admin-console expectations while preserving direct access to research-oriented method families.</w:t>
       </w:r>
     </w:p>
-    <w:bookmarkEnd w:id="48"/>
-    <w:bookmarkStart w:id="52" w:name="ui-to-rpc-mapping"/>
+    <w:bookmarkEnd w:id="50"/>
+    <w:bookmarkStart w:id="54" w:name="ui-to-rpc-mapping"/>
     <w:p>
       <w:pPr>
         <w:pStyle w:val="Heading3"/>
@@ -2815,18 +3369,18 @@
           <wp:inline>
             <wp:extent cx="5334000" cy="3151909"/>
             <wp:effectExtent b="0" l="0" r="0" t="0"/>
-            <wp:docPr descr="Figure 3. SkeinAdmin panel-to-RPC map" title="" id="50" name="Picture"/>
+            <wp:docPr descr="Figure 3. SkeinAdmin panel-to-RPC map" title="" id="52" name="Picture"/>
             <a:graphic>
               <a:graphicData uri="http://schemas.openxmlformats.org/drawingml/2006/picture">
                 <pic:pic>
                   <pic:nvPicPr>
-                    <pic:cNvPr descr="figures/figure3_admin_control_map.png" id="51" name="Picture"/>
+                    <pic:cNvPr descr="figures/figure3_admin_control_map.png" id="53" name="Picture"/>
                     <pic:cNvPicPr>
                       <a:picLocks noChangeArrowheads="1" noChangeAspect="1"/>
                     </pic:cNvPicPr>
                   </pic:nvPicPr>
                   <pic:blipFill>
-                    <a:blip r:embed="rId49"/>
+                    <a:blip r:embed="rId51"/>
                     <a:stretch>
                       <a:fillRect/>
                     </a:stretch>
@@ -2909,8 +3463,8 @@
         <w:t xml:space="preserve">calls instead of placeholders.</w:t>
       </w:r>
     </w:p>
-    <w:bookmarkEnd w:id="52"/>
-    <w:bookmarkStart w:id="53" w:name="operator-affordances-added-in-this-cycle"/>
+    <w:bookmarkEnd w:id="54"/>
+    <w:bookmarkStart w:id="55" w:name="operator-affordances-added-in-this-cycle"/>
     <w:p>
       <w:pPr>
         <w:pStyle w:val="Heading3"/>
@@ -2932,7 +3486,7 @@
         <w:pStyle w:val="Compact"/>
         <w:numPr>
           <w:ilvl w:val="0"/>
-          <w:numId w:val="1018"/>
+          <w:numId w:val="1020"/>
         </w:numPr>
       </w:pPr>
       <w:r>
@@ -2944,7 +3498,7 @@
         <w:pStyle w:val="Compact"/>
         <w:numPr>
           <w:ilvl w:val="0"/>
-          <w:numId w:val="1018"/>
+          <w:numId w:val="1020"/>
         </w:numPr>
       </w:pPr>
       <w:r>
@@ -2956,7 +3510,7 @@
         <w:pStyle w:val="Compact"/>
         <w:numPr>
           <w:ilvl w:val="0"/>
-          <w:numId w:val="1018"/>
+          <w:numId w:val="1020"/>
         </w:numPr>
       </w:pPr>
       <w:r>
@@ -2968,7 +3522,7 @@
         <w:pStyle w:val="Compact"/>
         <w:numPr>
           <w:ilvl w:val="0"/>
-          <w:numId w:val="1018"/>
+          <w:numId w:val="1020"/>
         </w:numPr>
       </w:pPr>
       <w:r>
@@ -2980,7 +3534,7 @@
         <w:pStyle w:val="Compact"/>
         <w:numPr>
           <w:ilvl w:val="0"/>
-          <w:numId w:val="1018"/>
+          <w:numId w:val="1020"/>
         </w:numPr>
       </w:pPr>
       <w:r>
@@ -2992,7 +3546,7 @@
         <w:pStyle w:val="Compact"/>
         <w:numPr>
           <w:ilvl w:val="0"/>
-          <w:numId w:val="1018"/>
+          <w:numId w:val="1020"/>
         </w:numPr>
       </w:pPr>
       <w:r>
@@ -3004,7 +3558,7 @@
         <w:pStyle w:val="Compact"/>
         <w:numPr>
           <w:ilvl w:val="0"/>
-          <w:numId w:val="1018"/>
+          <w:numId w:val="1020"/>
         </w:numPr>
       </w:pPr>
       <w:r>
@@ -3019,8 +3573,8 @@
         <w:t xml:space="preserve">These behaviors directly address common operator pain points and reduce dependence on manual API calls for routine control tasks.</w:t>
       </w:r>
     </w:p>
-    <w:bookmarkEnd w:id="53"/>
-    <w:bookmarkStart w:id="54" w:name="why-phpmyadmin-like-framing-matters"/>
+    <w:bookmarkEnd w:id="55"/>
+    <w:bookmarkStart w:id="56" w:name="why-phpmyadmin-like-framing-matters"/>
     <w:p>
       <w:pPr>
         <w:pStyle w:val="Heading3"/>
@@ -3049,9 +3603,9 @@
         <w:t xml:space="preserve">in this context refers to workflow familiarity: tree navigation, table/schema operations, visible connection controls, and action-oriented administration pages. SkeinDB preserves this familiarity while exposing richer RPC-native features than a traditional SQL-only admin tool.</w:t>
       </w:r>
     </w:p>
-    <w:bookmarkEnd w:id="54"/>
-    <w:bookmarkEnd w:id="55"/>
-    <w:bookmarkStart w:id="56" w:name="research-agenda-alignment"/>
+    <w:bookmarkEnd w:id="56"/>
+    <w:bookmarkEnd w:id="57"/>
+    <w:bookmarkStart w:id="58" w:name="research-agenda-alignment"/>
     <w:p>
       <w:pPr>
         <w:pStyle w:val="Heading2"/>
@@ -4146,8 +4700,8 @@
         <w:t xml:space="preserve">This table does not claim equal production readiness across all tracks. It documents that each track now has working method surfaces, tests, or integrated artifacts instead of remaining only speculative documentation.</w:t>
       </w:r>
     </w:p>
-    <w:bookmarkEnd w:id="56"/>
-    <w:bookmarkStart w:id="62" w:name="methodology-and-evaluation-setup"/>
+    <w:bookmarkEnd w:id="58"/>
+    <w:bookmarkStart w:id="65" w:name="methodology-and-evaluation-setup"/>
     <w:p>
       <w:pPr>
         <w:pStyle w:val="Heading2"/>
@@ -4156,7 +4710,7 @@
         <w:t xml:space="preserve">8. Methodology and evaluation setup</w:t>
       </w:r>
     </w:p>
-    <w:bookmarkStart w:id="57" w:name="evaluation-objectives"/>
+    <w:bookmarkStart w:id="59" w:name="evaluation-objectives"/>
     <w:p>
       <w:pPr>
         <w:pStyle w:val="Heading3"/>
@@ -4178,7 +4732,7 @@
         <w:pStyle w:val="Compact"/>
         <w:numPr>
           <w:ilvl w:val="0"/>
-          <w:numId w:val="1019"/>
+          <w:numId w:val="1021"/>
         </w:numPr>
       </w:pPr>
       <w:r>
@@ -4200,7 +4754,7 @@
         <w:pStyle w:val="Compact"/>
         <w:numPr>
           <w:ilvl w:val="0"/>
-          <w:numId w:val="1019"/>
+          <w:numId w:val="1021"/>
         </w:numPr>
       </w:pPr>
       <w:r>
@@ -4222,7 +4776,7 @@
         <w:pStyle w:val="Compact"/>
         <w:numPr>
           <w:ilvl w:val="0"/>
-          <w:numId w:val="1019"/>
+          <w:numId w:val="1021"/>
         </w:numPr>
       </w:pPr>
       <w:r>
@@ -4244,7 +4798,7 @@
         <w:pStyle w:val="Compact"/>
         <w:numPr>
           <w:ilvl w:val="0"/>
-          <w:numId w:val="1019"/>
+          <w:numId w:val="1021"/>
         </w:numPr>
       </w:pPr>
       <w:r>
@@ -4261,8 +4815,8 @@
         <w:t xml:space="preserve">repeatable, automated test suites integrated into standard Rust workflows.</w:t>
       </w:r>
     </w:p>
-    <w:bookmarkEnd w:id="57"/>
-    <w:bookmarkStart w:id="58" w:name="build-and-toolchain-context"/>
+    <w:bookmarkEnd w:id="59"/>
+    <w:bookmarkStart w:id="60" w:name="build-and-toolchain-context"/>
     <w:p>
       <w:pPr>
         <w:pStyle w:val="Heading3"/>
@@ -4284,7 +4838,7 @@
         <w:pStyle w:val="Compact"/>
         <w:numPr>
           <w:ilvl w:val="0"/>
-          <w:numId w:val="1020"/>
+          <w:numId w:val="1022"/>
         </w:numPr>
       </w:pPr>
       <w:r>
@@ -4296,7 +4850,7 @@
         <w:pStyle w:val="Compact"/>
         <w:numPr>
           <w:ilvl w:val="0"/>
-          <w:numId w:val="1020"/>
+          <w:numId w:val="1022"/>
         </w:numPr>
       </w:pPr>
       <w:r>
@@ -4317,7 +4871,7 @@
         <w:pStyle w:val="Compact"/>
         <w:numPr>
           <w:ilvl w:val="0"/>
-          <w:numId w:val="1020"/>
+          <w:numId w:val="1022"/>
         </w:numPr>
       </w:pPr>
       <w:r>
@@ -4333,8 +4887,8 @@
         <w:t xml:space="preserve">cargo 1.92.0</w:t>
       </w:r>
     </w:p>
-    <w:bookmarkEnd w:id="58"/>
-    <w:bookmarkStart w:id="59" w:name="validation-commands"/>
+    <w:bookmarkEnd w:id="60"/>
+    <w:bookmarkStart w:id="61" w:name="validation-commands"/>
     <w:p>
       <w:pPr>
         <w:pStyle w:val="Heading3"/>
@@ -4430,8 +4984,8 @@
         <w:t xml:space="preserve">The clippy run currently reports warnings in existing engine code; these warnings are known and tracked. Test outcomes are passing.</w:t>
       </w:r>
     </w:p>
-    <w:bookmarkEnd w:id="59"/>
-    <w:bookmarkStart w:id="60" w:name="coverage-structure"/>
+    <w:bookmarkEnd w:id="61"/>
+    <w:bookmarkStart w:id="62" w:name="coverage-structure"/>
     <w:p>
       <w:pPr>
         <w:pStyle w:val="Heading3"/>
@@ -4453,7 +5007,7 @@
         <w:pStyle w:val="Compact"/>
         <w:numPr>
           <w:ilvl w:val="0"/>
-          <w:numId w:val="1021"/>
+          <w:numId w:val="1023"/>
         </w:numPr>
       </w:pPr>
       <w:r>
@@ -4465,7 +5019,7 @@
         <w:pStyle w:val="Compact"/>
         <w:numPr>
           <w:ilvl w:val="0"/>
-          <w:numId w:val="1021"/>
+          <w:numId w:val="1023"/>
         </w:numPr>
       </w:pPr>
       <w:r>
@@ -4486,7 +5040,7 @@
         <w:pStyle w:val="Compact"/>
         <w:numPr>
           <w:ilvl w:val="0"/>
-          <w:numId w:val="1021"/>
+          <w:numId w:val="1023"/>
         </w:numPr>
       </w:pPr>
       <w:r>
@@ -4507,15 +5061,15 @@
         <w:pStyle w:val="Compact"/>
         <w:numPr>
           <w:ilvl w:val="0"/>
-          <w:numId w:val="1021"/>
+          <w:numId w:val="1023"/>
         </w:numPr>
       </w:pPr>
       <w:r>
         <w:t xml:space="preserve">core crate tests and doc-tests.</w:t>
       </w:r>
     </w:p>
-    <w:bookmarkEnd w:id="60"/>
-    <w:bookmarkStart w:id="61" w:name="quantitative-runtime-evidence"/>
+    <w:bookmarkEnd w:id="62"/>
+    <w:bookmarkStart w:id="63" w:name="quantitative-runtime-evidence"/>
     <w:p>
       <w:pPr>
         <w:pStyle w:val="Heading3"/>
@@ -4537,7 +5091,7 @@
         <w:pStyle w:val="Compact"/>
         <w:numPr>
           <w:ilvl w:val="0"/>
-          <w:numId w:val="1022"/>
+          <w:numId w:val="1024"/>
         </w:numPr>
       </w:pPr>
       <w:r>
@@ -4562,7 +5116,7 @@
         <w:pStyle w:val="Compact"/>
         <w:numPr>
           <w:ilvl w:val="0"/>
-          <w:numId w:val="1022"/>
+          <w:numId w:val="1024"/>
         </w:numPr>
       </w:pPr>
       <w:r>
@@ -4587,7 +5141,7 @@
         <w:pStyle w:val="Compact"/>
         <w:numPr>
           <w:ilvl w:val="0"/>
-          <w:numId w:val="1022"/>
+          <w:numId w:val="1024"/>
         </w:numPr>
       </w:pPr>
       <w:r>
@@ -4612,31 +5166,21 @@
         <w:pStyle w:val="Compact"/>
         <w:numPr>
           <w:ilvl w:val="0"/>
-          <w:numId w:val="1022"/>
+          <w:numId w:val="1024"/>
         </w:numPr>
       </w:pPr>
       <w:r>
         <w:t xml:space="preserve">all tests passing.</w:t>
       </w:r>
     </w:p>
-    <w:bookmarkEnd w:id="61"/>
-    <w:bookmarkEnd w:id="62"/>
-    <w:bookmarkStart w:id="72" w:name="results"/>
-    <w:p>
-      <w:pPr>
-        <w:pStyle w:val="Heading2"/>
-      </w:pPr>
-      <w:r>
-        <w:t xml:space="preserve">9. Results</w:t>
-      </w:r>
-    </w:p>
-    <w:bookmarkStart w:id="63" w:name="capability-and-method-surface-outcomes"/>
+    <w:bookmarkEnd w:id="63"/>
+    <w:bookmarkStart w:id="64" w:name="measurement-protocol-notes"/>
     <w:p>
       <w:pPr>
         <w:pStyle w:val="Heading3"/>
       </w:pPr>
       <w:r>
-        <w:t xml:space="preserve">9.1 Capability and method surface outcomes</w:t>
+        <w:t xml:space="preserve">8.6 Measurement protocol notes</w:t>
       </w:r>
     </w:p>
     <w:p>
@@ -4644,34 +5188,104 @@
         <w:pStyle w:val="FirstParagraph"/>
       </w:pPr>
       <w:r>
-        <w:t xml:space="preserve">Runtime capability introspection reports:</w:t>
-      </w:r>
-    </w:p>
-    <w:p>
-      <w:pPr>
-        <w:pStyle w:val="Compact"/>
-        <w:numPr>
-          <w:ilvl w:val="0"/>
-          <w:numId w:val="1023"/>
-        </w:numPr>
-      </w:pPr>
+        <w:t xml:space="preserve">The timing values in this manuscript are presented as</w:t>
+      </w:r>
+      <w:r>
+        <w:t xml:space="preserve"> </w:t>
+      </w:r>
       <w:r>
         <w:rPr>
           <w:b/>
           <w:bCs/>
         </w:rPr>
-        <w:t xml:space="preserve">74 total methods</w:t>
-      </w:r>
-      <w:r>
-        <w:t xml:space="preserve">,</w:t>
-      </w:r>
-    </w:p>
-    <w:p>
-      <w:pPr>
-        <w:pStyle w:val="Compact"/>
-        <w:numPr>
-          <w:ilvl w:val="0"/>
-          <w:numId w:val="1023"/>
+        <w:t xml:space="preserve">reproducible baseline measurements</w:t>
+      </w:r>
+      <w:r>
+        <w:t xml:space="preserve">, not as universal performance claims.</w:t>
+      </w:r>
+    </w:p>
+    <w:p>
+      <w:pPr>
+        <w:pStyle w:val="Compact"/>
+        <w:numPr>
+          <w:ilvl w:val="0"/>
+          <w:numId w:val="1025"/>
+        </w:numPr>
+      </w:pPr>
+      <w:r>
+        <w:t xml:space="preserve">Test timings are wall-clock values from the reported environment.</w:t>
+      </w:r>
+    </w:p>
+    <w:p>
+      <w:pPr>
+        <w:pStyle w:val="Compact"/>
+        <w:numPr>
+          <w:ilvl w:val="0"/>
+          <w:numId w:val="1025"/>
+        </w:numPr>
+      </w:pPr>
+      <w:r>
+        <w:t xml:space="preserve">Measurements were taken from full command execution logs rather than synthetic microbenchmarks.</w:t>
+      </w:r>
+    </w:p>
+    <w:p>
+      <w:pPr>
+        <w:pStyle w:val="Compact"/>
+        <w:numPr>
+          <w:ilvl w:val="0"/>
+          <w:numId w:val="1025"/>
+        </w:numPr>
+      </w:pPr>
+      <w:r>
+        <w:t xml:space="preserve">Values are intended to support engineering reproducibility and reviewer verification.</w:t>
+      </w:r>
+    </w:p>
+    <w:p>
+      <w:pPr>
+        <w:pStyle w:val="Compact"/>
+        <w:numPr>
+          <w:ilvl w:val="0"/>
+          <w:numId w:val="1025"/>
+        </w:numPr>
+      </w:pPr>
+      <w:r>
+        <w:t xml:space="preserve">A multi-machine, repeated-run benchmark study is planned for subsequent work and is outside the scope of this implementation-focused paper.</w:t>
+      </w:r>
+    </w:p>
+    <w:bookmarkEnd w:id="64"/>
+    <w:bookmarkEnd w:id="65"/>
+    <w:bookmarkStart w:id="76" w:name="results"/>
+    <w:p>
+      <w:pPr>
+        <w:pStyle w:val="Heading2"/>
+      </w:pPr>
+      <w:r>
+        <w:t xml:space="preserve">9. Results</w:t>
+      </w:r>
+    </w:p>
+    <w:bookmarkStart w:id="66" w:name="capability-and-method-surface-outcomes"/>
+    <w:p>
+      <w:pPr>
+        <w:pStyle w:val="Heading3"/>
+      </w:pPr>
+      <w:r>
+        <w:t xml:space="preserve">9.1 Capability and method surface outcomes</w:t>
+      </w:r>
+    </w:p>
+    <w:p>
+      <w:pPr>
+        <w:pStyle w:val="FirstParagraph"/>
+      </w:pPr>
+      <w:r>
+        <w:t xml:space="preserve">Runtime capability introspection reports:</w:t>
+      </w:r>
+    </w:p>
+    <w:p>
+      <w:pPr>
+        <w:pStyle w:val="Compact"/>
+        <w:numPr>
+          <w:ilvl w:val="0"/>
+          <w:numId w:val="1026"/>
         </w:numPr>
       </w:pPr>
       <w:r>
@@ -4679,6 +5293,25 @@
           <w:b/>
           <w:bCs/>
         </w:rPr>
+        <w:t xml:space="preserve">74 total methods</w:t>
+      </w:r>
+      <w:r>
+        <w:t xml:space="preserve">,</w:t>
+      </w:r>
+    </w:p>
+    <w:p>
+      <w:pPr>
+        <w:pStyle w:val="Compact"/>
+        <w:numPr>
+          <w:ilvl w:val="0"/>
+          <w:numId w:val="1026"/>
+        </w:numPr>
+      </w:pPr>
+      <w:r>
+        <w:rPr>
+          <w:b/>
+          <w:bCs/>
+        </w:rPr>
         <w:t xml:space="preserve">9 cluster control-plane methods</w:t>
       </w:r>
       <w:r>
@@ -4690,7 +5323,7 @@
         <w:pStyle w:val="Compact"/>
         <w:numPr>
           <w:ilvl w:val="0"/>
-          <w:numId w:val="1023"/>
+          <w:numId w:val="1026"/>
         </w:numPr>
       </w:pPr>
       <w:r>
@@ -4705,8 +5338,8 @@
         <w:t xml:space="preserve">This confirms that cluster features are now first-class in API introspection and not hidden side channels.</w:t>
       </w:r>
     </w:p>
-    <w:bookmarkEnd w:id="63"/>
-    <w:bookmarkStart w:id="64" w:name="X7ed4e6ce1c557deda3bf00a0711bc7689eb857a"/>
+    <w:bookmarkEnd w:id="66"/>
+    <w:bookmarkStart w:id="67" w:name="X7ed4e6ce1c557deda3bf00a0711bc7689eb857a"/>
     <w:p>
       <w:pPr>
         <w:pStyle w:val="Heading3"/>
@@ -4728,7 +5361,7 @@
         <w:pStyle w:val="Compact"/>
         <w:numPr>
           <w:ilvl w:val="0"/>
-          <w:numId w:val="1024"/>
+          <w:numId w:val="1027"/>
         </w:numPr>
       </w:pPr>
       <w:r>
@@ -4740,7 +5373,7 @@
         <w:pStyle w:val="Compact"/>
         <w:numPr>
           <w:ilvl w:val="0"/>
-          <w:numId w:val="1024"/>
+          <w:numId w:val="1027"/>
         </w:numPr>
       </w:pPr>
       <w:r>
@@ -4752,7 +5385,7 @@
         <w:pStyle w:val="Compact"/>
         <w:numPr>
           <w:ilvl w:val="0"/>
-          <w:numId w:val="1024"/>
+          <w:numId w:val="1027"/>
         </w:numPr>
       </w:pPr>
       <w:r>
@@ -4764,7 +5397,7 @@
         <w:pStyle w:val="Compact"/>
         <w:numPr>
           <w:ilvl w:val="0"/>
-          <w:numId w:val="1024"/>
+          <w:numId w:val="1027"/>
         </w:numPr>
       </w:pPr>
       <w:r>
@@ -4776,7 +5409,7 @@
         <w:pStyle w:val="Compact"/>
         <w:numPr>
           <w:ilvl w:val="0"/>
-          <w:numId w:val="1024"/>
+          <w:numId w:val="1027"/>
         </w:numPr>
       </w:pPr>
       <w:r>
@@ -4788,7 +5421,7 @@
         <w:pStyle w:val="Compact"/>
         <w:numPr>
           <w:ilvl w:val="0"/>
-          <w:numId w:val="1024"/>
+          <w:numId w:val="1027"/>
         </w:numPr>
       </w:pPr>
       <w:r>
@@ -4800,7 +5433,7 @@
         <w:pStyle w:val="Compact"/>
         <w:numPr>
           <w:ilvl w:val="0"/>
-          <w:numId w:val="1024"/>
+          <w:numId w:val="1027"/>
         </w:numPr>
       </w:pPr>
       <w:r>
@@ -4815,8 +5448,8 @@
         <w:t xml:space="preserve">These scenarios provide confidence that control-plane contracts and state transitions are coherent and regression-resistant.</w:t>
       </w:r>
     </w:p>
-    <w:bookmarkEnd w:id="64"/>
-    <w:bookmarkStart w:id="65" w:name="transport-outcomes"/>
+    <w:bookmarkEnd w:id="67"/>
+    <w:bookmarkStart w:id="68" w:name="transport-outcomes"/>
     <w:p>
       <w:pPr>
         <w:pStyle w:val="Heading3"/>
@@ -4838,7 +5471,7 @@
         <w:pStyle w:val="Compact"/>
         <w:numPr>
           <w:ilvl w:val="0"/>
-          <w:numId w:val="1025"/>
+          <w:numId w:val="1028"/>
         </w:numPr>
       </w:pPr>
       <w:r>
@@ -4850,7 +5483,7 @@
         <w:pStyle w:val="Compact"/>
         <w:numPr>
           <w:ilvl w:val="0"/>
-          <w:numId w:val="1025"/>
+          <w:numId w:val="1028"/>
         </w:numPr>
       </w:pPr>
       <w:r>
@@ -4862,7 +5495,7 @@
         <w:pStyle w:val="Compact"/>
         <w:numPr>
           <w:ilvl w:val="0"/>
-          <w:numId w:val="1025"/>
+          <w:numId w:val="1028"/>
         </w:numPr>
       </w:pPr>
       <w:r>
@@ -4874,7 +5507,7 @@
         <w:pStyle w:val="Compact"/>
         <w:numPr>
           <w:ilvl w:val="0"/>
-          <w:numId w:val="1025"/>
+          <w:numId w:val="1028"/>
         </w:numPr>
       </w:pPr>
       <w:r>
@@ -4889,8 +5522,8 @@
         <w:t xml:space="preserve">This indicates that method-level behavior remains consistent across transport options.</w:t>
       </w:r>
     </w:p>
-    <w:bookmarkEnd w:id="65"/>
-    <w:bookmarkStart w:id="66" w:name="ui-outcomes"/>
+    <w:bookmarkEnd w:id="68"/>
+    <w:bookmarkStart w:id="69" w:name="ui-outcomes"/>
     <w:p>
       <w:pPr>
         <w:pStyle w:val="Heading3"/>
@@ -4912,7 +5545,7 @@
         <w:pStyle w:val="Compact"/>
         <w:numPr>
           <w:ilvl w:val="0"/>
-          <w:numId w:val="1026"/>
+          <w:numId w:val="1029"/>
         </w:numPr>
       </w:pPr>
       <w:r>
@@ -4924,7 +5557,7 @@
         <w:pStyle w:val="Compact"/>
         <w:numPr>
           <w:ilvl w:val="0"/>
-          <w:numId w:val="1026"/>
+          <w:numId w:val="1029"/>
         </w:numPr>
       </w:pPr>
       <w:r>
@@ -4936,7 +5569,7 @@
         <w:pStyle w:val="Compact"/>
         <w:numPr>
           <w:ilvl w:val="0"/>
-          <w:numId w:val="1026"/>
+          <w:numId w:val="1029"/>
         </w:numPr>
       </w:pPr>
       <w:r>
@@ -4948,7 +5581,7 @@
         <w:pStyle w:val="Compact"/>
         <w:numPr>
           <w:ilvl w:val="0"/>
-          <w:numId w:val="1026"/>
+          <w:numId w:val="1029"/>
         </w:numPr>
       </w:pPr>
       <w:r>
@@ -4960,7 +5593,7 @@
         <w:pStyle w:val="Compact"/>
         <w:numPr>
           <w:ilvl w:val="0"/>
-          <w:numId w:val="1026"/>
+          <w:numId w:val="1029"/>
         </w:numPr>
       </w:pPr>
       <w:r>
@@ -4993,8 +5626,8 @@
         <w:t xml:space="preserve">“it is practically manageable.”</w:t>
       </w:r>
     </w:p>
-    <w:bookmarkEnd w:id="66"/>
-    <w:bookmarkStart w:id="70" w:name="validation-visualization"/>
+    <w:bookmarkEnd w:id="69"/>
+    <w:bookmarkStart w:id="73" w:name="validation-visualization"/>
     <w:p>
       <w:pPr>
         <w:pStyle w:val="Heading3"/>
@@ -5012,18 +5645,18 @@
           <wp:inline>
             <wp:extent cx="5334000" cy="3259666"/>
             <wp:effectExtent b="0" l="0" r="0" t="0"/>
-            <wp:docPr descr="Figure 4. Automated validation coverage" title="" id="68" name="Picture"/>
+            <wp:docPr descr="Figure 4. Automated validation coverage" title="" id="71" name="Picture"/>
             <a:graphic>
               <a:graphicData uri="http://schemas.openxmlformats.org/drawingml/2006/picture">
                 <pic:pic>
                   <pic:nvPicPr>
-                    <pic:cNvPr descr="figures/figure4_validation_summary.png" id="69" name="Picture"/>
+                    <pic:cNvPr descr="figures/figure4_validation_summary.png" id="72" name="Picture"/>
                     <pic:cNvPicPr>
                       <a:picLocks noChangeArrowheads="1" noChangeAspect="1"/>
                     </pic:cNvPicPr>
                   </pic:nvPicPr>
                   <pic:blipFill>
-                    <a:blip r:embed="rId67"/>
+                    <a:blip r:embed="rId70"/>
                     <a:stretch>
                       <a:fillRect/>
                     </a:stretch>
@@ -5076,8 +5709,8 @@
         <w:t xml:space="preserve">summarizes the current test coverage snapshot as reported by automated runs.</w:t>
       </w:r>
     </w:p>
-    <w:bookmarkEnd w:id="70"/>
-    <w:bookmarkStart w:id="71" w:name="consolidated-quantitative-summary"/>
+    <w:bookmarkEnd w:id="73"/>
+    <w:bookmarkStart w:id="74" w:name="consolidated-quantitative-summary"/>
     <w:p>
       <w:pPr>
         <w:pStyle w:val="Heading3"/>
@@ -5404,9 +6037,487 @@
         </w:tc>
       </w:tr>
     </w:tbl>
-    <w:bookmarkEnd w:id="71"/>
-    <w:bookmarkEnd w:id="72"/>
-    <w:bookmarkStart w:id="77" w:name="discussion"/>
+    <w:bookmarkEnd w:id="74"/>
+    <w:bookmarkStart w:id="75" w:name="claims-to-evidence-mapping"/>
+    <w:p>
+      <w:pPr>
+        <w:pStyle w:val="Heading3"/>
+      </w:pPr>
+      <w:r>
+        <w:t xml:space="preserve">9.7 Claims-to-evidence mapping</w:t>
+      </w:r>
+    </w:p>
+    <w:p>
+      <w:pPr>
+        <w:pStyle w:val="FirstParagraph"/>
+      </w:pPr>
+      <w:r>
+        <w:t xml:space="preserve">To tighten traceability from manuscript claims to verifiable artifacts, Table 9.7 maps primary claims to evidence surfaces.</w:t>
+      </w:r>
+    </w:p>
+    <w:tbl>
+      <w:tblPr>
+        <w:tblStyle w:val="Table"/>
+        <w:tblW w:type="pct" w:w="5000"/>
+        <w:tblLayout w:type="fixed"/>
+        <w:tblLook w:firstRow="1" w:lastRow="0" w:firstColumn="0" w:lastColumn="0" w:noHBand="0" w:noVBand="0" w:val="0020"/>
+      </w:tblPr>
+      <w:tblGrid>
+        <w:gridCol w:w="1980"/>
+        <w:gridCol w:w="1980"/>
+        <w:gridCol w:w="1980"/>
+        <w:gridCol w:w="1980"/>
+      </w:tblGrid>
+      <w:tr>
+        <w:trPr>
+          <w:tblHeader w:val="on"/>
+        </w:trPr>
+        <w:tc>
+          <w:tcPr/>
+          <w:p>
+            <w:pPr>
+              <w:pStyle w:val="Compact"/>
+            </w:pPr>
+            <w:r>
+              <w:t xml:space="preserve">Claim ID</w:t>
+            </w:r>
+          </w:p>
+        </w:tc>
+        <w:tc>
+          <w:tcPr/>
+          <w:p>
+            <w:pPr>
+              <w:pStyle w:val="Compact"/>
+            </w:pPr>
+            <w:r>
+              <w:t xml:space="preserve">Claim</w:t>
+            </w:r>
+          </w:p>
+        </w:tc>
+        <w:tc>
+          <w:tcPr/>
+          <w:p>
+            <w:pPr>
+              <w:pStyle w:val="Compact"/>
+            </w:pPr>
+            <w:r>
+              <w:t xml:space="preserve">Evidence type</w:t>
+            </w:r>
+          </w:p>
+        </w:tc>
+        <w:tc>
+          <w:tcPr/>
+          <w:p>
+            <w:pPr>
+              <w:pStyle w:val="Compact"/>
+            </w:pPr>
+            <w:r>
+              <w:t xml:space="preserve">Primary artifact</w:t>
+            </w:r>
+          </w:p>
+        </w:tc>
+      </w:tr>
+      <w:tr>
+        <w:tc>
+          <w:tcPr/>
+          <w:p>
+            <w:pPr>
+              <w:pStyle w:val="Compact"/>
+            </w:pPr>
+            <w:r>
+              <w:t xml:space="preserve">CL1</w:t>
+            </w:r>
+          </w:p>
+        </w:tc>
+        <w:tc>
+          <w:tcPr/>
+          <w:p>
+            <w:pPr>
+              <w:pStyle w:val="Compact"/>
+            </w:pPr>
+            <w:r>
+              <w:t xml:space="preserve">Cluster control-plane methods are implemented and discoverable</w:t>
+            </w:r>
+          </w:p>
+        </w:tc>
+        <w:tc>
+          <w:tcPr/>
+          <w:p>
+            <w:pPr>
+              <w:pStyle w:val="Compact"/>
+            </w:pPr>
+            <w:r>
+              <w:t xml:space="preserve">Runtime capabilities response</w:t>
+            </w:r>
+          </w:p>
+        </w:tc>
+        <w:tc>
+          <w:tcPr/>
+          <w:p>
+            <w:pPr>
+              <w:pStyle w:val="Compact"/>
+            </w:pPr>
+            <w:r>
+              <w:rPr>
+                <w:rStyle w:val="VerbatimChar"/>
+              </w:rPr>
+              <w:t xml:space="preserve">system.capabilities</w:t>
+            </w:r>
+            <w:r>
+              <w:t xml:space="preserve"> </w:t>
+            </w:r>
+            <w:r>
+              <w:t xml:space="preserve">method list</w:t>
+            </w:r>
+          </w:p>
+        </w:tc>
+      </w:tr>
+      <w:tr>
+        <w:tc>
+          <w:tcPr/>
+          <w:p>
+            <w:pPr>
+              <w:pStyle w:val="Compact"/>
+            </w:pPr>
+            <w:r>
+              <w:t xml:space="preserve">CL2</w:t>
+            </w:r>
+          </w:p>
+        </w:tc>
+        <w:tc>
+          <w:tcPr/>
+          <w:p>
+            <w:pPr>
+              <w:pStyle w:val="Compact"/>
+            </w:pPr>
+            <w:r>
+              <w:t xml:space="preserve">Cluster state is durable across runtime lifecycle</w:t>
+            </w:r>
+          </w:p>
+        </w:tc>
+        <w:tc>
+          <w:tcPr/>
+          <w:p>
+            <w:pPr>
+              <w:pStyle w:val="Compact"/>
+            </w:pPr>
+            <w:r>
+              <w:t xml:space="preserve">Unit test + persisted settings behavior</w:t>
+            </w:r>
+          </w:p>
+        </w:tc>
+        <w:tc>
+          <w:tcPr/>
+          <w:p>
+            <w:pPr>
+              <w:pStyle w:val="Compact"/>
+            </w:pPr>
+            <w:r>
+              <w:t xml:space="preserve">server tests for</w:t>
+            </w:r>
+            <w:r>
+              <w:t xml:space="preserve"> </w:t>
+            </w:r>
+            <w:r>
+              <w:rPr>
+                <w:rStyle w:val="VerbatimChar"/>
+              </w:rPr>
+              <w:t xml:space="preserve">cluster.state.v1</w:t>
+            </w:r>
+            <w:r>
+              <w:t xml:space="preserve"> </w:t>
+            </w:r>
+            <w:r>
+              <w:t xml:space="preserve">persistence</w:t>
+            </w:r>
+          </w:p>
+        </w:tc>
+      </w:tr>
+      <w:tr>
+        <w:tc>
+          <w:tcPr/>
+          <w:p>
+            <w:pPr>
+              <w:pStyle w:val="Compact"/>
+            </w:pPr>
+            <w:r>
+              <w:t xml:space="preserve">CL3</w:t>
+            </w:r>
+          </w:p>
+        </w:tc>
+        <w:tc>
+          <w:tcPr/>
+          <w:p>
+            <w:pPr>
+              <w:pStyle w:val="Compact"/>
+            </w:pPr>
+            <w:r>
+              <w:t xml:space="preserve">Non-primary write acceptance is prevented in cluster mode</w:t>
+            </w:r>
+          </w:p>
+        </w:tc>
+        <w:tc>
+          <w:tcPr/>
+          <w:p>
+            <w:pPr>
+              <w:pStyle w:val="Compact"/>
+            </w:pPr>
+            <w:r>
+              <w:t xml:space="preserve">Unit test failure path</w:t>
+            </w:r>
+          </w:p>
+        </w:tc>
+        <w:tc>
+          <w:tcPr/>
+          <w:p>
+            <w:pPr>
+              <w:pStyle w:val="Compact"/>
+            </w:pPr>
+            <w:r>
+              <w:t xml:space="preserve">write-guard tests (</w:t>
+            </w:r>
+            <w:r>
+              <w:rPr>
+                <w:rStyle w:val="VerbatimChar"/>
+              </w:rPr>
+              <w:t xml:space="preserve">forbidden</w:t>
+            </w:r>
+            <w:r>
+              <w:t xml:space="preserve"> </w:t>
+            </w:r>
+            <w:r>
+              <w:t xml:space="preserve">path)</w:t>
+            </w:r>
+          </w:p>
+        </w:tc>
+      </w:tr>
+      <w:tr>
+        <w:tc>
+          <w:tcPr/>
+          <w:p>
+            <w:pPr>
+              <w:pStyle w:val="Compact"/>
+            </w:pPr>
+            <w:r>
+              <w:t xml:space="preserve">CL4</w:t>
+            </w:r>
+          </w:p>
+        </w:tc>
+        <w:tc>
+          <w:tcPr/>
+          <w:p>
+            <w:pPr>
+              <w:pStyle w:val="Compact"/>
+            </w:pPr>
+            <w:r>
+              <w:t xml:space="preserve">Primary writes replicate to replica in tested flow</w:t>
+            </w:r>
+          </w:p>
+        </w:tc>
+        <w:tc>
+          <w:tcPr/>
+          <w:p>
+            <w:pPr>
+              <w:pStyle w:val="Compact"/>
+            </w:pPr>
+            <w:r>
+              <w:t xml:space="preserve">Integration test</w:t>
+            </w:r>
+          </w:p>
+        </w:tc>
+        <w:tc>
+          <w:tcPr/>
+          <w:p>
+            <w:pPr>
+              <w:pStyle w:val="Compact"/>
+            </w:pPr>
+            <w:r>
+              <w:rPr>
+                <w:rStyle w:val="VerbatimChar"/>
+              </w:rPr>
+              <w:t xml:space="preserve">tests/cluster_rpc.rs</w:t>
+            </w:r>
+          </w:p>
+        </w:tc>
+      </w:tr>
+      <w:tr>
+        <w:tc>
+          <w:tcPr/>
+          <w:p>
+            <w:pPr>
+              <w:pStyle w:val="Compact"/>
+            </w:pPr>
+            <w:r>
+              <w:t xml:space="preserve">CL5</w:t>
+            </w:r>
+          </w:p>
+        </w:tc>
+        <w:tc>
+          <w:tcPr/>
+          <w:p>
+            <w:pPr>
+              <w:pStyle w:val="Compact"/>
+            </w:pPr>
+            <w:r>
+              <w:t xml:space="preserve">QUIC method path remains compatible in tested scenarios</w:t>
+            </w:r>
+          </w:p>
+        </w:tc>
+        <w:tc>
+          <w:tcPr/>
+          <w:p>
+            <w:pPr>
+              <w:pStyle w:val="Compact"/>
+            </w:pPr>
+            <w:r>
+              <w:t xml:space="preserve">Integration suite</w:t>
+            </w:r>
+          </w:p>
+        </w:tc>
+        <w:tc>
+          <w:tcPr/>
+          <w:p>
+            <w:pPr>
+              <w:pStyle w:val="Compact"/>
+            </w:pPr>
+            <w:r>
+              <w:rPr>
+                <w:rStyle w:val="VerbatimChar"/>
+              </w:rPr>
+              <w:t xml:space="preserve">tests/quic_rpc.rs</w:t>
+            </w:r>
+          </w:p>
+        </w:tc>
+      </w:tr>
+      <w:tr>
+        <w:tc>
+          <w:tcPr/>
+          <w:p>
+            <w:pPr>
+              <w:pStyle w:val="Compact"/>
+            </w:pPr>
+            <w:r>
+              <w:t xml:space="preserve">CL6</w:t>
+            </w:r>
+          </w:p>
+        </w:tc>
+        <w:tc>
+          <w:tcPr/>
+          <w:p>
+            <w:pPr>
+              <w:pStyle w:val="Compact"/>
+            </w:pPr>
+            <w:r>
+              <w:t xml:space="preserve">Web UI exposes cluster/settings operations as actionable controls</w:t>
+            </w:r>
+          </w:p>
+        </w:tc>
+        <w:tc>
+          <w:tcPr/>
+          <w:p>
+            <w:pPr>
+              <w:pStyle w:val="Compact"/>
+            </w:pPr>
+            <w:r>
+              <w:t xml:space="preserve">Frontend implementation + runtime behavior</w:t>
+            </w:r>
+          </w:p>
+        </w:tc>
+        <w:tc>
+          <w:tcPr/>
+          <w:p>
+            <w:pPr>
+              <w:pStyle w:val="Compact"/>
+            </w:pPr>
+            <w:r>
+              <w:t xml:space="preserve">SkeinAdmin cluster/settings panels</w:t>
+            </w:r>
+          </w:p>
+        </w:tc>
+      </w:tr>
+      <w:tr>
+        <w:tc>
+          <w:tcPr/>
+          <w:p>
+            <w:pPr>
+              <w:pStyle w:val="Compact"/>
+            </w:pPr>
+            <w:r>
+              <w:t xml:space="preserve">CL7</w:t>
+            </w:r>
+          </w:p>
+        </w:tc>
+        <w:tc>
+          <w:tcPr/>
+          <w:p>
+            <w:pPr>
+              <w:pStyle w:val="Compact"/>
+            </w:pPr>
+            <w:r>
+              <w:t xml:space="preserve">Full project validation is reproducible from repository</w:t>
+            </w:r>
+          </w:p>
+        </w:tc>
+        <w:tc>
+          <w:tcPr/>
+          <w:p>
+            <w:pPr>
+              <w:pStyle w:val="Compact"/>
+            </w:pPr>
+            <w:r>
+              <w:t xml:space="preserve">Build/test logs</w:t>
+            </w:r>
+          </w:p>
+        </w:tc>
+        <w:tc>
+          <w:tcPr/>
+          <w:p>
+            <w:pPr>
+              <w:pStyle w:val="Compact"/>
+            </w:pPr>
+            <w:r>
+              <w:rPr>
+                <w:rStyle w:val="VerbatimChar"/>
+              </w:rPr>
+              <w:t xml:space="preserve">cargo fmt</w:t>
+            </w:r>
+            <w:r>
+              <w:t xml:space="preserve">,</w:t>
+            </w:r>
+            <w:r>
+              <w:t xml:space="preserve"> </w:t>
+            </w:r>
+            <w:r>
+              <w:rPr>
+                <w:rStyle w:val="VerbatimChar"/>
+              </w:rPr>
+              <w:t xml:space="preserve">cargo clippy</w:t>
+            </w:r>
+            <w:r>
+              <w:t xml:space="preserve">,</w:t>
+            </w:r>
+            <w:r>
+              <w:t xml:space="preserve"> </w:t>
+            </w:r>
+            <w:r>
+              <w:rPr>
+                <w:rStyle w:val="VerbatimChar"/>
+              </w:rPr>
+              <w:t xml:space="preserve">cargo test</w:t>
+            </w:r>
+            <w:r>
+              <w:t xml:space="preserve"> </w:t>
+            </w:r>
+            <w:r>
+              <w:t xml:space="preserve">outputs</w:t>
+            </w:r>
+          </w:p>
+        </w:tc>
+      </w:tr>
+    </w:tbl>
+    <w:bookmarkEnd w:id="75"/>
+    <w:bookmarkEnd w:id="76"/>
+    <w:bookmarkStart w:id="82" w:name="discussion"/>
     <w:p>
       <w:pPr>
         <w:pStyle w:val="Heading2"/>
@@ -5415,7 +6526,7 @@
         <w:t xml:space="preserve">10. Discussion</w:t>
       </w:r>
     </w:p>
-    <w:bookmarkStart w:id="73" w:name="interpretation-of-current-maturity"/>
+    <w:bookmarkStart w:id="77" w:name="interpretation-of-current-maturity"/>
     <w:p>
       <w:pPr>
         <w:pStyle w:val="Heading3"/>
@@ -5432,8 +6543,8 @@
         <w:t xml:space="preserve">The strongest result in this stage is control-plane coherence. Methods, persistence, UI actions, and tests now align around the same cluster semantics. This matters because distributed database projects often fail at this interface boundary: code exists, but operator paths are incomplete or contradictory. SkeinDB now has a usable operational baseline where implemented features are reachable from both API and UI and validated through automated regression checks.</w:t>
       </w:r>
     </w:p>
-    <w:bookmarkEnd w:id="73"/>
-    <w:bookmarkStart w:id="74" w:name="practical-implications-for-adopters"/>
+    <w:bookmarkEnd w:id="77"/>
+    <w:bookmarkStart w:id="78" w:name="practical-implications-for-adopters"/>
     <w:p>
       <w:pPr>
         <w:pStyle w:val="Heading3"/>
@@ -5455,7 +6566,7 @@
         <w:pStyle w:val="Compact"/>
         <w:numPr>
           <w:ilvl w:val="0"/>
-          <w:numId w:val="1027"/>
+          <w:numId w:val="1030"/>
         </w:numPr>
       </w:pPr>
       <w:r>
@@ -5467,7 +6578,7 @@
         <w:pStyle w:val="Compact"/>
         <w:numPr>
           <w:ilvl w:val="0"/>
-          <w:numId w:val="1027"/>
+          <w:numId w:val="1030"/>
         </w:numPr>
       </w:pPr>
       <w:r>
@@ -5479,7 +6590,7 @@
         <w:pStyle w:val="Compact"/>
         <w:numPr>
           <w:ilvl w:val="0"/>
-          <w:numId w:val="1027"/>
+          <w:numId w:val="1030"/>
         </w:numPr>
       </w:pPr>
       <w:r>
@@ -5491,7 +6602,7 @@
         <w:pStyle w:val="Compact"/>
         <w:numPr>
           <w:ilvl w:val="0"/>
-          <w:numId w:val="1027"/>
+          <w:numId w:val="1030"/>
         </w:numPr>
       </w:pPr>
       <w:r>
@@ -5503,7 +6614,7 @@
         <w:pStyle w:val="Compact"/>
         <w:numPr>
           <w:ilvl w:val="0"/>
-          <w:numId w:val="1027"/>
+          <w:numId w:val="1030"/>
         </w:numPr>
       </w:pPr>
       <w:r>
@@ -5518,8 +6629,8 @@
         <w:t xml:space="preserve">This combination improves confidence during early-stage adoption and experimentation.</w:t>
       </w:r>
     </w:p>
-    <w:bookmarkEnd w:id="74"/>
-    <w:bookmarkStart w:id="75" w:name="X0f7a8669fba82827463b3515a57a0240e6a016d"/>
+    <w:bookmarkEnd w:id="78"/>
+    <w:bookmarkStart w:id="79" w:name="X0f7a8669fba82827463b3515a57a0240e6a016d"/>
     <w:p>
       <w:pPr>
         <w:pStyle w:val="Heading3"/>
@@ -5565,8 +6676,8 @@
         <w:t xml:space="preserve">Similarly, stronger routing and failover logic can be layered beneath existing admin controls rather than requiring interface redesign.</w:t>
       </w:r>
     </w:p>
-    <w:bookmarkEnd w:id="75"/>
-    <w:bookmarkStart w:id="76" w:name="relationship-to-research-agenda-goals"/>
+    <w:bookmarkEnd w:id="79"/>
+    <w:bookmarkStart w:id="80" w:name="relationship-to-research-agenda-goals"/>
     <w:p>
       <w:pPr>
         <w:pStyle w:val="Heading3"/>
@@ -5588,7 +6699,7 @@
         <w:pStyle w:val="Compact"/>
         <w:numPr>
           <w:ilvl w:val="0"/>
-          <w:numId w:val="1028"/>
+          <w:numId w:val="1031"/>
         </w:numPr>
       </w:pPr>
       <w:r>
@@ -5610,7 +6721,7 @@
         <w:pStyle w:val="Compact"/>
         <w:numPr>
           <w:ilvl w:val="0"/>
-          <w:numId w:val="1028"/>
+          <w:numId w:val="1031"/>
         </w:numPr>
       </w:pPr>
       <w:r>
@@ -5632,7 +6743,7 @@
         <w:pStyle w:val="Compact"/>
         <w:numPr>
           <w:ilvl w:val="0"/>
-          <w:numId w:val="1028"/>
+          <w:numId w:val="1031"/>
         </w:numPr>
       </w:pPr>
       <w:r>
@@ -5654,7 +6765,7 @@
         <w:pStyle w:val="Compact"/>
         <w:numPr>
           <w:ilvl w:val="0"/>
-          <w:numId w:val="1028"/>
+          <w:numId w:val="1031"/>
         </w:numPr>
       </w:pPr>
       <w:r>
@@ -5679,24 +6790,14 @@
         <w:t xml:space="preserve">In this sense, cluster control-plane completion is not isolated progress; it is enabling infrastructure for adjacent research directions.</w:t>
       </w:r>
     </w:p>
-    <w:bookmarkEnd w:id="76"/>
-    <w:bookmarkEnd w:id="77"/>
-    <w:bookmarkStart w:id="82" w:name="threats-to-validity"/>
-    <w:p>
-      <w:pPr>
-        <w:pStyle w:val="Heading2"/>
-      </w:pPr>
-      <w:r>
-        <w:t xml:space="preserve">11. Threats to validity</w:t>
-      </w:r>
-    </w:p>
-    <w:bookmarkStart w:id="78" w:name="environment-specificity"/>
+    <w:bookmarkEnd w:id="80"/>
+    <w:bookmarkStart w:id="81" w:name="replication-maturity-ladder"/>
     <w:p>
       <w:pPr>
         <w:pStyle w:val="Heading3"/>
       </w:pPr>
       <w:r>
-        <w:t xml:space="preserve">11.1 Environment specificity</w:t>
+        <w:t xml:space="preserve">10.5 Replication maturity ladder</w:t>
       </w:r>
     </w:p>
     <w:p>
@@ -5704,345 +6805,7 @@
         <w:pStyle w:val="FirstParagraph"/>
       </w:pPr>
       <w:r>
-        <w:t xml:space="preserve">Measured runtimes and test behavior come from one machine profile. Absolute times may differ significantly on other hardware, operating systems, and I/O profiles.</w:t>
-      </w:r>
-    </w:p>
-    <w:bookmarkEnd w:id="78"/>
-    <w:bookmarkStart w:id="79" w:name="correctness-heavy-evidence"/>
-    <w:p>
-      <w:pPr>
-        <w:pStyle w:val="Heading3"/>
-      </w:pPr>
-      <w:r>
-        <w:t xml:space="preserve">11.2 Correctness-heavy evidence</w:t>
-      </w:r>
-    </w:p>
-    <w:p>
-      <w:pPr>
-        <w:pStyle w:val="FirstParagraph"/>
-      </w:pPr>
-      <w:r>
-        <w:t xml:space="preserve">The current evidence emphasizes functional correctness and interface coherence. It does not yet include full throughput/latency benchmarking under sustained mixed workloads, nor prolonged failure-injection studies.</w:t>
-      </w:r>
-    </w:p>
-    <w:bookmarkEnd w:id="79"/>
-    <w:bookmarkStart w:id="80" w:name="prototype-replication-model"/>
-    <w:p>
-      <w:pPr>
-        <w:pStyle w:val="Heading3"/>
-      </w:pPr>
-      <w:r>
-        <w:t xml:space="preserve">11.3 Prototype replication model</w:t>
-      </w:r>
-    </w:p>
-    <w:p>
-      <w:pPr>
-        <w:pStyle w:val="FirstParagraph"/>
-      </w:pPr>
-      <w:r>
-        <w:t xml:space="preserve">RPC fanout is intentionally simple and does not deliver the durability and efficiency guarantees expected from mature WAL/LSN replication systems. Results should be interpreted accordingly.</w:t>
-      </w:r>
-    </w:p>
-    <w:bookmarkEnd w:id="80"/>
-    <w:bookmarkStart w:id="81" w:name="single-author-development-bias"/>
-    <w:p>
-      <w:pPr>
-        <w:pStyle w:val="Heading3"/>
-      </w:pPr>
-      <w:r>
-        <w:t xml:space="preserve">11.4 Single-author development bias</w:t>
-      </w:r>
-    </w:p>
-    <w:p>
-      <w:pPr>
-        <w:pStyle w:val="FirstParagraph"/>
-      </w:pPr>
-      <w:r>
-        <w:t xml:space="preserve">As with many early-stage systems, implementation and evaluation were primarily driven by one author, which can increase blind spots around usability and failure semantics. Expanded external review and multi-operator trials are needed.</w:t>
-      </w:r>
-    </w:p>
-    <w:bookmarkEnd w:id="81"/>
-    <w:bookmarkEnd w:id="82"/>
-    <w:bookmarkStart w:id="88" w:name="roadmap-to-production-grade-clustering"/>
-    <w:p>
-      <w:pPr>
-        <w:pStyle w:val="Heading2"/>
-      </w:pPr>
-      <w:r>
-        <w:t xml:space="preserve">12. Roadmap to production-grade clustering</w:t>
-      </w:r>
-    </w:p>
-    <w:p>
-      <w:pPr>
-        <w:pStyle w:val="FirstParagraph"/>
-      </w:pPr>
-      <w:r>
-        <w:t xml:space="preserve">A structured next phase can evolve current interfaces into stronger distributed guarantees without breaking control-plane contracts.</w:t>
-      </w:r>
-    </w:p>
-    <w:bookmarkStart w:id="83" w:name="upgrade-stream-a-replication-semantics"/>
-    <w:p>
-      <w:pPr>
-        <w:pStyle w:val="Heading3"/>
-      </w:pPr>
-      <w:r>
-        <w:t xml:space="preserve">12.1 Upgrade stream A: replication semantics</w:t>
-      </w:r>
-    </w:p>
-    <w:p>
-      <w:pPr>
-        <w:pStyle w:val="Compact"/>
-        <w:numPr>
-          <w:ilvl w:val="0"/>
-          <w:numId w:val="1029"/>
-        </w:numPr>
-      </w:pPr>
-      <w:r>
-        <w:t xml:space="preserve">Introduce WAL/LSN-native replication records.</w:t>
-      </w:r>
-    </w:p>
-    <w:p>
-      <w:pPr>
-        <w:pStyle w:val="Compact"/>
-        <w:numPr>
-          <w:ilvl w:val="0"/>
-          <w:numId w:val="1029"/>
-        </w:numPr>
-      </w:pPr>
-      <w:r>
-        <w:t xml:space="preserve">Add idempotent apply windows and stronger replay guarantees.</w:t>
-      </w:r>
-    </w:p>
-    <w:p>
-      <w:pPr>
-        <w:pStyle w:val="Compact"/>
-        <w:numPr>
-          <w:ilvl w:val="0"/>
-          <w:numId w:val="1029"/>
-        </w:numPr>
-      </w:pPr>
-      <w:r>
-        <w:t xml:space="preserve">Track lag and commit positions per replica.</w:t>
-      </w:r>
-    </w:p>
-    <w:bookmarkEnd w:id="83"/>
-    <w:bookmarkStart w:id="84" w:name="Xd889b5b05a84778274cd9d2e3ee47e51b1a1496"/>
-    <w:p>
-      <w:pPr>
-        <w:pStyle w:val="Heading3"/>
-      </w:pPr>
-      <w:r>
-        <w:t xml:space="preserve">12.2 Upgrade stream B: object transport and data movement</w:t>
-      </w:r>
-    </w:p>
-    <w:p>
-      <w:pPr>
-        <w:pStyle w:val="Compact"/>
-        <w:numPr>
-          <w:ilvl w:val="0"/>
-          <w:numId w:val="1030"/>
-        </w:numPr>
-      </w:pPr>
-      <w:r>
-        <w:t xml:space="preserve">Introduce CAS object manifests for shard and replica synchronization.</w:t>
-      </w:r>
-    </w:p>
-    <w:p>
-      <w:pPr>
-        <w:pStyle w:val="Compact"/>
-        <w:numPr>
-          <w:ilvl w:val="0"/>
-          <w:numId w:val="1030"/>
-        </w:numPr>
-      </w:pPr>
-      <w:r>
-        <w:t xml:space="preserve">Implement pull-based object transfer with verification.</w:t>
-      </w:r>
-    </w:p>
-    <w:p>
-      <w:pPr>
-        <w:pStyle w:val="Compact"/>
-        <w:numPr>
-          <w:ilvl w:val="0"/>
-          <w:numId w:val="1030"/>
-        </w:numPr>
-      </w:pPr>
-      <w:r>
-        <w:t xml:space="preserve">Surface transfer progress and backpressure metrics in admin UI.</w:t>
-      </w:r>
-    </w:p>
-    <w:bookmarkEnd w:id="84"/>
-    <w:bookmarkStart w:id="85" w:name="upgrade-stream-c-routing-and-failover"/>
-    <w:p>
-      <w:pPr>
-        <w:pStyle w:val="Heading3"/>
-      </w:pPr>
-      <w:r>
-        <w:t xml:space="preserve">12.3 Upgrade stream C: routing and failover</w:t>
-      </w:r>
-    </w:p>
-    <w:p>
-      <w:pPr>
-        <w:pStyle w:val="Compact"/>
-        <w:numPr>
-          <w:ilvl w:val="0"/>
-          <w:numId w:val="1031"/>
-        </w:numPr>
-      </w:pPr>
-      <w:r>
-        <w:t xml:space="preserve">Add health-aware routing decisions for reads.</w:t>
-      </w:r>
-    </w:p>
-    <w:p>
-      <w:pPr>
-        <w:pStyle w:val="Compact"/>
-        <w:numPr>
-          <w:ilvl w:val="0"/>
-          <w:numId w:val="1031"/>
-        </w:numPr>
-      </w:pPr>
-      <w:r>
-        <w:t xml:space="preserve">Add controlled failover orchestration with explicit safety rails.</w:t>
-      </w:r>
-    </w:p>
-    <w:p>
-      <w:pPr>
-        <w:pStyle w:val="Compact"/>
-        <w:numPr>
-          <w:ilvl w:val="0"/>
-          <w:numId w:val="1031"/>
-        </w:numPr>
-      </w:pPr>
-      <w:r>
-        <w:t xml:space="preserve">Expose planned and emergency transition workflows in SkeinAdmin.</w:t>
-      </w:r>
-    </w:p>
-    <w:bookmarkEnd w:id="85"/>
-    <w:bookmarkStart w:id="86" w:name="X800584395aab52bad9cfd12a25ee61362df1e8d"/>
-    <w:p>
-      <w:pPr>
-        <w:pStyle w:val="Heading3"/>
-      </w:pPr>
-      <w:r>
-        <w:t xml:space="preserve">12.4 Upgrade stream D: benchmarking and long-run validation</w:t>
-      </w:r>
-    </w:p>
-    <w:p>
-      <w:pPr>
-        <w:pStyle w:val="Compact"/>
-        <w:numPr>
-          <w:ilvl w:val="0"/>
-          <w:numId w:val="1032"/>
-        </w:numPr>
-      </w:pPr>
-      <w:r>
-        <w:t xml:space="preserve">Add reproducible benchmark scripts for mixed OLTP/analytics patterns.</w:t>
-      </w:r>
-    </w:p>
-    <w:p>
-      <w:pPr>
-        <w:pStyle w:val="Compact"/>
-        <w:numPr>
-          <w:ilvl w:val="0"/>
-          <w:numId w:val="1032"/>
-        </w:numPr>
-      </w:pPr>
-      <w:r>
-        <w:t xml:space="preserve">Include failover and partition simulations.</w:t>
-      </w:r>
-    </w:p>
-    <w:p>
-      <w:pPr>
-        <w:pStyle w:val="Compact"/>
-        <w:numPr>
-          <w:ilvl w:val="0"/>
-          <w:numId w:val="1032"/>
-        </w:numPr>
-      </w:pPr>
-      <w:r>
-        <w:t xml:space="preserve">Include long-run memory growth and replication drift checks.</w:t>
-      </w:r>
-    </w:p>
-    <w:bookmarkEnd w:id="86"/>
-    <w:bookmarkStart w:id="87" w:name="upgrade-stream-e-admin-hardening"/>
-    <w:p>
-      <w:pPr>
-        <w:pStyle w:val="Heading3"/>
-      </w:pPr>
-      <w:r>
-        <w:t xml:space="preserve">12.5 Upgrade stream E: admin hardening</w:t>
-      </w:r>
-    </w:p>
-    <w:p>
-      <w:pPr>
-        <w:pStyle w:val="Compact"/>
-        <w:numPr>
-          <w:ilvl w:val="0"/>
-          <w:numId w:val="1033"/>
-        </w:numPr>
-      </w:pPr>
-      <w:r>
-        <w:t xml:space="preserve">Expand import/export and user/privilege workflows.</w:t>
-      </w:r>
-    </w:p>
-    <w:p>
-      <w:pPr>
-        <w:pStyle w:val="Compact"/>
-        <w:numPr>
-          <w:ilvl w:val="0"/>
-          <w:numId w:val="1033"/>
-        </w:numPr>
-      </w:pPr>
-      <w:r>
-        <w:t xml:space="preserve">Improve guided wizards for cluster setup and migration.</w:t>
-      </w:r>
-    </w:p>
-    <w:p>
-      <w:pPr>
-        <w:pStyle w:val="Compact"/>
-        <w:numPr>
-          <w:ilvl w:val="0"/>
-          <w:numId w:val="1033"/>
-        </w:numPr>
-      </w:pPr>
-      <w:r>
-        <w:t xml:space="preserve">Add clearer operational explanations and risk warnings for mutating cluster operations.</w:t>
-      </w:r>
-    </w:p>
-    <w:bookmarkEnd w:id="87"/>
-    <w:bookmarkEnd w:id="88"/>
-    <w:bookmarkStart w:id="94" w:name="a.-extended-implementation-notes"/>
-    <w:p>
-      <w:pPr>
-        <w:pStyle w:val="Heading2"/>
-      </w:pPr>
-      <w:r>
-        <w:t xml:space="preserve">12A. Extended implementation notes</w:t>
-      </w:r>
-    </w:p>
-    <w:p>
-      <w:pPr>
-        <w:pStyle w:val="FirstParagraph"/>
-      </w:pPr>
-      <w:r>
-        <w:t xml:space="preserve">This section documents low-level implementation behavior that is often omitted in short system papers but is important for reproducibility and peer review.</w:t>
-      </w:r>
-    </w:p>
-    <w:bookmarkStart w:id="89" w:name="X83ab9e5f1e0777edfca6a1d8577598aa383f8dc"/>
-    <w:p>
-      <w:pPr>
-        <w:pStyle w:val="Heading3"/>
-      </w:pPr>
-      <w:r>
-        <w:t xml:space="preserve">12A.1 Cluster invariants currently enforced</w:t>
-      </w:r>
-    </w:p>
-    <w:p>
-      <w:pPr>
-        <w:pStyle w:val="FirstParagraph"/>
-      </w:pPr>
-      <w:r>
-        <w:t xml:space="preserve">The current control-plane implementation maintains several explicit invariants. They are important because they define what operators can expect from topology changes and where edge-case failures are intentionally blocked.</w:t>
+        <w:t xml:space="preserve">A useful interpretation of current progress is a staged maturity ladder.</w:t>
       </w:r>
     </w:p>
     <w:tbl>
@@ -6068,6 +6831,645 @@
               <w:pStyle w:val="Compact"/>
             </w:pPr>
             <w:r>
+              <w:t xml:space="preserve">Level</w:t>
+            </w:r>
+          </w:p>
+        </w:tc>
+        <w:tc>
+          <w:tcPr/>
+          <w:p>
+            <w:pPr>
+              <w:pStyle w:val="Compact"/>
+            </w:pPr>
+            <w:r>
+              <w:t xml:space="preserve">Replication capability</w:t>
+            </w:r>
+          </w:p>
+        </w:tc>
+        <w:tc>
+          <w:tcPr/>
+          <w:p>
+            <w:pPr>
+              <w:pStyle w:val="Compact"/>
+            </w:pPr>
+            <w:r>
+              <w:t xml:space="preserve">Current status</w:t>
+            </w:r>
+          </w:p>
+        </w:tc>
+      </w:tr>
+      <w:tr>
+        <w:tc>
+          <w:tcPr/>
+          <w:p>
+            <w:pPr>
+              <w:pStyle w:val="Compact"/>
+            </w:pPr>
+            <w:r>
+              <w:t xml:space="preserve">L0</w:t>
+            </w:r>
+          </w:p>
+        </w:tc>
+        <w:tc>
+          <w:tcPr/>
+          <w:p>
+            <w:pPr>
+              <w:pStyle w:val="Compact"/>
+            </w:pPr>
+            <w:r>
+              <w:t xml:space="preserve">No replication controls</w:t>
+            </w:r>
+          </w:p>
+        </w:tc>
+        <w:tc>
+          <w:tcPr/>
+          <w:p>
+            <w:pPr>
+              <w:pStyle w:val="Compact"/>
+            </w:pPr>
+            <w:r>
+              <w:t xml:space="preserve">Surpassed</w:t>
+            </w:r>
+          </w:p>
+        </w:tc>
+      </w:tr>
+      <w:tr>
+        <w:tc>
+          <w:tcPr/>
+          <w:p>
+            <w:pPr>
+              <w:pStyle w:val="Compact"/>
+            </w:pPr>
+            <w:r>
+              <w:t xml:space="preserve">L1</w:t>
+            </w:r>
+          </w:p>
+        </w:tc>
+        <w:tc>
+          <w:tcPr/>
+          <w:p>
+            <w:pPr>
+              <w:pStyle w:val="Compact"/>
+            </w:pPr>
+            <w:r>
+              <w:t xml:space="preserve">Manual replication hooks</w:t>
+            </w:r>
+          </w:p>
+        </w:tc>
+        <w:tc>
+          <w:tcPr/>
+          <w:p>
+            <w:pPr>
+              <w:pStyle w:val="Compact"/>
+            </w:pPr>
+            <w:r>
+              <w:t xml:space="preserve">Surpassed</w:t>
+            </w:r>
+          </w:p>
+        </w:tc>
+      </w:tr>
+      <w:tr>
+        <w:tc>
+          <w:tcPr/>
+          <w:p>
+            <w:pPr>
+              <w:pStyle w:val="Compact"/>
+            </w:pPr>
+            <w:r>
+              <w:t xml:space="preserve">L2</w:t>
+            </w:r>
+          </w:p>
+        </w:tc>
+        <w:tc>
+          <w:tcPr/>
+          <w:p>
+            <w:pPr>
+              <w:pStyle w:val="Compact"/>
+            </w:pPr>
+            <w:r>
+              <w:t xml:space="preserve">API-visible replication control-plane + fanout path</w:t>
+            </w:r>
+          </w:p>
+        </w:tc>
+        <w:tc>
+          <w:tcPr/>
+          <w:p>
+            <w:pPr>
+              <w:pStyle w:val="Compact"/>
+            </w:pPr>
+            <w:r>
+              <w:rPr>
+                <w:b/>
+                <w:bCs/>
+              </w:rPr>
+              <w:t xml:space="preserve">Current implemented level</w:t>
+            </w:r>
+          </w:p>
+        </w:tc>
+      </w:tr>
+      <w:tr>
+        <w:tc>
+          <w:tcPr/>
+          <w:p>
+            <w:pPr>
+              <w:pStyle w:val="Compact"/>
+            </w:pPr>
+            <w:r>
+              <w:t xml:space="preserve">L3</w:t>
+            </w:r>
+          </w:p>
+        </w:tc>
+        <w:tc>
+          <w:tcPr/>
+          <w:p>
+            <w:pPr>
+              <w:pStyle w:val="Compact"/>
+            </w:pPr>
+            <w:r>
+              <w:t xml:space="preserve">WAL/LSN-anchored replication with replay discipline</w:t>
+            </w:r>
+          </w:p>
+        </w:tc>
+        <w:tc>
+          <w:tcPr/>
+          <w:p>
+            <w:pPr>
+              <w:pStyle w:val="Compact"/>
+            </w:pPr>
+            <w:r>
+              <w:t xml:space="preserve">Planned</w:t>
+            </w:r>
+          </w:p>
+        </w:tc>
+      </w:tr>
+      <w:tr>
+        <w:tc>
+          <w:tcPr/>
+          <w:p>
+            <w:pPr>
+              <w:pStyle w:val="Compact"/>
+            </w:pPr>
+            <w:r>
+              <w:t xml:space="preserve">L4</w:t>
+            </w:r>
+          </w:p>
+        </w:tc>
+        <w:tc>
+          <w:tcPr/>
+          <w:p>
+            <w:pPr>
+              <w:pStyle w:val="Compact"/>
+            </w:pPr>
+            <w:r>
+              <w:t xml:space="preserve">Failover-aware routing and policy-driven automation</w:t>
+            </w:r>
+          </w:p>
+        </w:tc>
+        <w:tc>
+          <w:tcPr/>
+          <w:p>
+            <w:pPr>
+              <w:pStyle w:val="Compact"/>
+            </w:pPr>
+            <w:r>
+              <w:t xml:space="preserve">Planned</w:t>
+            </w:r>
+          </w:p>
+        </w:tc>
+      </w:tr>
+      <w:tr>
+        <w:tc>
+          <w:tcPr/>
+          <w:p>
+            <w:pPr>
+              <w:pStyle w:val="Compact"/>
+            </w:pPr>
+            <w:r>
+              <w:t xml:space="preserve">L5</w:t>
+            </w:r>
+          </w:p>
+        </w:tc>
+        <w:tc>
+          <w:tcPr/>
+          <w:p>
+            <w:pPr>
+              <w:pStyle w:val="Compact"/>
+            </w:pPr>
+            <w:r>
+              <w:t xml:space="preserve">Production-hardened, benchmarked distributed operation</w:t>
+            </w:r>
+          </w:p>
+        </w:tc>
+        <w:tc>
+          <w:tcPr/>
+          <w:p>
+            <w:pPr>
+              <w:pStyle w:val="Compact"/>
+            </w:pPr>
+            <w:r>
+              <w:t xml:space="preserve">Future target</w:t>
+            </w:r>
+          </w:p>
+        </w:tc>
+      </w:tr>
+    </w:tbl>
+    <w:p>
+      <w:pPr>
+        <w:pStyle w:val="BodyText"/>
+      </w:pPr>
+      <w:r>
+        <w:t xml:space="preserve">This ladder helps reviewers interpret claims appropriately: SkeinDB currently sits at an interface-complete and test-backed prototype level (L2), not at final production maturity levels.</w:t>
+      </w:r>
+    </w:p>
+    <w:bookmarkEnd w:id="81"/>
+    <w:bookmarkEnd w:id="82"/>
+    <w:bookmarkStart w:id="87" w:name="threats-to-validity"/>
+    <w:p>
+      <w:pPr>
+        <w:pStyle w:val="Heading2"/>
+      </w:pPr>
+      <w:r>
+        <w:t xml:space="preserve">11. Threats to validity</w:t>
+      </w:r>
+    </w:p>
+    <w:bookmarkStart w:id="83" w:name="environment-specificity"/>
+    <w:p>
+      <w:pPr>
+        <w:pStyle w:val="Heading3"/>
+      </w:pPr>
+      <w:r>
+        <w:t xml:space="preserve">11.1 Environment specificity</w:t>
+      </w:r>
+    </w:p>
+    <w:p>
+      <w:pPr>
+        <w:pStyle w:val="FirstParagraph"/>
+      </w:pPr>
+      <w:r>
+        <w:t xml:space="preserve">Measured runtimes and test behavior come from one machine profile. Absolute times may differ significantly on other hardware, operating systems, and I/O profiles.</w:t>
+      </w:r>
+    </w:p>
+    <w:bookmarkEnd w:id="83"/>
+    <w:bookmarkStart w:id="84" w:name="correctness-heavy-evidence"/>
+    <w:p>
+      <w:pPr>
+        <w:pStyle w:val="Heading3"/>
+      </w:pPr>
+      <w:r>
+        <w:t xml:space="preserve">11.2 Correctness-heavy evidence</w:t>
+      </w:r>
+    </w:p>
+    <w:p>
+      <w:pPr>
+        <w:pStyle w:val="FirstParagraph"/>
+      </w:pPr>
+      <w:r>
+        <w:t xml:space="preserve">The current evidence emphasizes functional correctness and interface coherence. It does not yet include full throughput/latency benchmarking under sustained mixed workloads, nor prolonged failure-injection studies.</w:t>
+      </w:r>
+    </w:p>
+    <w:bookmarkEnd w:id="84"/>
+    <w:bookmarkStart w:id="85" w:name="prototype-replication-model"/>
+    <w:p>
+      <w:pPr>
+        <w:pStyle w:val="Heading3"/>
+      </w:pPr>
+      <w:r>
+        <w:t xml:space="preserve">11.3 Prototype replication model</w:t>
+      </w:r>
+    </w:p>
+    <w:p>
+      <w:pPr>
+        <w:pStyle w:val="FirstParagraph"/>
+      </w:pPr>
+      <w:r>
+        <w:t xml:space="preserve">RPC fanout is intentionally simple and does not deliver the durability and efficiency guarantees expected from mature WAL/LSN replication systems. Results should be interpreted accordingly.</w:t>
+      </w:r>
+    </w:p>
+    <w:bookmarkEnd w:id="85"/>
+    <w:bookmarkStart w:id="86" w:name="single-author-development-bias"/>
+    <w:p>
+      <w:pPr>
+        <w:pStyle w:val="Heading3"/>
+      </w:pPr>
+      <w:r>
+        <w:t xml:space="preserve">11.4 Single-author development bias</w:t>
+      </w:r>
+    </w:p>
+    <w:p>
+      <w:pPr>
+        <w:pStyle w:val="FirstParagraph"/>
+      </w:pPr>
+      <w:r>
+        <w:t xml:space="preserve">As with many early-stage systems, implementation and evaluation were primarily driven by one author, which can increase blind spots around usability and failure semantics. Expanded external review and multi-operator trials are needed.</w:t>
+      </w:r>
+    </w:p>
+    <w:bookmarkEnd w:id="86"/>
+    <w:bookmarkEnd w:id="87"/>
+    <w:bookmarkStart w:id="93" w:name="roadmap-to-production-grade-clustering"/>
+    <w:p>
+      <w:pPr>
+        <w:pStyle w:val="Heading2"/>
+      </w:pPr>
+      <w:r>
+        <w:t xml:space="preserve">12. Roadmap to production-grade clustering</w:t>
+      </w:r>
+    </w:p>
+    <w:p>
+      <w:pPr>
+        <w:pStyle w:val="FirstParagraph"/>
+      </w:pPr>
+      <w:r>
+        <w:t xml:space="preserve">A structured next phase can evolve current interfaces into stronger distributed guarantees without breaking control-plane contracts.</w:t>
+      </w:r>
+    </w:p>
+    <w:bookmarkStart w:id="88" w:name="upgrade-stream-a-replication-semantics"/>
+    <w:p>
+      <w:pPr>
+        <w:pStyle w:val="Heading3"/>
+      </w:pPr>
+      <w:r>
+        <w:t xml:space="preserve">12.1 Upgrade stream A: replication semantics</w:t>
+      </w:r>
+    </w:p>
+    <w:p>
+      <w:pPr>
+        <w:pStyle w:val="Compact"/>
+        <w:numPr>
+          <w:ilvl w:val="0"/>
+          <w:numId w:val="1032"/>
+        </w:numPr>
+      </w:pPr>
+      <w:r>
+        <w:t xml:space="preserve">Introduce WAL/LSN-native replication records.</w:t>
+      </w:r>
+    </w:p>
+    <w:p>
+      <w:pPr>
+        <w:pStyle w:val="Compact"/>
+        <w:numPr>
+          <w:ilvl w:val="0"/>
+          <w:numId w:val="1032"/>
+        </w:numPr>
+      </w:pPr>
+      <w:r>
+        <w:t xml:space="preserve">Add idempotent apply windows and stronger replay guarantees.</w:t>
+      </w:r>
+    </w:p>
+    <w:p>
+      <w:pPr>
+        <w:pStyle w:val="Compact"/>
+        <w:numPr>
+          <w:ilvl w:val="0"/>
+          <w:numId w:val="1032"/>
+        </w:numPr>
+      </w:pPr>
+      <w:r>
+        <w:t xml:space="preserve">Track lag and commit positions per replica.</w:t>
+      </w:r>
+    </w:p>
+    <w:bookmarkEnd w:id="88"/>
+    <w:bookmarkStart w:id="89" w:name="Xd889b5b05a84778274cd9d2e3ee47e51b1a1496"/>
+    <w:p>
+      <w:pPr>
+        <w:pStyle w:val="Heading3"/>
+      </w:pPr>
+      <w:r>
+        <w:t xml:space="preserve">12.2 Upgrade stream B: object transport and data movement</w:t>
+      </w:r>
+    </w:p>
+    <w:p>
+      <w:pPr>
+        <w:pStyle w:val="Compact"/>
+        <w:numPr>
+          <w:ilvl w:val="0"/>
+          <w:numId w:val="1033"/>
+        </w:numPr>
+      </w:pPr>
+      <w:r>
+        <w:t xml:space="preserve">Introduce CAS object manifests for shard and replica synchronization.</w:t>
+      </w:r>
+    </w:p>
+    <w:p>
+      <w:pPr>
+        <w:pStyle w:val="Compact"/>
+        <w:numPr>
+          <w:ilvl w:val="0"/>
+          <w:numId w:val="1033"/>
+        </w:numPr>
+      </w:pPr>
+      <w:r>
+        <w:t xml:space="preserve">Implement pull-based object transfer with verification.</w:t>
+      </w:r>
+    </w:p>
+    <w:p>
+      <w:pPr>
+        <w:pStyle w:val="Compact"/>
+        <w:numPr>
+          <w:ilvl w:val="0"/>
+          <w:numId w:val="1033"/>
+        </w:numPr>
+      </w:pPr>
+      <w:r>
+        <w:t xml:space="preserve">Surface transfer progress and backpressure metrics in admin UI.</w:t>
+      </w:r>
+    </w:p>
+    <w:bookmarkEnd w:id="89"/>
+    <w:bookmarkStart w:id="90" w:name="upgrade-stream-c-routing-and-failover"/>
+    <w:p>
+      <w:pPr>
+        <w:pStyle w:val="Heading3"/>
+      </w:pPr>
+      <w:r>
+        <w:t xml:space="preserve">12.3 Upgrade stream C: routing and failover</w:t>
+      </w:r>
+    </w:p>
+    <w:p>
+      <w:pPr>
+        <w:pStyle w:val="Compact"/>
+        <w:numPr>
+          <w:ilvl w:val="0"/>
+          <w:numId w:val="1034"/>
+        </w:numPr>
+      </w:pPr>
+      <w:r>
+        <w:t xml:space="preserve">Add health-aware routing decisions for reads.</w:t>
+      </w:r>
+    </w:p>
+    <w:p>
+      <w:pPr>
+        <w:pStyle w:val="Compact"/>
+        <w:numPr>
+          <w:ilvl w:val="0"/>
+          <w:numId w:val="1034"/>
+        </w:numPr>
+      </w:pPr>
+      <w:r>
+        <w:t xml:space="preserve">Add controlled failover orchestration with explicit safety rails.</w:t>
+      </w:r>
+    </w:p>
+    <w:p>
+      <w:pPr>
+        <w:pStyle w:val="Compact"/>
+        <w:numPr>
+          <w:ilvl w:val="0"/>
+          <w:numId w:val="1034"/>
+        </w:numPr>
+      </w:pPr>
+      <w:r>
+        <w:t xml:space="preserve">Expose planned and emergency transition workflows in SkeinAdmin.</w:t>
+      </w:r>
+    </w:p>
+    <w:bookmarkEnd w:id="90"/>
+    <w:bookmarkStart w:id="91" w:name="X800584395aab52bad9cfd12a25ee61362df1e8d"/>
+    <w:p>
+      <w:pPr>
+        <w:pStyle w:val="Heading3"/>
+      </w:pPr>
+      <w:r>
+        <w:t xml:space="preserve">12.4 Upgrade stream D: benchmarking and long-run validation</w:t>
+      </w:r>
+    </w:p>
+    <w:p>
+      <w:pPr>
+        <w:pStyle w:val="Compact"/>
+        <w:numPr>
+          <w:ilvl w:val="0"/>
+          <w:numId w:val="1035"/>
+        </w:numPr>
+      </w:pPr>
+      <w:r>
+        <w:t xml:space="preserve">Add reproducible benchmark scripts for mixed OLTP/analytics patterns.</w:t>
+      </w:r>
+    </w:p>
+    <w:p>
+      <w:pPr>
+        <w:pStyle w:val="Compact"/>
+        <w:numPr>
+          <w:ilvl w:val="0"/>
+          <w:numId w:val="1035"/>
+        </w:numPr>
+      </w:pPr>
+      <w:r>
+        <w:t xml:space="preserve">Include failover and partition simulations.</w:t>
+      </w:r>
+    </w:p>
+    <w:p>
+      <w:pPr>
+        <w:pStyle w:val="Compact"/>
+        <w:numPr>
+          <w:ilvl w:val="0"/>
+          <w:numId w:val="1035"/>
+        </w:numPr>
+      </w:pPr>
+      <w:r>
+        <w:t xml:space="preserve">Include long-run memory growth and replication drift checks.</w:t>
+      </w:r>
+    </w:p>
+    <w:bookmarkEnd w:id="91"/>
+    <w:bookmarkStart w:id="92" w:name="upgrade-stream-e-admin-hardening"/>
+    <w:p>
+      <w:pPr>
+        <w:pStyle w:val="Heading3"/>
+      </w:pPr>
+      <w:r>
+        <w:t xml:space="preserve">12.5 Upgrade stream E: admin hardening</w:t>
+      </w:r>
+    </w:p>
+    <w:p>
+      <w:pPr>
+        <w:pStyle w:val="Compact"/>
+        <w:numPr>
+          <w:ilvl w:val="0"/>
+          <w:numId w:val="1036"/>
+        </w:numPr>
+      </w:pPr>
+      <w:r>
+        <w:t xml:space="preserve">Expand import/export and user/privilege workflows.</w:t>
+      </w:r>
+    </w:p>
+    <w:p>
+      <w:pPr>
+        <w:pStyle w:val="Compact"/>
+        <w:numPr>
+          <w:ilvl w:val="0"/>
+          <w:numId w:val="1036"/>
+        </w:numPr>
+      </w:pPr>
+      <w:r>
+        <w:t xml:space="preserve">Improve guided wizards for cluster setup and migration.</w:t>
+      </w:r>
+    </w:p>
+    <w:p>
+      <w:pPr>
+        <w:pStyle w:val="Compact"/>
+        <w:numPr>
+          <w:ilvl w:val="0"/>
+          <w:numId w:val="1036"/>
+        </w:numPr>
+      </w:pPr>
+      <w:r>
+        <w:t xml:space="preserve">Add clearer operational explanations and risk warnings for mutating cluster operations.</w:t>
+      </w:r>
+    </w:p>
+    <w:bookmarkEnd w:id="92"/>
+    <w:bookmarkEnd w:id="93"/>
+    <w:bookmarkStart w:id="99" w:name="a.-extended-implementation-notes"/>
+    <w:p>
+      <w:pPr>
+        <w:pStyle w:val="Heading2"/>
+      </w:pPr>
+      <w:r>
+        <w:t xml:space="preserve">12A. Extended implementation notes</w:t>
+      </w:r>
+    </w:p>
+    <w:p>
+      <w:pPr>
+        <w:pStyle w:val="FirstParagraph"/>
+      </w:pPr>
+      <w:r>
+        <w:t xml:space="preserve">This section documents low-level implementation behavior that is often omitted in short system papers but is important for reproducibility and peer review.</w:t>
+      </w:r>
+    </w:p>
+    <w:bookmarkStart w:id="94" w:name="X83ab9e5f1e0777edfca6a1d8577598aa383f8dc"/>
+    <w:p>
+      <w:pPr>
+        <w:pStyle w:val="Heading3"/>
+      </w:pPr>
+      <w:r>
+        <w:t xml:space="preserve">12A.1 Cluster invariants currently enforced</w:t>
+      </w:r>
+    </w:p>
+    <w:p>
+      <w:pPr>
+        <w:pStyle w:val="FirstParagraph"/>
+      </w:pPr>
+      <w:r>
+        <w:t xml:space="preserve">The current control-plane implementation maintains several explicit invariants. They are important because they define what operators can expect from topology changes and where edge-case failures are intentionally blocked.</w:t>
+      </w:r>
+    </w:p>
+    <w:tbl>
+      <w:tblPr>
+        <w:tblStyle w:val="Table"/>
+        <w:tblW w:type="pct" w:w="5000"/>
+        <w:tblLayout w:type="fixed"/>
+        <w:tblLook w:firstRow="1" w:lastRow="0" w:firstColumn="0" w:lastColumn="0" w:noHBand="0" w:noVBand="0" w:val="0020"/>
+      </w:tblPr>
+      <w:tblGrid>
+        <w:gridCol w:w="2640"/>
+        <w:gridCol w:w="2640"/>
+        <w:gridCol w:w="2640"/>
+      </w:tblGrid>
+      <w:tr>
+        <w:trPr>
+          <w:tblHeader w:val="on"/>
+        </w:trPr>
+        <w:tc>
+          <w:tcPr/>
+          <w:p>
+            <w:pPr>
+              <w:pStyle w:val="Compact"/>
+            </w:pPr>
+            <w:r>
               <w:t xml:space="preserve">Invariant</w:t>
             </w:r>
           </w:p>
@@ -6315,8 +7717,8 @@
         <w:t xml:space="preserve">These invariants are not only implementation details; they are the current behavioral contract. Future transport upgrades should preserve these contracts unless intentionally versioned.</w:t>
       </w:r>
     </w:p>
-    <w:bookmarkEnd w:id="89"/>
-    <w:bookmarkStart w:id="90" w:name="X869de3c67c823b0d8f239220aa17e032432da80"/>
+    <w:bookmarkEnd w:id="94"/>
+    <w:bookmarkStart w:id="95" w:name="X869de3c67c823b0d8f239220aa17e032432da80"/>
     <w:p>
       <w:pPr>
         <w:pStyle w:val="Heading3"/>
@@ -6346,7 +7748,7 @@
         <w:pStyle w:val="Compact"/>
         <w:numPr>
           <w:ilvl w:val="0"/>
-          <w:numId w:val="1034"/>
+          <w:numId w:val="1037"/>
         </w:numPr>
       </w:pPr>
       <w:r>
@@ -6373,7 +7775,7 @@
         <w:pStyle w:val="Compact"/>
         <w:numPr>
           <w:ilvl w:val="0"/>
-          <w:numId w:val="1034"/>
+          <w:numId w:val="1037"/>
         </w:numPr>
       </w:pPr>
       <w:r>
@@ -6400,7 +7802,7 @@
         <w:pStyle w:val="Compact"/>
         <w:numPr>
           <w:ilvl w:val="0"/>
-          <w:numId w:val="1034"/>
+          <w:numId w:val="1037"/>
         </w:numPr>
       </w:pPr>
       <w:r>
@@ -6427,7 +7829,7 @@
         <w:pStyle w:val="Compact"/>
         <w:numPr>
           <w:ilvl w:val="0"/>
-          <w:numId w:val="1034"/>
+          <w:numId w:val="1037"/>
         </w:numPr>
       </w:pPr>
       <w:r>
@@ -6469,7 +7871,7 @@
         <w:pStyle w:val="Compact"/>
         <w:numPr>
           <w:ilvl w:val="0"/>
-          <w:numId w:val="1034"/>
+          <w:numId w:val="1037"/>
         </w:numPr>
       </w:pPr>
       <w:r>
@@ -6484,8 +7886,8 @@
         <w:t xml:space="preserve">This sequence is reflected both in tests and in UI control flows.</w:t>
       </w:r>
     </w:p>
-    <w:bookmarkEnd w:id="90"/>
-    <w:bookmarkStart w:id="91" w:name="Xbe1cd11467ac634adb6edf40d347321981df25c"/>
+    <w:bookmarkEnd w:id="95"/>
+    <w:bookmarkStart w:id="96" w:name="Xbe1cd11467ac634adb6edf40d347321981df25c"/>
     <w:p>
       <w:pPr>
         <w:pStyle w:val="Heading3"/>
@@ -6528,7 +7930,7 @@
         <w:pStyle w:val="Compact"/>
         <w:numPr>
           <w:ilvl w:val="0"/>
-          <w:numId w:val="1035"/>
+          <w:numId w:val="1038"/>
         </w:numPr>
       </w:pPr>
       <w:r>
@@ -6540,7 +7942,7 @@
         <w:pStyle w:val="Compact"/>
         <w:numPr>
           <w:ilvl w:val="0"/>
-          <w:numId w:val="1035"/>
+          <w:numId w:val="1038"/>
         </w:numPr>
       </w:pPr>
       <w:r>
@@ -6552,7 +7954,7 @@
         <w:pStyle w:val="Compact"/>
         <w:numPr>
           <w:ilvl w:val="0"/>
-          <w:numId w:val="1035"/>
+          <w:numId w:val="1038"/>
         </w:numPr>
       </w:pPr>
       <w:r>
@@ -6567,8 +7969,8 @@
         <w:t xml:space="preserve">The key design decision is explicitness over hidden policy. Operators can inspect and mutate ownership through public methods. This may appear simplistic compared to advanced autonomous placement systems, but it is a deliberate staging choice: controllable and inspectable transitions are easier to verify before introducing complex autonomous behavior.</w:t>
       </w:r>
     </w:p>
-    <w:bookmarkEnd w:id="91"/>
-    <w:bookmarkStart w:id="92" w:name="a.4-replication-accounting-model"/>
+    <w:bookmarkEnd w:id="96"/>
+    <w:bookmarkStart w:id="97" w:name="a.4-replication-accounting-model"/>
     <w:p>
       <w:pPr>
         <w:pStyle w:val="Heading3"/>
@@ -6590,7 +7992,7 @@
         <w:pStyle w:val="Compact"/>
         <w:numPr>
           <w:ilvl w:val="0"/>
-          <w:numId w:val="1036"/>
+          <w:numId w:val="1039"/>
         </w:numPr>
       </w:pPr>
       <w:r>
@@ -6602,7 +8004,7 @@
         <w:pStyle w:val="Compact"/>
         <w:numPr>
           <w:ilvl w:val="0"/>
-          <w:numId w:val="1036"/>
+          <w:numId w:val="1039"/>
         </w:numPr>
       </w:pPr>
       <w:r>
@@ -6614,7 +8016,7 @@
         <w:pStyle w:val="Compact"/>
         <w:numPr>
           <w:ilvl w:val="0"/>
-          <w:numId w:val="1036"/>
+          <w:numId w:val="1039"/>
         </w:numPr>
       </w:pPr>
       <w:r>
@@ -6626,7 +8028,7 @@
         <w:pStyle w:val="Compact"/>
         <w:numPr>
           <w:ilvl w:val="0"/>
-          <w:numId w:val="1036"/>
+          <w:numId w:val="1039"/>
         </w:numPr>
       </w:pPr>
       <w:r>
@@ -6641,8 +8043,8 @@
         <w:t xml:space="preserve">These counters are intentionally minimal but useful. They provide immediate operator feedback in the admin panel and machine-readable status in RPC responses. They also make CI regression checks easier, because tests can assert fanout behavior without parsing log output.</w:t>
       </w:r>
     </w:p>
-    <w:bookmarkEnd w:id="92"/>
-    <w:bookmarkStart w:id="93" w:name="X58f38095ef24e3c4c5c24efdf388e11cfe2209c"/>
+    <w:bookmarkEnd w:id="97"/>
+    <w:bookmarkStart w:id="98" w:name="X58f38095ef24e3c4c5c24efdf388e11cfe2209c"/>
     <w:p>
       <w:pPr>
         <w:pStyle w:val="Heading3"/>
@@ -6664,7 +8066,7 @@
         <w:pStyle w:val="Compact"/>
         <w:numPr>
           <w:ilvl w:val="0"/>
-          <w:numId w:val="1037"/>
+          <w:numId w:val="1040"/>
         </w:numPr>
       </w:pPr>
       <w:r>
@@ -6676,7 +8078,7 @@
         <w:pStyle w:val="Compact"/>
         <w:numPr>
           <w:ilvl w:val="0"/>
-          <w:numId w:val="1037"/>
+          <w:numId w:val="1040"/>
         </w:numPr>
       </w:pPr>
       <w:r>
@@ -6688,7 +8090,7 @@
         <w:pStyle w:val="Compact"/>
         <w:numPr>
           <w:ilvl w:val="0"/>
-          <w:numId w:val="1037"/>
+          <w:numId w:val="1040"/>
         </w:numPr>
       </w:pPr>
       <w:r>
@@ -6700,7 +8102,7 @@
         <w:pStyle w:val="Compact"/>
         <w:numPr>
           <w:ilvl w:val="0"/>
-          <w:numId w:val="1037"/>
+          <w:numId w:val="1040"/>
         </w:numPr>
       </w:pPr>
       <w:r>
@@ -6713,345 +8115,26 @@
       </w:pPr>
       <w:r>
         <w:t xml:space="preserve">However, this does not replace stronger production controls such as mTLS-based node identity, full audit policy engines, and consensus-backed authority transitions. Those remain roadmap items and are intentionally not overstated in this manuscript.</w:t>
-      </w:r>
-    </w:p>
-    <w:bookmarkEnd w:id="93"/>
-    <w:bookmarkEnd w:id="94"/>
-    <w:bookmarkStart w:id="99" w:name="b.-extended-operator-workflow-analysis"/>
-    <w:p>
-      <w:pPr>
-        <w:pStyle w:val="Heading2"/>
-      </w:pPr>
-      <w:r>
-        <w:t xml:space="preserve">12B. Extended operator workflow analysis</w:t>
-      </w:r>
-    </w:p>
-    <w:bookmarkStart w:id="95" w:name="X331c5b4ccd08e8aed5ee25389377000d4414081"/>
-    <w:p>
-      <w:pPr>
-        <w:pStyle w:val="Heading3"/>
-      </w:pPr>
-      <w:r>
-        <w:t xml:space="preserve">12B.1 Why UI and RPC parity is a technical requirement</w:t>
-      </w:r>
-    </w:p>
-    <w:p>
-      <w:pPr>
-        <w:pStyle w:val="FirstParagraph"/>
-      </w:pPr>
-      <w:r>
-        <w:t xml:space="preserve">In many systems, admin UIs lag API capabilities by several release cycles. That gap creates two problems:</w:t>
-      </w:r>
-    </w:p>
-    <w:p>
-      <w:pPr>
-        <w:pStyle w:val="Compact"/>
-        <w:numPr>
-          <w:ilvl w:val="0"/>
-          <w:numId w:val="1038"/>
-        </w:numPr>
-      </w:pPr>
-      <w:r>
-        <w:t xml:space="preserve">operational workflows become fragmented between UI and scripts;</w:t>
-      </w:r>
-    </w:p>
-    <w:p>
-      <w:pPr>
-        <w:pStyle w:val="Compact"/>
-        <w:numPr>
-          <w:ilvl w:val="0"/>
-          <w:numId w:val="1038"/>
-        </w:numPr>
-      </w:pPr>
-      <w:r>
-        <w:t xml:space="preserve">important features receive less real-world exercise and therefore weaker regression detection.</w:t>
-      </w:r>
-    </w:p>
-    <w:p>
-      <w:pPr>
-        <w:pStyle w:val="FirstParagraph"/>
-      </w:pPr>
-      <w:r>
-        <w:t xml:space="preserve">SkeinDB addresses this by treating UI parity as an implementation requirement. If a method family becomes operationally relevant, it should have either:</w:t>
-      </w:r>
-    </w:p>
-    <w:p>
-      <w:pPr>
-        <w:pStyle w:val="Compact"/>
-        <w:numPr>
-          <w:ilvl w:val="0"/>
-          <w:numId w:val="1039"/>
-        </w:numPr>
-      </w:pPr>
-      <w:r>
-        <w:t xml:space="preserve">a dedicated panel/action in SkeinAdmin, or</w:t>
-      </w:r>
-    </w:p>
-    <w:p>
-      <w:pPr>
-        <w:pStyle w:val="Compact"/>
-        <w:numPr>
-          <w:ilvl w:val="0"/>
-          <w:numId w:val="1039"/>
-        </w:numPr>
-      </w:pPr>
-      <w:r>
-        <w:t xml:space="preserve">a clear fallback through prefilled templates in RPC Explorer.</w:t>
-      </w:r>
-    </w:p>
-    <w:p>
-      <w:pPr>
-        <w:pStyle w:val="FirstParagraph"/>
-      </w:pPr>
-      <w:r>
-        <w:t xml:space="preserve">This policy is central to reducing usability regressions.</w:t>
-      </w:r>
-    </w:p>
-    <w:bookmarkEnd w:id="95"/>
-    <w:bookmarkStart w:id="96" w:name="Xdb29f967245c51b770c246df2400075c206252b"/>
-    <w:p>
-      <w:pPr>
-        <w:pStyle w:val="Heading3"/>
-      </w:pPr>
-      <w:r>
-        <w:t xml:space="preserve">12B.2 Connect/disconnect and profile switching as risk controls</w:t>
-      </w:r>
-    </w:p>
-    <w:p>
-      <w:pPr>
-        <w:pStyle w:val="FirstParagraph"/>
-      </w:pPr>
-      <w:r>
-        <w:t xml:space="preserve">Adding explicit connect/disconnect controls and profile management was not merely a cosmetic update. In multi-target development, engineers often switch between local, staging, and test nodes. Without explicit session signaling, accidental writes to the wrong target become likely.</w:t>
-      </w:r>
-    </w:p>
-    <w:p>
-      <w:pPr>
-        <w:pStyle w:val="BodyText"/>
-      </w:pPr>
-      <w:r>
-        <w:t xml:space="preserve">The current UI now emphasizes:</w:t>
-      </w:r>
-    </w:p>
-    <w:p>
-      <w:pPr>
-        <w:pStyle w:val="Compact"/>
-        <w:numPr>
-          <w:ilvl w:val="0"/>
-          <w:numId w:val="1040"/>
-        </w:numPr>
-      </w:pPr>
-      <w:r>
-        <w:t xml:space="preserve">active server base URL visibility,</w:t>
-      </w:r>
-    </w:p>
-    <w:p>
-      <w:pPr>
-        <w:pStyle w:val="Compact"/>
-        <w:numPr>
-          <w:ilvl w:val="0"/>
-          <w:numId w:val="1040"/>
-        </w:numPr>
-      </w:pPr>
-      <w:r>
-        <w:t xml:space="preserve">connection state badges,</w:t>
-      </w:r>
-    </w:p>
-    <w:p>
-      <w:pPr>
-        <w:pStyle w:val="Compact"/>
-        <w:numPr>
-          <w:ilvl w:val="0"/>
-          <w:numId w:val="1040"/>
-        </w:numPr>
-      </w:pPr>
-      <w:r>
-        <w:t xml:space="preserve">controlled connect/disconnect actions,</w:t>
-      </w:r>
-    </w:p>
-    <w:p>
-      <w:pPr>
-        <w:pStyle w:val="Compact"/>
-        <w:numPr>
-          <w:ilvl w:val="0"/>
-          <w:numId w:val="1040"/>
-        </w:numPr>
-      </w:pPr>
-      <w:r>
-        <w:t xml:space="preserve">profile save/load actions.</w:t>
-      </w:r>
-    </w:p>
-    <w:p>
-      <w:pPr>
-        <w:pStyle w:val="FirstParagraph"/>
-      </w:pPr>
-      <w:r>
-        <w:t xml:space="preserve">These changes reduce operational ambiguity and support safer experimentation.</w:t>
-      </w:r>
-    </w:p>
-    <w:bookmarkEnd w:id="96"/>
-    <w:bookmarkStart w:id="97" w:name="Xfe14f092903c750ab33e7b7830977ba1660f258"/>
-    <w:p>
-      <w:pPr>
-        <w:pStyle w:val="Heading3"/>
-      </w:pPr>
-      <w:r>
-        <w:t xml:space="preserve">12B.3 Cluster panel behavior and user guidance</w:t>
-      </w:r>
-    </w:p>
-    <w:p>
-      <w:pPr>
-        <w:pStyle w:val="FirstParagraph"/>
-      </w:pPr>
-      <w:r>
-        <w:t xml:space="preserve">The cluster panel now exposes practical actions rather than static placeholders. Crucially, each action aligns with a real method:</w:t>
-      </w:r>
-    </w:p>
-    <w:p>
-      <w:pPr>
-        <w:pStyle w:val="Compact"/>
-        <w:numPr>
-          <w:ilvl w:val="0"/>
-          <w:numId w:val="1041"/>
-        </w:numPr>
-      </w:pPr>
-      <w:r>
-        <w:t xml:space="preserve">status/nodes read actions,</w:t>
-      </w:r>
-    </w:p>
-    <w:p>
-      <w:pPr>
-        <w:pStyle w:val="Compact"/>
-        <w:numPr>
-          <w:ilvl w:val="0"/>
-          <w:numId w:val="1041"/>
-        </w:numPr>
-      </w:pPr>
-      <w:r>
-        <w:t xml:space="preserve">token issuance,</w:t>
-      </w:r>
-    </w:p>
-    <w:p>
-      <w:pPr>
-        <w:pStyle w:val="Compact"/>
-        <w:numPr>
-          <w:ilvl w:val="0"/>
-          <w:numId w:val="1041"/>
-        </w:numPr>
-      </w:pPr>
-      <w:r>
-        <w:t xml:space="preserve">node join/remove/promote,</w:t>
-      </w:r>
-    </w:p>
-    <w:p>
-      <w:pPr>
-        <w:pStyle w:val="Compact"/>
-        <w:numPr>
-          <w:ilvl w:val="0"/>
-          <w:numId w:val="1041"/>
-        </w:numPr>
-      </w:pPr>
-      <w:r>
-        <w:t xml:space="preserve">shard create/move/rebalance.</w:t>
-      </w:r>
-    </w:p>
-    <w:p>
-      <w:pPr>
-        <w:pStyle w:val="FirstParagraph"/>
-      </w:pPr>
-      <w:r>
-        <w:t xml:space="preserve">This method-to-button alignment is important for maintainability. Developers can trace UI behavior directly to method handlers and test failures, minimizing hidden coupling.</w:t>
-      </w:r>
-    </w:p>
-    <w:bookmarkEnd w:id="97"/>
-    <w:bookmarkStart w:id="98" w:name="b.4-settings-panel-as-universal-fallback"/>
-    <w:p>
-      <w:pPr>
-        <w:pStyle w:val="Heading3"/>
-      </w:pPr>
-      <w:r>
-        <w:t xml:space="preserve">12B.4 Settings panel as universal fallback</w:t>
-      </w:r>
-    </w:p>
-    <w:p>
-      <w:pPr>
-        <w:pStyle w:val="FirstParagraph"/>
-      </w:pPr>
-      <w:r>
-        <w:t xml:space="preserve">The settings panel allows direct</w:t>
-      </w:r>
-      <w:r>
-        <w:t xml:space="preserve"> </w:t>
-      </w:r>
-      <w:r>
-        <w:rPr>
-          <w:rStyle w:val="VerbatimChar"/>
-        </w:rPr>
-        <w:t xml:space="preserve">settings.get</w:t>
-      </w:r>
-      <w:r>
-        <w:t xml:space="preserve"> </w:t>
-      </w:r>
-      <w:r>
-        <w:t xml:space="preserve">and</w:t>
-      </w:r>
-      <w:r>
-        <w:t xml:space="preserve"> </w:t>
-      </w:r>
-      <w:r>
-        <w:rPr>
-          <w:rStyle w:val="VerbatimChar"/>
-        </w:rPr>
-        <w:t xml:space="preserve">settings.set</w:t>
-      </w:r>
-      <w:r>
-        <w:t xml:space="preserve"> </w:t>
-      </w:r>
-      <w:r>
-        <w:t xml:space="preserve">operations. This is valuable in two scenarios:</w:t>
-      </w:r>
-    </w:p>
-    <w:p>
-      <w:pPr>
-        <w:pStyle w:val="Compact"/>
-        <w:numPr>
-          <w:ilvl w:val="0"/>
-          <w:numId w:val="1042"/>
-        </w:numPr>
-      </w:pPr>
-      <w:r>
-        <w:t xml:space="preserve">advanced operators need immediate access to keys not yet represented by dedicated UI controls;</w:t>
-      </w:r>
-    </w:p>
-    <w:p>
-      <w:pPr>
-        <w:pStyle w:val="Compact"/>
-        <w:numPr>
-          <w:ilvl w:val="0"/>
-          <w:numId w:val="1042"/>
-        </w:numPr>
-      </w:pPr>
-      <w:r>
-        <w:t xml:space="preserve">new features can be tested in real UI workflows before full form-specific UX is implemented.</w:t>
-      </w:r>
-    </w:p>
-    <w:p>
-      <w:pPr>
-        <w:pStyle w:val="FirstParagraph"/>
-      </w:pPr>
-      <w:r>
-        <w:t xml:space="preserve">In effect, settings controls provide a bridge between rapid feature iteration and stable panel design.</w:t>
       </w:r>
     </w:p>
     <w:bookmarkEnd w:id="98"/>
     <w:bookmarkEnd w:id="99"/>
-    <w:bookmarkStart w:id="104" w:name="X590bfd6e523dd1c76cb9b09a22289af0eb5474c"/>
+    <w:bookmarkStart w:id="104" w:name="b.-extended-operator-workflow-analysis"/>
     <w:p>
       <w:pPr>
         <w:pStyle w:val="Heading2"/>
       </w:pPr>
       <w:r>
-        <w:t xml:space="preserve">12C. Extended reproducibility and audit trail guidance</w:t>
+        <w:t xml:space="preserve">12B. Extended operator workflow analysis</w:t>
+      </w:r>
+    </w:p>
+    <w:bookmarkStart w:id="100" w:name="X331c5b4ccd08e8aed5ee25389377000d4414081"/>
+    <w:p>
+      <w:pPr>
+        <w:pStyle w:val="Heading3"/>
+      </w:pPr>
+      <w:r>
+        <w:t xml:space="preserve">12B.1 Why UI and RPC parity is a technical requirement</w:t>
       </w:r>
     </w:p>
     <w:p>
@@ -7059,16 +8142,97 @@
         <w:pStyle w:val="FirstParagraph"/>
       </w:pPr>
       <w:r>
-        <w:t xml:space="preserve">To support camera-ready review expectations, this section provides a concrete reproducibility protocol that reviewers or future contributors can execute without hidden dependencies.</w:t>
-      </w:r>
-    </w:p>
-    <w:bookmarkStart w:id="100" w:name="c.1-minimal-verification-protocol"/>
+        <w:t xml:space="preserve">In many systems, admin UIs lag API capabilities by several release cycles. That gap creates two problems:</w:t>
+      </w:r>
+    </w:p>
+    <w:p>
+      <w:pPr>
+        <w:pStyle w:val="Compact"/>
+        <w:numPr>
+          <w:ilvl w:val="0"/>
+          <w:numId w:val="1041"/>
+        </w:numPr>
+      </w:pPr>
+      <w:r>
+        <w:t xml:space="preserve">operational workflows become fragmented between UI and scripts;</w:t>
+      </w:r>
+    </w:p>
+    <w:p>
+      <w:pPr>
+        <w:pStyle w:val="Compact"/>
+        <w:numPr>
+          <w:ilvl w:val="0"/>
+          <w:numId w:val="1041"/>
+        </w:numPr>
+      </w:pPr>
+      <w:r>
+        <w:t xml:space="preserve">important features receive less real-world exercise and therefore weaker regression detection.</w:t>
+      </w:r>
+    </w:p>
+    <w:p>
+      <w:pPr>
+        <w:pStyle w:val="FirstParagraph"/>
+      </w:pPr>
+      <w:r>
+        <w:t xml:space="preserve">SkeinDB addresses this by treating UI parity as an implementation requirement. If a method family becomes operationally relevant, it should have either:</w:t>
+      </w:r>
+    </w:p>
+    <w:p>
+      <w:pPr>
+        <w:pStyle w:val="Compact"/>
+        <w:numPr>
+          <w:ilvl w:val="0"/>
+          <w:numId w:val="1042"/>
+        </w:numPr>
+      </w:pPr>
+      <w:r>
+        <w:t xml:space="preserve">a dedicated panel/action in SkeinAdmin, or</w:t>
+      </w:r>
+    </w:p>
+    <w:p>
+      <w:pPr>
+        <w:pStyle w:val="Compact"/>
+        <w:numPr>
+          <w:ilvl w:val="0"/>
+          <w:numId w:val="1042"/>
+        </w:numPr>
+      </w:pPr>
+      <w:r>
+        <w:t xml:space="preserve">a clear fallback through prefilled templates in RPC Explorer.</w:t>
+      </w:r>
+    </w:p>
+    <w:p>
+      <w:pPr>
+        <w:pStyle w:val="FirstParagraph"/>
+      </w:pPr>
+      <w:r>
+        <w:t xml:space="preserve">This policy is central to reducing usability regressions.</w:t>
+      </w:r>
+    </w:p>
+    <w:bookmarkEnd w:id="100"/>
+    <w:bookmarkStart w:id="101" w:name="Xdb29f967245c51b770c246df2400075c206252b"/>
     <w:p>
       <w:pPr>
         <w:pStyle w:val="Heading3"/>
       </w:pPr>
       <w:r>
-        <w:t xml:space="preserve">12C.1 Minimal verification protocol</w:t>
+        <w:t xml:space="preserve">12B.2 Connect/disconnect and profile switching as risk controls</w:t>
+      </w:r>
+    </w:p>
+    <w:p>
+      <w:pPr>
+        <w:pStyle w:val="FirstParagraph"/>
+      </w:pPr>
+      <w:r>
+        <w:t xml:space="preserve">Adding explicit connect/disconnect controls and profile management was not merely a cosmetic update. In multi-target development, engineers often switch between local, staging, and test nodes. Without explicit session signaling, accidental writes to the wrong target become likely.</w:t>
+      </w:r>
+    </w:p>
+    <w:p>
+      <w:pPr>
+        <w:pStyle w:val="BodyText"/>
+      </w:pPr>
+      <w:r>
+        <w:t xml:space="preserve">The current UI now emphasizes:</w:t>
       </w:r>
     </w:p>
     <w:p>
@@ -7080,7 +8244,7 @@
         </w:numPr>
       </w:pPr>
       <w:r>
-        <w:t xml:space="preserve">Build the workspace.</w:t>
+        <w:t xml:space="preserve">active server base URL visibility,</w:t>
       </w:r>
     </w:p>
     <w:p>
@@ -7092,7 +8256,7 @@
         </w:numPr>
       </w:pPr>
       <w:r>
-        <w:t xml:space="preserve">Run formatter and clippy.</w:t>
+        <w:t xml:space="preserve">connection state badges,</w:t>
       </w:r>
     </w:p>
     <w:p>
@@ -7104,7 +8268,7 @@
         </w:numPr>
       </w:pPr>
       <w:r>
-        <w:t xml:space="preserve">Run full tests.</w:t>
+        <w:t xml:space="preserve">controlled connect/disconnect actions,</w:t>
       </w:r>
     </w:p>
     <w:p>
@@ -7116,7 +8280,107 @@
         </w:numPr>
       </w:pPr>
       <w:r>
-        <w:t xml:space="preserve">Start a local server and query</w:t>
+        <w:t xml:space="preserve">profile save/load actions.</w:t>
+      </w:r>
+    </w:p>
+    <w:p>
+      <w:pPr>
+        <w:pStyle w:val="FirstParagraph"/>
+      </w:pPr>
+      <w:r>
+        <w:t xml:space="preserve">These changes reduce operational ambiguity and support safer experimentation.</w:t>
+      </w:r>
+    </w:p>
+    <w:bookmarkEnd w:id="101"/>
+    <w:bookmarkStart w:id="102" w:name="Xfe14f092903c750ab33e7b7830977ba1660f258"/>
+    <w:p>
+      <w:pPr>
+        <w:pStyle w:val="Heading3"/>
+      </w:pPr>
+      <w:r>
+        <w:t xml:space="preserve">12B.3 Cluster panel behavior and user guidance</w:t>
+      </w:r>
+    </w:p>
+    <w:p>
+      <w:pPr>
+        <w:pStyle w:val="FirstParagraph"/>
+      </w:pPr>
+      <w:r>
+        <w:t xml:space="preserve">The cluster panel now exposes practical actions rather than static placeholders. Crucially, each action aligns with a real method:</w:t>
+      </w:r>
+    </w:p>
+    <w:p>
+      <w:pPr>
+        <w:pStyle w:val="Compact"/>
+        <w:numPr>
+          <w:ilvl w:val="0"/>
+          <w:numId w:val="1044"/>
+        </w:numPr>
+      </w:pPr>
+      <w:r>
+        <w:t xml:space="preserve">status/nodes read actions,</w:t>
+      </w:r>
+    </w:p>
+    <w:p>
+      <w:pPr>
+        <w:pStyle w:val="Compact"/>
+        <w:numPr>
+          <w:ilvl w:val="0"/>
+          <w:numId w:val="1044"/>
+        </w:numPr>
+      </w:pPr>
+      <w:r>
+        <w:t xml:space="preserve">token issuance,</w:t>
+      </w:r>
+    </w:p>
+    <w:p>
+      <w:pPr>
+        <w:pStyle w:val="Compact"/>
+        <w:numPr>
+          <w:ilvl w:val="0"/>
+          <w:numId w:val="1044"/>
+        </w:numPr>
+      </w:pPr>
+      <w:r>
+        <w:t xml:space="preserve">node join/remove/promote,</w:t>
+      </w:r>
+    </w:p>
+    <w:p>
+      <w:pPr>
+        <w:pStyle w:val="Compact"/>
+        <w:numPr>
+          <w:ilvl w:val="0"/>
+          <w:numId w:val="1044"/>
+        </w:numPr>
+      </w:pPr>
+      <w:r>
+        <w:t xml:space="preserve">shard create/move/rebalance.</w:t>
+      </w:r>
+    </w:p>
+    <w:p>
+      <w:pPr>
+        <w:pStyle w:val="FirstParagraph"/>
+      </w:pPr>
+      <w:r>
+        <w:t xml:space="preserve">This method-to-button alignment is important for maintainability. Developers can trace UI behavior directly to method handlers and test failures, minimizing hidden coupling.</w:t>
+      </w:r>
+    </w:p>
+    <w:bookmarkEnd w:id="102"/>
+    <w:bookmarkStart w:id="103" w:name="b.4-settings-panel-as-universal-fallback"/>
+    <w:p>
+      <w:pPr>
+        <w:pStyle w:val="Heading3"/>
+      </w:pPr>
+      <w:r>
+        <w:t xml:space="preserve">12B.4 Settings panel as universal fallback</w:t>
+      </w:r>
+    </w:p>
+    <w:p>
+      <w:pPr>
+        <w:pStyle w:val="FirstParagraph"/>
+      </w:pPr>
+      <w:r>
+        <w:t xml:space="preserve">The settings panel allows direct</w:t>
       </w:r>
       <w:r>
         <w:t xml:space="preserve"> </w:t>
@@ -7125,34 +8389,13 @@
         <w:rPr>
           <w:rStyle w:val="VerbatimChar"/>
         </w:rPr>
-        <w:t xml:space="preserve">system.capabilities</w:t>
-      </w:r>
-      <w:r>
-        <w:t xml:space="preserve">.</w:t>
-      </w:r>
-    </w:p>
-    <w:p>
-      <w:pPr>
-        <w:pStyle w:val="Compact"/>
-        <w:numPr>
-          <w:ilvl w:val="0"/>
-          <w:numId w:val="1043"/>
-        </w:numPr>
-      </w:pPr>
-      <w:r>
-        <w:t xml:space="preserve">Verify cluster method list presence.</w:t>
-      </w:r>
-    </w:p>
-    <w:p>
-      <w:pPr>
-        <w:pStyle w:val="Compact"/>
-        <w:numPr>
-          <w:ilvl w:val="0"/>
-          <w:numId w:val="1043"/>
-        </w:numPr>
-      </w:pPr>
-      <w:r>
-        <w:t xml:space="preserve">Open</w:t>
+        <w:t xml:space="preserve">settings.get</w:t>
+      </w:r>
+      <w:r>
+        <w:t xml:space="preserve"> </w:t>
+      </w:r>
+      <w:r>
+        <w:t xml:space="preserve">and</w:t>
       </w:r>
       <w:r>
         <w:t xml:space="preserve"> </w:t>
@@ -7161,169 +8404,37 @@
         <w:rPr>
           <w:rStyle w:val="VerbatimChar"/>
         </w:rPr>
-        <w:t xml:space="preserve">/admin</w:t>
-      </w:r>
-      <w:r>
-        <w:t xml:space="preserve"> </w:t>
-      </w:r>
-      <w:r>
-        <w:t xml:space="preserve">and verify cluster/settings panels are interactive.</w:t>
-      </w:r>
-    </w:p>
-    <w:bookmarkEnd w:id="100"/>
-    <w:bookmarkStart w:id="101" w:name="c.2-suggested-command-sequence"/>
-    <w:p>
-      <w:pPr>
-        <w:pStyle w:val="Heading3"/>
-      </w:pPr>
-      <w:r>
-        <w:t xml:space="preserve">12C.2 Suggested command sequence</w:t>
-      </w:r>
-    </w:p>
-    <w:p>
-      <w:pPr>
-        <w:pStyle w:val="SourceCode"/>
-      </w:pPr>
-      <w:r>
-        <w:rPr>
-          <w:rStyle w:val="ExtensionTok"/>
-        </w:rPr>
-        <w:t xml:space="preserve">cargo</w:t>
-      </w:r>
-      <w:r>
-        <w:rPr>
-          <w:rStyle w:val="NormalTok"/>
-        </w:rPr>
-        <w:t xml:space="preserve"> fmt </w:t>
-      </w:r>
-      <w:r>
-        <w:rPr>
-          <w:rStyle w:val="AttributeTok"/>
-        </w:rPr>
-        <w:t xml:space="preserve">--all</w:t>
-      </w:r>
-      <w:r>
-        <w:br/>
-      </w:r>
-      <w:r>
-        <w:rPr>
-          <w:rStyle w:val="ExtensionTok"/>
-        </w:rPr>
-        <w:t xml:space="preserve">cargo</w:t>
-      </w:r>
-      <w:r>
-        <w:rPr>
-          <w:rStyle w:val="NormalTok"/>
-        </w:rPr>
-        <w:t xml:space="preserve"> clippy </w:t>
-      </w:r>
-      <w:r>
-        <w:rPr>
-          <w:rStyle w:val="AttributeTok"/>
-        </w:rPr>
-        <w:t xml:space="preserve">--workspace</w:t>
-      </w:r>
-      <w:r>
-        <w:rPr>
-          <w:rStyle w:val="NormalTok"/>
-        </w:rPr>
-        <w:t xml:space="preserve"> </w:t>
-      </w:r>
-      <w:r>
-        <w:rPr>
-          <w:rStyle w:val="AttributeTok"/>
-        </w:rPr>
-        <w:t xml:space="preserve">--all-targets</w:t>
-      </w:r>
-      <w:r>
-        <w:br/>
-      </w:r>
-      <w:r>
-        <w:rPr>
-          <w:rStyle w:val="ExtensionTok"/>
-        </w:rPr>
-        <w:t xml:space="preserve">cargo</w:t>
-      </w:r>
-      <w:r>
-        <w:rPr>
-          <w:rStyle w:val="NormalTok"/>
-        </w:rPr>
-        <w:t xml:space="preserve"> test</w:t>
-      </w:r>
-      <w:r>
-        <w:br/>
-      </w:r>
-      <w:r>
-        <w:rPr>
-          <w:rStyle w:val="ExtensionTok"/>
-        </w:rPr>
-        <w:t xml:space="preserve">cargo</w:t>
-      </w:r>
-      <w:r>
-        <w:rPr>
-          <w:rStyle w:val="NormalTok"/>
-        </w:rPr>
-        <w:t xml:space="preserve"> run </w:t>
-      </w:r>
-      <w:r>
-        <w:rPr>
-          <w:rStyle w:val="AttributeTok"/>
-        </w:rPr>
-        <w:t xml:space="preserve">-p</w:t>
-      </w:r>
-      <w:r>
-        <w:rPr>
-          <w:rStyle w:val="NormalTok"/>
-        </w:rPr>
-        <w:t xml:space="preserve"> skeindb </w:t>
-      </w:r>
-      <w:r>
-        <w:rPr>
-          <w:rStyle w:val="AttributeTok"/>
-        </w:rPr>
-        <w:t xml:space="preserve">--</w:t>
-      </w:r>
-      <w:r>
-        <w:rPr>
-          <w:rStyle w:val="NormalTok"/>
-        </w:rPr>
-        <w:t xml:space="preserve"> serve </w:t>
-      </w:r>
-      <w:r>
-        <w:rPr>
-          <w:rStyle w:val="AttributeTok"/>
-        </w:rPr>
-        <w:t xml:space="preserve">--bind</w:t>
-      </w:r>
-      <w:r>
-        <w:rPr>
-          <w:rStyle w:val="NormalTok"/>
-        </w:rPr>
-        <w:t xml:space="preserve"> 127.0.0.1 </w:t>
-      </w:r>
-      <w:r>
-        <w:rPr>
-          <w:rStyle w:val="AttributeTok"/>
-        </w:rPr>
-        <w:t xml:space="preserve">--http</w:t>
-      </w:r>
-      <w:r>
-        <w:rPr>
-          <w:rStyle w:val="NormalTok"/>
-        </w:rPr>
-        <w:t xml:space="preserve"> 8080 </w:t>
-      </w:r>
-      <w:r>
-        <w:rPr>
-          <w:rStyle w:val="AttributeTok"/>
-        </w:rPr>
-        <w:t xml:space="preserve">--cluster-port</w:t>
-      </w:r>
-      <w:r>
-        <w:rPr>
-          <w:rStyle w:val="NormalTok"/>
-        </w:rPr>
-        <w:t xml:space="preserve"> 7800</w:t>
+        <w:t xml:space="preserve">settings.set</w:t>
+      </w:r>
+      <w:r>
+        <w:t xml:space="preserve"> </w:t>
+      </w:r>
+      <w:r>
+        <w:t xml:space="preserve">operations. This is valuable in two scenarios:</w:t>
+      </w:r>
+    </w:p>
+    <w:p>
+      <w:pPr>
+        <w:pStyle w:val="Compact"/>
+        <w:numPr>
+          <w:ilvl w:val="0"/>
+          <w:numId w:val="1045"/>
+        </w:numPr>
+      </w:pPr>
+      <w:r>
+        <w:t xml:space="preserve">advanced operators need immediate access to keys not yet represented by dedicated UI controls;</w:t>
+      </w:r>
+    </w:p>
+    <w:p>
+      <w:pPr>
+        <w:pStyle w:val="Compact"/>
+        <w:numPr>
+          <w:ilvl w:val="0"/>
+          <w:numId w:val="1045"/>
+        </w:numPr>
+      </w:pPr>
+      <w:r>
+        <w:t xml:space="preserve">new features can be tested in real UI workflows before full form-specific UX is implemented.</w:t>
       </w:r>
     </w:p>
     <w:p>
@@ -7331,493 +8442,784 @@
         <w:pStyle w:val="FirstParagraph"/>
       </w:pPr>
       <w:r>
-        <w:t xml:space="preserve">Example capability probe:</w:t>
-      </w:r>
-    </w:p>
-    <w:p>
-      <w:pPr>
-        <w:pStyle w:val="SourceCode"/>
-      </w:pPr>
-      <w:r>
-        <w:rPr>
-          <w:rStyle w:val="FunctionTok"/>
-        </w:rPr>
-        <w:t xml:space="preserve">{</w:t>
-      </w:r>
-      <w:r>
-        <w:br/>
-      </w:r>
-      <w:r>
-        <w:rPr>
-          <w:rStyle w:val="NormalTok"/>
-        </w:rPr>
-        <w:t xml:space="preserve">  </w:t>
-      </w:r>
-      <w:r>
-        <w:rPr>
-          <w:rStyle w:val="DataTypeTok"/>
-        </w:rPr>
-        <w:t xml:space="preserve">"skeinql"</w:t>
-      </w:r>
-      <w:r>
-        <w:rPr>
-          <w:rStyle w:val="FunctionTok"/>
-        </w:rPr>
-        <w:t xml:space="preserve">:</w:t>
-      </w:r>
-      <w:r>
-        <w:rPr>
-          <w:rStyle w:val="NormalTok"/>
-        </w:rPr>
-        <w:t xml:space="preserve"> </w:t>
-      </w:r>
-      <w:r>
-        <w:rPr>
-          <w:rStyle w:val="StringTok"/>
-        </w:rPr>
-        <w:t xml:space="preserve">"1.0"</w:t>
-      </w:r>
-      <w:r>
-        <w:rPr>
-          <w:rStyle w:val="FunctionTok"/>
-        </w:rPr>
-        <w:t xml:space="preserve">,</w:t>
-      </w:r>
-      <w:r>
-        <w:br/>
-      </w:r>
-      <w:r>
-        <w:rPr>
-          <w:rStyle w:val="NormalTok"/>
-        </w:rPr>
-        <w:t xml:space="preserve">  </w:t>
-      </w:r>
-      <w:r>
-        <w:rPr>
-          <w:rStyle w:val="DataTypeTok"/>
-        </w:rPr>
-        <w:t xml:space="preserve">"id"</w:t>
-      </w:r>
-      <w:r>
-        <w:rPr>
-          <w:rStyle w:val="FunctionTok"/>
-        </w:rPr>
-        <w:t xml:space="preserve">:</w:t>
-      </w:r>
-      <w:r>
-        <w:rPr>
-          <w:rStyle w:val="NormalTok"/>
-        </w:rPr>
-        <w:t xml:space="preserve"> </w:t>
-      </w:r>
-      <w:r>
-        <w:rPr>
-          <w:rStyle w:val="StringTok"/>
-        </w:rPr>
-        <w:t xml:space="preserve">"cap-check"</w:t>
-      </w:r>
-      <w:r>
-        <w:rPr>
-          <w:rStyle w:val="FunctionTok"/>
-        </w:rPr>
-        <w:t xml:space="preserve">,</w:t>
-      </w:r>
-      <w:r>
-        <w:br/>
-      </w:r>
-      <w:r>
-        <w:rPr>
-          <w:rStyle w:val="NormalTok"/>
-        </w:rPr>
-        <w:t xml:space="preserve">  </w:t>
-      </w:r>
-      <w:r>
-        <w:rPr>
-          <w:rStyle w:val="DataTypeTok"/>
-        </w:rPr>
-        <w:t xml:space="preserve">"method"</w:t>
-      </w:r>
-      <w:r>
-        <w:rPr>
-          <w:rStyle w:val="FunctionTok"/>
-        </w:rPr>
-        <w:t xml:space="preserve">:</w:t>
-      </w:r>
-      <w:r>
-        <w:rPr>
-          <w:rStyle w:val="NormalTok"/>
-        </w:rPr>
-        <w:t xml:space="preserve"> </w:t>
-      </w:r>
-      <w:r>
-        <w:rPr>
-          <w:rStyle w:val="StringTok"/>
-        </w:rPr>
-        <w:t xml:space="preserve">"system.capabilities"</w:t>
-      </w:r>
-      <w:r>
-        <w:rPr>
-          <w:rStyle w:val="FunctionTok"/>
-        </w:rPr>
-        <w:t xml:space="preserve">,</w:t>
-      </w:r>
-      <w:r>
-        <w:br/>
-      </w:r>
-      <w:r>
-        <w:rPr>
-          <w:rStyle w:val="NormalTok"/>
-        </w:rPr>
-        <w:t xml:space="preserve">  </w:t>
-      </w:r>
-      <w:r>
-        <w:rPr>
-          <w:rStyle w:val="DataTypeTok"/>
-        </w:rPr>
-        <w:t xml:space="preserve">"params"</w:t>
-      </w:r>
-      <w:r>
-        <w:rPr>
-          <w:rStyle w:val="FunctionTok"/>
-        </w:rPr>
-        <w:t xml:space="preserve">:</w:t>
-      </w:r>
-      <w:r>
-        <w:rPr>
-          <w:rStyle w:val="NormalTok"/>
-        </w:rPr>
-        <w:t xml:space="preserve"> </w:t>
-      </w:r>
-      <w:r>
-        <w:rPr>
-          <w:rStyle w:val="FunctionTok"/>
-        </w:rPr>
-        <w:t xml:space="preserve">{}</w:t>
-      </w:r>
-      <w:r>
-        <w:br/>
-      </w:r>
-      <w:r>
-        <w:rPr>
-          <w:rStyle w:val="FunctionTok"/>
-        </w:rPr>
-        <w:t xml:space="preserve">}</w:t>
-      </w:r>
-    </w:p>
-    <w:p>
-      <w:pPr>
-        <w:pStyle w:val="FirstParagraph"/>
-      </w:pPr>
-      <w:r>
-        <w:t xml:space="preserve">Expected cluster methods in the response:</w:t>
-      </w:r>
-    </w:p>
-    <w:p>
-      <w:pPr>
-        <w:pStyle w:val="Compact"/>
-        <w:numPr>
-          <w:ilvl w:val="0"/>
-          <w:numId w:val="1044"/>
-        </w:numPr>
-      </w:pPr>
-      <w:r>
-        <w:rPr>
-          <w:rStyle w:val="VerbatimChar"/>
-        </w:rPr>
-        <w:t xml:space="preserve">cluster.status</w:t>
-      </w:r>
-    </w:p>
-    <w:p>
-      <w:pPr>
-        <w:pStyle w:val="Compact"/>
-        <w:numPr>
-          <w:ilvl w:val="0"/>
-          <w:numId w:val="1044"/>
-        </w:numPr>
-      </w:pPr>
-      <w:r>
-        <w:rPr>
-          <w:rStyle w:val="VerbatimChar"/>
-        </w:rPr>
-        <w:t xml:space="preserve">cluster.nodes</w:t>
-      </w:r>
-    </w:p>
-    <w:p>
-      <w:pPr>
-        <w:pStyle w:val="Compact"/>
-        <w:numPr>
-          <w:ilvl w:val="0"/>
-          <w:numId w:val="1044"/>
-        </w:numPr>
-      </w:pPr>
-      <w:r>
-        <w:rPr>
-          <w:rStyle w:val="VerbatimChar"/>
-        </w:rPr>
-        <w:t xml:space="preserve">cluster.join_token.create</w:t>
-      </w:r>
-    </w:p>
-    <w:p>
-      <w:pPr>
-        <w:pStyle w:val="Compact"/>
-        <w:numPr>
-          <w:ilvl w:val="0"/>
-          <w:numId w:val="1044"/>
-        </w:numPr>
-      </w:pPr>
-      <w:r>
-        <w:rPr>
-          <w:rStyle w:val="VerbatimChar"/>
-        </w:rPr>
-        <w:t xml:space="preserve">cluster.node.join</w:t>
-      </w:r>
-    </w:p>
-    <w:p>
-      <w:pPr>
-        <w:pStyle w:val="Compact"/>
-        <w:numPr>
-          <w:ilvl w:val="0"/>
-          <w:numId w:val="1044"/>
-        </w:numPr>
-      </w:pPr>
-      <w:r>
-        <w:rPr>
-          <w:rStyle w:val="VerbatimChar"/>
-        </w:rPr>
-        <w:t xml:space="preserve">cluster.node.remove</w:t>
-      </w:r>
-    </w:p>
-    <w:p>
-      <w:pPr>
-        <w:pStyle w:val="Compact"/>
-        <w:numPr>
-          <w:ilvl w:val="0"/>
-          <w:numId w:val="1044"/>
-        </w:numPr>
-      </w:pPr>
-      <w:r>
-        <w:rPr>
-          <w:rStyle w:val="VerbatimChar"/>
-        </w:rPr>
-        <w:t xml:space="preserve">cluster.replica.promote</w:t>
-      </w:r>
-    </w:p>
-    <w:p>
-      <w:pPr>
-        <w:pStyle w:val="Compact"/>
-        <w:numPr>
-          <w:ilvl w:val="0"/>
-          <w:numId w:val="1044"/>
-        </w:numPr>
-      </w:pPr>
-      <w:r>
-        <w:rPr>
-          <w:rStyle w:val="VerbatimChar"/>
-        </w:rPr>
-        <w:t xml:space="preserve">cluster.shard.create</w:t>
-      </w:r>
-    </w:p>
-    <w:p>
-      <w:pPr>
-        <w:pStyle w:val="Compact"/>
-        <w:numPr>
-          <w:ilvl w:val="0"/>
-          <w:numId w:val="1044"/>
-        </w:numPr>
-      </w:pPr>
-      <w:r>
-        <w:rPr>
-          <w:rStyle w:val="VerbatimChar"/>
-        </w:rPr>
-        <w:t xml:space="preserve">cluster.shard.move</w:t>
-      </w:r>
-    </w:p>
-    <w:p>
-      <w:pPr>
-        <w:pStyle w:val="Compact"/>
-        <w:numPr>
-          <w:ilvl w:val="0"/>
-          <w:numId w:val="1044"/>
-        </w:numPr>
-      </w:pPr>
-      <w:r>
-        <w:rPr>
-          <w:rStyle w:val="VerbatimChar"/>
-        </w:rPr>
-        <w:t xml:space="preserve">cluster.shard.rebalance</w:t>
-      </w:r>
-    </w:p>
-    <w:bookmarkEnd w:id="101"/>
-    <w:bookmarkStart w:id="102" w:name="c.3-evidence-retention-recommendations"/>
-    <w:p>
-      <w:pPr>
-        <w:pStyle w:val="Heading3"/>
-      </w:pPr>
-      <w:r>
-        <w:t xml:space="preserve">12C.3 Evidence retention recommendations</w:t>
-      </w:r>
-    </w:p>
-    <w:p>
-      <w:pPr>
-        <w:pStyle w:val="FirstParagraph"/>
-      </w:pPr>
-      <w:r>
-        <w:t xml:space="preserve">For artifact-level reproducibility, the following files are recommended in CI logs or release notes:</w:t>
-      </w:r>
-    </w:p>
-    <w:p>
-      <w:pPr>
-        <w:pStyle w:val="Compact"/>
-        <w:numPr>
-          <w:ilvl w:val="0"/>
-          <w:numId w:val="1045"/>
-        </w:numPr>
-      </w:pPr>
-      <w:r>
-        <w:t xml:space="preserve">full</w:t>
-      </w:r>
-      <w:r>
-        <w:t xml:space="preserve"> </w:t>
-      </w:r>
-      <w:r>
-        <w:rPr>
-          <w:rStyle w:val="VerbatimChar"/>
-        </w:rPr>
-        <w:t xml:space="preserve">cargo test</w:t>
-      </w:r>
-      <w:r>
-        <w:t xml:space="preserve"> </w:t>
-      </w:r>
-      <w:r>
-        <w:t xml:space="preserve">output summary,</w:t>
-      </w:r>
-    </w:p>
-    <w:p>
-      <w:pPr>
-        <w:pStyle w:val="Compact"/>
-        <w:numPr>
-          <w:ilvl w:val="0"/>
-          <w:numId w:val="1045"/>
-        </w:numPr>
-      </w:pPr>
-      <w:r>
-        <w:t xml:space="preserve">measured wall-clock runtime of test execution,</w:t>
-      </w:r>
-    </w:p>
-    <w:p>
-      <w:pPr>
-        <w:pStyle w:val="Compact"/>
-        <w:numPr>
-          <w:ilvl w:val="0"/>
-          <w:numId w:val="1045"/>
-        </w:numPr>
-      </w:pPr>
-      <w:r>
-        <w:t xml:space="preserve">capability response sample showing method counts,</w:t>
-      </w:r>
-    </w:p>
-    <w:p>
-      <w:pPr>
-        <w:pStyle w:val="Compact"/>
-        <w:numPr>
-          <w:ilvl w:val="0"/>
-          <w:numId w:val="1045"/>
-        </w:numPr>
-      </w:pPr>
-      <w:r>
-        <w:t xml:space="preserve">commit hash mapping to manuscript version.</w:t>
-      </w:r>
-    </w:p>
-    <w:p>
-      <w:pPr>
-        <w:pStyle w:val="FirstParagraph"/>
-      </w:pPr>
-      <w:r>
-        <w:t xml:space="preserve">This practice tightens the link between claims in the manuscript and verifiable repository state.</w:t>
-      </w:r>
-    </w:p>
-    <w:bookmarkEnd w:id="102"/>
-    <w:bookmarkStart w:id="103" w:name="c.4-what-reviewers-should-challenge-next"/>
-    <w:p>
-      <w:pPr>
-        <w:pStyle w:val="Heading3"/>
-      </w:pPr>
-      <w:r>
-        <w:t xml:space="preserve">12C.4 What reviewers should challenge next</w:t>
-      </w:r>
-    </w:p>
-    <w:p>
-      <w:pPr>
-        <w:pStyle w:val="FirstParagraph"/>
-      </w:pPr>
-      <w:r>
-        <w:t xml:space="preserve">The strongest peer-review questions for next iteration likely include:</w:t>
-      </w:r>
-    </w:p>
-    <w:p>
-      <w:pPr>
-        <w:pStyle w:val="Compact"/>
-        <w:numPr>
-          <w:ilvl w:val="0"/>
-          <w:numId w:val="1046"/>
-        </w:numPr>
-      </w:pPr>
-      <w:r>
-        <w:t xml:space="preserve">replication correctness under intermittent failures and retries,</w:t>
-      </w:r>
-    </w:p>
-    <w:p>
-      <w:pPr>
-        <w:pStyle w:val="Compact"/>
-        <w:numPr>
-          <w:ilvl w:val="0"/>
-          <w:numId w:val="1046"/>
-        </w:numPr>
-      </w:pPr>
-      <w:r>
-        <w:t xml:space="preserve">routing behavior under primary loss and recovery,</w:t>
-      </w:r>
-    </w:p>
-    <w:p>
-      <w:pPr>
-        <w:pStyle w:val="Compact"/>
-        <w:numPr>
-          <w:ilvl w:val="0"/>
-          <w:numId w:val="1046"/>
-        </w:numPr>
-      </w:pPr>
-      <w:r>
-        <w:t xml:space="preserve">throughput and tail-latency under concurrent write fanout,</w:t>
-      </w:r>
-    </w:p>
-    <w:p>
-      <w:pPr>
-        <w:pStyle w:val="Compact"/>
-        <w:numPr>
-          <w:ilvl w:val="0"/>
-          <w:numId w:val="1046"/>
-        </w:numPr>
-      </w:pPr>
-      <w:r>
-        <w:t xml:space="preserve">consistency guarantees for reads during ownership transitions.</w:t>
-      </w:r>
-    </w:p>
-    <w:p>
-      <w:pPr>
-        <w:pStyle w:val="FirstParagraph"/>
-      </w:pPr>
-      <w:r>
-        <w:t xml:space="preserve">These are appropriate and expected challenges. The current manuscript positions SkeinDB as a high-fidelity prototype with validated interfaces, not as a fully benchmarked production cluster platform.</w:t>
+        <w:t xml:space="preserve">In effect, settings controls provide a bridge between rapid feature iteration and stable panel design.</w:t>
       </w:r>
     </w:p>
     <w:bookmarkEnd w:id="103"/>
     <w:bookmarkEnd w:id="104"/>
-    <w:bookmarkStart w:id="105" w:name="conclusion"/>
+    <w:bookmarkStart w:id="109" w:name="X590bfd6e523dd1c76cb9b09a22289af0eb5474c"/>
     <w:p>
       <w:pPr>
         <w:pStyle w:val="Heading2"/>
       </w:pPr>
       <w:r>
+        <w:t xml:space="preserve">12C. Extended reproducibility and audit trail guidance</w:t>
+      </w:r>
+    </w:p>
+    <w:p>
+      <w:pPr>
+        <w:pStyle w:val="FirstParagraph"/>
+      </w:pPr>
+      <w:r>
+        <w:t xml:space="preserve">To support camera-ready review expectations, this section provides a concrete reproducibility protocol that reviewers or future contributors can execute without hidden dependencies.</w:t>
+      </w:r>
+    </w:p>
+    <w:bookmarkStart w:id="105" w:name="c.1-minimal-verification-protocol"/>
+    <w:p>
+      <w:pPr>
+        <w:pStyle w:val="Heading3"/>
+      </w:pPr>
+      <w:r>
+        <w:t xml:space="preserve">12C.1 Minimal verification protocol</w:t>
+      </w:r>
+    </w:p>
+    <w:p>
+      <w:pPr>
+        <w:pStyle w:val="Compact"/>
+        <w:numPr>
+          <w:ilvl w:val="0"/>
+          <w:numId w:val="1046"/>
+        </w:numPr>
+      </w:pPr>
+      <w:r>
+        <w:t xml:space="preserve">Build the workspace.</w:t>
+      </w:r>
+    </w:p>
+    <w:p>
+      <w:pPr>
+        <w:pStyle w:val="Compact"/>
+        <w:numPr>
+          <w:ilvl w:val="0"/>
+          <w:numId w:val="1046"/>
+        </w:numPr>
+      </w:pPr>
+      <w:r>
+        <w:t xml:space="preserve">Run formatter and clippy.</w:t>
+      </w:r>
+    </w:p>
+    <w:p>
+      <w:pPr>
+        <w:pStyle w:val="Compact"/>
+        <w:numPr>
+          <w:ilvl w:val="0"/>
+          <w:numId w:val="1046"/>
+        </w:numPr>
+      </w:pPr>
+      <w:r>
+        <w:t xml:space="preserve">Run full tests.</w:t>
+      </w:r>
+    </w:p>
+    <w:p>
+      <w:pPr>
+        <w:pStyle w:val="Compact"/>
+        <w:numPr>
+          <w:ilvl w:val="0"/>
+          <w:numId w:val="1046"/>
+        </w:numPr>
+      </w:pPr>
+      <w:r>
+        <w:t xml:space="preserve">Start a local server and query</w:t>
+      </w:r>
+      <w:r>
+        <w:t xml:space="preserve"> </w:t>
+      </w:r>
+      <w:r>
+        <w:rPr>
+          <w:rStyle w:val="VerbatimChar"/>
+        </w:rPr>
+        <w:t xml:space="preserve">system.capabilities</w:t>
+      </w:r>
+      <w:r>
+        <w:t xml:space="preserve">.</w:t>
+      </w:r>
+    </w:p>
+    <w:p>
+      <w:pPr>
+        <w:pStyle w:val="Compact"/>
+        <w:numPr>
+          <w:ilvl w:val="0"/>
+          <w:numId w:val="1046"/>
+        </w:numPr>
+      </w:pPr>
+      <w:r>
+        <w:t xml:space="preserve">Verify cluster method list presence.</w:t>
+      </w:r>
+    </w:p>
+    <w:p>
+      <w:pPr>
+        <w:pStyle w:val="Compact"/>
+        <w:numPr>
+          <w:ilvl w:val="0"/>
+          <w:numId w:val="1046"/>
+        </w:numPr>
+      </w:pPr>
+      <w:r>
+        <w:t xml:space="preserve">Open</w:t>
+      </w:r>
+      <w:r>
+        <w:t xml:space="preserve"> </w:t>
+      </w:r>
+      <w:r>
+        <w:rPr>
+          <w:rStyle w:val="VerbatimChar"/>
+        </w:rPr>
+        <w:t xml:space="preserve">/admin</w:t>
+      </w:r>
+      <w:r>
+        <w:t xml:space="preserve"> </w:t>
+      </w:r>
+      <w:r>
+        <w:t xml:space="preserve">and verify cluster/settings panels are interactive.</w:t>
+      </w:r>
+    </w:p>
+    <w:bookmarkEnd w:id="105"/>
+    <w:bookmarkStart w:id="106" w:name="c.2-suggested-command-sequence"/>
+    <w:p>
+      <w:pPr>
+        <w:pStyle w:val="Heading3"/>
+      </w:pPr>
+      <w:r>
+        <w:t xml:space="preserve">12C.2 Suggested command sequence</w:t>
+      </w:r>
+    </w:p>
+    <w:p>
+      <w:pPr>
+        <w:pStyle w:val="SourceCode"/>
+      </w:pPr>
+      <w:r>
+        <w:rPr>
+          <w:rStyle w:val="ExtensionTok"/>
+        </w:rPr>
+        <w:t xml:space="preserve">cargo</w:t>
+      </w:r>
+      <w:r>
+        <w:rPr>
+          <w:rStyle w:val="NormalTok"/>
+        </w:rPr>
+        <w:t xml:space="preserve"> fmt </w:t>
+      </w:r>
+      <w:r>
+        <w:rPr>
+          <w:rStyle w:val="AttributeTok"/>
+        </w:rPr>
+        <w:t xml:space="preserve">--all</w:t>
+      </w:r>
+      <w:r>
+        <w:br/>
+      </w:r>
+      <w:r>
+        <w:rPr>
+          <w:rStyle w:val="ExtensionTok"/>
+        </w:rPr>
+        <w:t xml:space="preserve">cargo</w:t>
+      </w:r>
+      <w:r>
+        <w:rPr>
+          <w:rStyle w:val="NormalTok"/>
+        </w:rPr>
+        <w:t xml:space="preserve"> clippy </w:t>
+      </w:r>
+      <w:r>
+        <w:rPr>
+          <w:rStyle w:val="AttributeTok"/>
+        </w:rPr>
+        <w:t xml:space="preserve">--workspace</w:t>
+      </w:r>
+      <w:r>
+        <w:rPr>
+          <w:rStyle w:val="NormalTok"/>
+        </w:rPr>
+        <w:t xml:space="preserve"> </w:t>
+      </w:r>
+      <w:r>
+        <w:rPr>
+          <w:rStyle w:val="AttributeTok"/>
+        </w:rPr>
+        <w:t xml:space="preserve">--all-targets</w:t>
+      </w:r>
+      <w:r>
+        <w:br/>
+      </w:r>
+      <w:r>
+        <w:rPr>
+          <w:rStyle w:val="ExtensionTok"/>
+        </w:rPr>
+        <w:t xml:space="preserve">cargo</w:t>
+      </w:r>
+      <w:r>
+        <w:rPr>
+          <w:rStyle w:val="NormalTok"/>
+        </w:rPr>
+        <w:t xml:space="preserve"> test</w:t>
+      </w:r>
+      <w:r>
+        <w:br/>
+      </w:r>
+      <w:r>
+        <w:rPr>
+          <w:rStyle w:val="ExtensionTok"/>
+        </w:rPr>
+        <w:t xml:space="preserve">cargo</w:t>
+      </w:r>
+      <w:r>
+        <w:rPr>
+          <w:rStyle w:val="NormalTok"/>
+        </w:rPr>
+        <w:t xml:space="preserve"> run </w:t>
+      </w:r>
+      <w:r>
+        <w:rPr>
+          <w:rStyle w:val="AttributeTok"/>
+        </w:rPr>
+        <w:t xml:space="preserve">-p</w:t>
+      </w:r>
+      <w:r>
+        <w:rPr>
+          <w:rStyle w:val="NormalTok"/>
+        </w:rPr>
+        <w:t xml:space="preserve"> skeindb </w:t>
+      </w:r>
+      <w:r>
+        <w:rPr>
+          <w:rStyle w:val="AttributeTok"/>
+        </w:rPr>
+        <w:t xml:space="preserve">--</w:t>
+      </w:r>
+      <w:r>
+        <w:rPr>
+          <w:rStyle w:val="NormalTok"/>
+        </w:rPr>
+        <w:t xml:space="preserve"> serve </w:t>
+      </w:r>
+      <w:r>
+        <w:rPr>
+          <w:rStyle w:val="AttributeTok"/>
+        </w:rPr>
+        <w:t xml:space="preserve">--bind</w:t>
+      </w:r>
+      <w:r>
+        <w:rPr>
+          <w:rStyle w:val="NormalTok"/>
+        </w:rPr>
+        <w:t xml:space="preserve"> 127.0.0.1 </w:t>
+      </w:r>
+      <w:r>
+        <w:rPr>
+          <w:rStyle w:val="AttributeTok"/>
+        </w:rPr>
+        <w:t xml:space="preserve">--http</w:t>
+      </w:r>
+      <w:r>
+        <w:rPr>
+          <w:rStyle w:val="NormalTok"/>
+        </w:rPr>
+        <w:t xml:space="preserve"> 8080 </w:t>
+      </w:r>
+      <w:r>
+        <w:rPr>
+          <w:rStyle w:val="AttributeTok"/>
+        </w:rPr>
+        <w:t xml:space="preserve">--cluster-port</w:t>
+      </w:r>
+      <w:r>
+        <w:rPr>
+          <w:rStyle w:val="NormalTok"/>
+        </w:rPr>
+        <w:t xml:space="preserve"> 7800</w:t>
+      </w:r>
+    </w:p>
+    <w:p>
+      <w:pPr>
+        <w:pStyle w:val="FirstParagraph"/>
+      </w:pPr>
+      <w:r>
+        <w:t xml:space="preserve">Example capability probe:</w:t>
+      </w:r>
+    </w:p>
+    <w:p>
+      <w:pPr>
+        <w:pStyle w:val="SourceCode"/>
+      </w:pPr>
+      <w:r>
+        <w:rPr>
+          <w:rStyle w:val="FunctionTok"/>
+        </w:rPr>
+        <w:t xml:space="preserve">{</w:t>
+      </w:r>
+      <w:r>
+        <w:br/>
+      </w:r>
+      <w:r>
+        <w:rPr>
+          <w:rStyle w:val="NormalTok"/>
+        </w:rPr>
+        <w:t xml:space="preserve">  </w:t>
+      </w:r>
+      <w:r>
+        <w:rPr>
+          <w:rStyle w:val="DataTypeTok"/>
+        </w:rPr>
+        <w:t xml:space="preserve">"skeinql"</w:t>
+      </w:r>
+      <w:r>
+        <w:rPr>
+          <w:rStyle w:val="FunctionTok"/>
+        </w:rPr>
+        <w:t xml:space="preserve">:</w:t>
+      </w:r>
+      <w:r>
+        <w:rPr>
+          <w:rStyle w:val="NormalTok"/>
+        </w:rPr>
+        <w:t xml:space="preserve"> </w:t>
+      </w:r>
+      <w:r>
+        <w:rPr>
+          <w:rStyle w:val="StringTok"/>
+        </w:rPr>
+        <w:t xml:space="preserve">"1.0"</w:t>
+      </w:r>
+      <w:r>
+        <w:rPr>
+          <w:rStyle w:val="FunctionTok"/>
+        </w:rPr>
+        <w:t xml:space="preserve">,</w:t>
+      </w:r>
+      <w:r>
+        <w:br/>
+      </w:r>
+      <w:r>
+        <w:rPr>
+          <w:rStyle w:val="NormalTok"/>
+        </w:rPr>
+        <w:t xml:space="preserve">  </w:t>
+      </w:r>
+      <w:r>
+        <w:rPr>
+          <w:rStyle w:val="DataTypeTok"/>
+        </w:rPr>
+        <w:t xml:space="preserve">"id"</w:t>
+      </w:r>
+      <w:r>
+        <w:rPr>
+          <w:rStyle w:val="FunctionTok"/>
+        </w:rPr>
+        <w:t xml:space="preserve">:</w:t>
+      </w:r>
+      <w:r>
+        <w:rPr>
+          <w:rStyle w:val="NormalTok"/>
+        </w:rPr>
+        <w:t xml:space="preserve"> </w:t>
+      </w:r>
+      <w:r>
+        <w:rPr>
+          <w:rStyle w:val="StringTok"/>
+        </w:rPr>
+        <w:t xml:space="preserve">"cap-check"</w:t>
+      </w:r>
+      <w:r>
+        <w:rPr>
+          <w:rStyle w:val="FunctionTok"/>
+        </w:rPr>
+        <w:t xml:space="preserve">,</w:t>
+      </w:r>
+      <w:r>
+        <w:br/>
+      </w:r>
+      <w:r>
+        <w:rPr>
+          <w:rStyle w:val="NormalTok"/>
+        </w:rPr>
+        <w:t xml:space="preserve">  </w:t>
+      </w:r>
+      <w:r>
+        <w:rPr>
+          <w:rStyle w:val="DataTypeTok"/>
+        </w:rPr>
+        <w:t xml:space="preserve">"method"</w:t>
+      </w:r>
+      <w:r>
+        <w:rPr>
+          <w:rStyle w:val="FunctionTok"/>
+        </w:rPr>
+        <w:t xml:space="preserve">:</w:t>
+      </w:r>
+      <w:r>
+        <w:rPr>
+          <w:rStyle w:val="NormalTok"/>
+        </w:rPr>
+        <w:t xml:space="preserve"> </w:t>
+      </w:r>
+      <w:r>
+        <w:rPr>
+          <w:rStyle w:val="StringTok"/>
+        </w:rPr>
+        <w:t xml:space="preserve">"system.capabilities"</w:t>
+      </w:r>
+      <w:r>
+        <w:rPr>
+          <w:rStyle w:val="FunctionTok"/>
+        </w:rPr>
+        <w:t xml:space="preserve">,</w:t>
+      </w:r>
+      <w:r>
+        <w:br/>
+      </w:r>
+      <w:r>
+        <w:rPr>
+          <w:rStyle w:val="NormalTok"/>
+        </w:rPr>
+        <w:t xml:space="preserve">  </w:t>
+      </w:r>
+      <w:r>
+        <w:rPr>
+          <w:rStyle w:val="DataTypeTok"/>
+        </w:rPr>
+        <w:t xml:space="preserve">"params"</w:t>
+      </w:r>
+      <w:r>
+        <w:rPr>
+          <w:rStyle w:val="FunctionTok"/>
+        </w:rPr>
+        <w:t xml:space="preserve">:</w:t>
+      </w:r>
+      <w:r>
+        <w:rPr>
+          <w:rStyle w:val="NormalTok"/>
+        </w:rPr>
+        <w:t xml:space="preserve"> </w:t>
+      </w:r>
+      <w:r>
+        <w:rPr>
+          <w:rStyle w:val="FunctionTok"/>
+        </w:rPr>
+        <w:t xml:space="preserve">{}</w:t>
+      </w:r>
+      <w:r>
+        <w:br/>
+      </w:r>
+      <w:r>
+        <w:rPr>
+          <w:rStyle w:val="FunctionTok"/>
+        </w:rPr>
+        <w:t xml:space="preserve">}</w:t>
+      </w:r>
+    </w:p>
+    <w:p>
+      <w:pPr>
+        <w:pStyle w:val="FirstParagraph"/>
+      </w:pPr>
+      <w:r>
+        <w:t xml:space="preserve">Expected cluster methods in the response:</w:t>
+      </w:r>
+    </w:p>
+    <w:p>
+      <w:pPr>
+        <w:pStyle w:val="Compact"/>
+        <w:numPr>
+          <w:ilvl w:val="0"/>
+          <w:numId w:val="1047"/>
+        </w:numPr>
+      </w:pPr>
+      <w:r>
+        <w:rPr>
+          <w:rStyle w:val="VerbatimChar"/>
+        </w:rPr>
+        <w:t xml:space="preserve">cluster.status</w:t>
+      </w:r>
+    </w:p>
+    <w:p>
+      <w:pPr>
+        <w:pStyle w:val="Compact"/>
+        <w:numPr>
+          <w:ilvl w:val="0"/>
+          <w:numId w:val="1047"/>
+        </w:numPr>
+      </w:pPr>
+      <w:r>
+        <w:rPr>
+          <w:rStyle w:val="VerbatimChar"/>
+        </w:rPr>
+        <w:t xml:space="preserve">cluster.nodes</w:t>
+      </w:r>
+    </w:p>
+    <w:p>
+      <w:pPr>
+        <w:pStyle w:val="Compact"/>
+        <w:numPr>
+          <w:ilvl w:val="0"/>
+          <w:numId w:val="1047"/>
+        </w:numPr>
+      </w:pPr>
+      <w:r>
+        <w:rPr>
+          <w:rStyle w:val="VerbatimChar"/>
+        </w:rPr>
+        <w:t xml:space="preserve">cluster.join_token.create</w:t>
+      </w:r>
+    </w:p>
+    <w:p>
+      <w:pPr>
+        <w:pStyle w:val="Compact"/>
+        <w:numPr>
+          <w:ilvl w:val="0"/>
+          <w:numId w:val="1047"/>
+        </w:numPr>
+      </w:pPr>
+      <w:r>
+        <w:rPr>
+          <w:rStyle w:val="VerbatimChar"/>
+        </w:rPr>
+        <w:t xml:space="preserve">cluster.node.join</w:t>
+      </w:r>
+    </w:p>
+    <w:p>
+      <w:pPr>
+        <w:pStyle w:val="Compact"/>
+        <w:numPr>
+          <w:ilvl w:val="0"/>
+          <w:numId w:val="1047"/>
+        </w:numPr>
+      </w:pPr>
+      <w:r>
+        <w:rPr>
+          <w:rStyle w:val="VerbatimChar"/>
+        </w:rPr>
+        <w:t xml:space="preserve">cluster.node.remove</w:t>
+      </w:r>
+    </w:p>
+    <w:p>
+      <w:pPr>
+        <w:pStyle w:val="Compact"/>
+        <w:numPr>
+          <w:ilvl w:val="0"/>
+          <w:numId w:val="1047"/>
+        </w:numPr>
+      </w:pPr>
+      <w:r>
+        <w:rPr>
+          <w:rStyle w:val="VerbatimChar"/>
+        </w:rPr>
+        <w:t xml:space="preserve">cluster.replica.promote</w:t>
+      </w:r>
+    </w:p>
+    <w:p>
+      <w:pPr>
+        <w:pStyle w:val="Compact"/>
+        <w:numPr>
+          <w:ilvl w:val="0"/>
+          <w:numId w:val="1047"/>
+        </w:numPr>
+      </w:pPr>
+      <w:r>
+        <w:rPr>
+          <w:rStyle w:val="VerbatimChar"/>
+        </w:rPr>
+        <w:t xml:space="preserve">cluster.shard.create</w:t>
+      </w:r>
+    </w:p>
+    <w:p>
+      <w:pPr>
+        <w:pStyle w:val="Compact"/>
+        <w:numPr>
+          <w:ilvl w:val="0"/>
+          <w:numId w:val="1047"/>
+        </w:numPr>
+      </w:pPr>
+      <w:r>
+        <w:rPr>
+          <w:rStyle w:val="VerbatimChar"/>
+        </w:rPr>
+        <w:t xml:space="preserve">cluster.shard.move</w:t>
+      </w:r>
+    </w:p>
+    <w:p>
+      <w:pPr>
+        <w:pStyle w:val="Compact"/>
+        <w:numPr>
+          <w:ilvl w:val="0"/>
+          <w:numId w:val="1047"/>
+        </w:numPr>
+      </w:pPr>
+      <w:r>
+        <w:rPr>
+          <w:rStyle w:val="VerbatimChar"/>
+        </w:rPr>
+        <w:t xml:space="preserve">cluster.shard.rebalance</w:t>
+      </w:r>
+    </w:p>
+    <w:bookmarkEnd w:id="106"/>
+    <w:bookmarkStart w:id="107" w:name="c.3-evidence-retention-recommendations"/>
+    <w:p>
+      <w:pPr>
+        <w:pStyle w:val="Heading3"/>
+      </w:pPr>
+      <w:r>
+        <w:t xml:space="preserve">12C.3 Evidence retention recommendations</w:t>
+      </w:r>
+    </w:p>
+    <w:p>
+      <w:pPr>
+        <w:pStyle w:val="FirstParagraph"/>
+      </w:pPr>
+      <w:r>
+        <w:t xml:space="preserve">For artifact-level reproducibility, the following files are recommended in CI logs or release notes:</w:t>
+      </w:r>
+    </w:p>
+    <w:p>
+      <w:pPr>
+        <w:pStyle w:val="Compact"/>
+        <w:numPr>
+          <w:ilvl w:val="0"/>
+          <w:numId w:val="1048"/>
+        </w:numPr>
+      </w:pPr>
+      <w:r>
+        <w:t xml:space="preserve">full</w:t>
+      </w:r>
+      <w:r>
+        <w:t xml:space="preserve"> </w:t>
+      </w:r>
+      <w:r>
+        <w:rPr>
+          <w:rStyle w:val="VerbatimChar"/>
+        </w:rPr>
+        <w:t xml:space="preserve">cargo test</w:t>
+      </w:r>
+      <w:r>
+        <w:t xml:space="preserve"> </w:t>
+      </w:r>
+      <w:r>
+        <w:t xml:space="preserve">output summary,</w:t>
+      </w:r>
+    </w:p>
+    <w:p>
+      <w:pPr>
+        <w:pStyle w:val="Compact"/>
+        <w:numPr>
+          <w:ilvl w:val="0"/>
+          <w:numId w:val="1048"/>
+        </w:numPr>
+      </w:pPr>
+      <w:r>
+        <w:t xml:space="preserve">measured wall-clock runtime of test execution,</w:t>
+      </w:r>
+    </w:p>
+    <w:p>
+      <w:pPr>
+        <w:pStyle w:val="Compact"/>
+        <w:numPr>
+          <w:ilvl w:val="0"/>
+          <w:numId w:val="1048"/>
+        </w:numPr>
+      </w:pPr>
+      <w:r>
+        <w:t xml:space="preserve">capability response sample showing method counts,</w:t>
+      </w:r>
+    </w:p>
+    <w:p>
+      <w:pPr>
+        <w:pStyle w:val="Compact"/>
+        <w:numPr>
+          <w:ilvl w:val="0"/>
+          <w:numId w:val="1048"/>
+        </w:numPr>
+      </w:pPr>
+      <w:r>
+        <w:t xml:space="preserve">commit hash mapping to manuscript version.</w:t>
+      </w:r>
+    </w:p>
+    <w:p>
+      <w:pPr>
+        <w:pStyle w:val="FirstParagraph"/>
+      </w:pPr>
+      <w:r>
+        <w:t xml:space="preserve">This practice tightens the link between claims in the manuscript and verifiable repository state.</w:t>
+      </w:r>
+    </w:p>
+    <w:bookmarkEnd w:id="107"/>
+    <w:bookmarkStart w:id="108" w:name="c.4-what-reviewers-should-challenge-next"/>
+    <w:p>
+      <w:pPr>
+        <w:pStyle w:val="Heading3"/>
+      </w:pPr>
+      <w:r>
+        <w:t xml:space="preserve">12C.4 What reviewers should challenge next</w:t>
+      </w:r>
+    </w:p>
+    <w:p>
+      <w:pPr>
+        <w:pStyle w:val="FirstParagraph"/>
+      </w:pPr>
+      <w:r>
+        <w:t xml:space="preserve">The strongest peer-review questions for next iteration likely include:</w:t>
+      </w:r>
+    </w:p>
+    <w:p>
+      <w:pPr>
+        <w:pStyle w:val="Compact"/>
+        <w:numPr>
+          <w:ilvl w:val="0"/>
+          <w:numId w:val="1049"/>
+        </w:numPr>
+      </w:pPr>
+      <w:r>
+        <w:t xml:space="preserve">replication correctness under intermittent failures and retries,</w:t>
+      </w:r>
+    </w:p>
+    <w:p>
+      <w:pPr>
+        <w:pStyle w:val="Compact"/>
+        <w:numPr>
+          <w:ilvl w:val="0"/>
+          <w:numId w:val="1049"/>
+        </w:numPr>
+      </w:pPr>
+      <w:r>
+        <w:t xml:space="preserve">routing behavior under primary loss and recovery,</w:t>
+      </w:r>
+    </w:p>
+    <w:p>
+      <w:pPr>
+        <w:pStyle w:val="Compact"/>
+        <w:numPr>
+          <w:ilvl w:val="0"/>
+          <w:numId w:val="1049"/>
+        </w:numPr>
+      </w:pPr>
+      <w:r>
+        <w:t xml:space="preserve">throughput and tail-latency under concurrent write fanout,</w:t>
+      </w:r>
+    </w:p>
+    <w:p>
+      <w:pPr>
+        <w:pStyle w:val="Compact"/>
+        <w:numPr>
+          <w:ilvl w:val="0"/>
+          <w:numId w:val="1049"/>
+        </w:numPr>
+      </w:pPr>
+      <w:r>
+        <w:t xml:space="preserve">consistency guarantees for reads during ownership transitions.</w:t>
+      </w:r>
+    </w:p>
+    <w:p>
+      <w:pPr>
+        <w:pStyle w:val="FirstParagraph"/>
+      </w:pPr>
+      <w:r>
+        <w:t xml:space="preserve">These are appropriate and expected challenges. The current manuscript positions SkeinDB as a high-fidelity prototype with validated interfaces, not as a fully benchmarked production cluster platform.</w:t>
+      </w:r>
+    </w:p>
+    <w:bookmarkEnd w:id="108"/>
+    <w:bookmarkEnd w:id="109"/>
+    <w:bookmarkStart w:id="110" w:name="conclusion"/>
+    <w:p>
+      <w:pPr>
+        <w:pStyle w:val="Heading2"/>
+      </w:pPr>
+      <w:r>
         <w:t xml:space="preserve">13. Conclusion</w:t>
       </w:r>
     </w:p>
@@ -7845,8 +9247,8 @@
         <w:t xml:space="preserve">In summary, SkeinDB’s current milestone demonstrates that interface completeness, operator UX, and rigorous test automation can coexist with active research agenda execution, and that this combination materially improves the pace and reliability of systems innovation.</w:t>
       </w:r>
     </w:p>
-    <w:bookmarkEnd w:id="105"/>
-    <w:bookmarkStart w:id="116" w:name="references-ieee-style-with-doiurl"/>
+    <w:bookmarkEnd w:id="110"/>
+    <w:bookmarkStart w:id="121" w:name="references-ieee-style-with-doiurl"/>
     <w:p>
       <w:pPr>
         <w:pStyle w:val="Heading2"/>
@@ -7890,7 +9292,7 @@
       <w:r>
         <w:t xml:space="preserve"> </w:t>
       </w:r>
-      <w:hyperlink r:id="rId106">
+      <w:hyperlink r:id="rId111">
         <w:r>
           <w:rPr>
             <w:rStyle w:val="Hyperlink"/>
@@ -7931,7 +9333,7 @@
       <w:r>
         <w:t xml:space="preserve"> </w:t>
       </w:r>
-      <w:hyperlink r:id="rId107">
+      <w:hyperlink r:id="rId112">
         <w:r>
           <w:rPr>
             <w:rStyle w:val="Hyperlink"/>
@@ -7978,7 +9380,7 @@
       <w:r>
         <w:t xml:space="preserve"> </w:t>
       </w:r>
-      <w:hyperlink r:id="rId108">
+      <w:hyperlink r:id="rId113">
         <w:r>
           <w:rPr>
             <w:rStyle w:val="Hyperlink"/>
@@ -8025,7 +9427,7 @@
       <w:r>
         <w:t xml:space="preserve"> </w:t>
       </w:r>
-      <w:hyperlink r:id="rId109">
+      <w:hyperlink r:id="rId114">
         <w:r>
           <w:rPr>
             <w:rStyle w:val="Hyperlink"/>
@@ -8072,7 +9474,7 @@
       <w:r>
         <w:t xml:space="preserve"> </w:t>
       </w:r>
-      <w:hyperlink r:id="rId110">
+      <w:hyperlink r:id="rId115">
         <w:r>
           <w:rPr>
             <w:rStyle w:val="Hyperlink"/>
@@ -8119,7 +9521,7 @@
       <w:r>
         <w:t xml:space="preserve"> </w:t>
       </w:r>
-      <w:hyperlink r:id="rId111">
+      <w:hyperlink r:id="rId116">
         <w:r>
           <w:rPr>
             <w:rStyle w:val="Hyperlink"/>
@@ -8166,7 +9568,7 @@
       <w:r>
         <w:t xml:space="preserve"> </w:t>
       </w:r>
-      <w:hyperlink r:id="rId112">
+      <w:hyperlink r:id="rId117">
         <w:r>
           <w:rPr>
             <w:rStyle w:val="Hyperlink"/>
@@ -8213,7 +9615,7 @@
       <w:r>
         <w:t xml:space="preserve"> </w:t>
       </w:r>
-      <w:hyperlink r:id="rId113">
+      <w:hyperlink r:id="rId118">
         <w:r>
           <w:rPr>
             <w:rStyle w:val="Hyperlink"/>
@@ -8260,7 +9662,7 @@
       <w:r>
         <w:t xml:space="preserve"> </w:t>
       </w:r>
-      <w:hyperlink r:id="rId114">
+      <w:hyperlink r:id="rId119">
         <w:r>
           <w:rPr>
             <w:rStyle w:val="Hyperlink"/>
@@ -8307,7 +9709,7 @@
       <w:r>
         <w:t xml:space="preserve"> </w:t>
       </w:r>
-      <w:hyperlink r:id="rId115">
+      <w:hyperlink r:id="rId120">
         <w:r>
           <w:rPr>
             <w:rStyle w:val="Hyperlink"/>
@@ -8319,8 +9721,8 @@
         <w:t xml:space="preserve">.</w:t>
       </w:r>
     </w:p>
-    <w:bookmarkEnd w:id="116"/>
-    <w:bookmarkStart w:id="124" w:name="declarations"/>
+    <w:bookmarkEnd w:id="121"/>
+    <w:bookmarkStart w:id="129" w:name="declarations"/>
     <w:p>
       <w:pPr>
         <w:pStyle w:val="Heading2"/>
@@ -8329,7 +9731,7 @@
         <w:t xml:space="preserve">Declarations</w:t>
       </w:r>
     </w:p>
-    <w:bookmarkStart w:id="117" w:name="funding-statement"/>
+    <w:bookmarkStart w:id="122" w:name="funding-statement"/>
     <w:p>
       <w:pPr>
         <w:pStyle w:val="Heading3"/>
@@ -8346,8 +9748,8 @@
         <w:t xml:space="preserve">No external funding was received for this work.</w:t>
       </w:r>
     </w:p>
-    <w:bookmarkEnd w:id="117"/>
-    <w:bookmarkStart w:id="118" w:name="conflict-of-interest"/>
+    <w:bookmarkEnd w:id="122"/>
+    <w:bookmarkStart w:id="123" w:name="conflict-of-interest"/>
     <w:p>
       <w:pPr>
         <w:pStyle w:val="Heading3"/>
@@ -8364,8 +9766,8 @@
         <w:t xml:space="preserve">The author declares no conflict of interest.</w:t>
       </w:r>
     </w:p>
-    <w:bookmarkEnd w:id="118"/>
-    <w:bookmarkStart w:id="119" w:name="ethical-considerations"/>
+    <w:bookmarkEnd w:id="123"/>
+    <w:bookmarkStart w:id="124" w:name="ethical-considerations"/>
     <w:p>
       <w:pPr>
         <w:pStyle w:val="Heading3"/>
@@ -8382,8 +9784,8 @@
         <w:t xml:space="preserve">This work does not involve human participants, patient data, or animal studies.</w:t>
       </w:r>
     </w:p>
-    <w:bookmarkEnd w:id="119"/>
-    <w:bookmarkStart w:id="120" w:name="ai-usage-statement"/>
+    <w:bookmarkEnd w:id="124"/>
+    <w:bookmarkStart w:id="125" w:name="ai-usage-statement"/>
     <w:p>
       <w:pPr>
         <w:pStyle w:val="Heading3"/>
@@ -8400,8 +9802,8 @@
         <w:t xml:space="preserve">Generative AI tooling was used for drafting support, language refinement, and formatting assistance. All technical claims, measured outcomes, and implementation statements were manually verified against repository code and executed validation commands.</w:t>
       </w:r>
     </w:p>
-    <w:bookmarkEnd w:id="120"/>
-    <w:bookmarkStart w:id="122" w:name="data-availability"/>
+    <w:bookmarkEnd w:id="125"/>
+    <w:bookmarkStart w:id="127" w:name="data-availability"/>
     <w:p>
       <w:pPr>
         <w:pStyle w:val="Heading3"/>
@@ -8420,7 +9822,7 @@
       <w:r>
         <w:t xml:space="preserve"> </w:t>
       </w:r>
-      <w:hyperlink r:id="rId121">
+      <w:hyperlink r:id="rId126">
         <w:r>
           <w:rPr>
             <w:rStyle w:val="Hyperlink"/>
@@ -8429,8 +9831,8 @@
         </w:r>
       </w:hyperlink>
     </w:p>
-    <w:bookmarkEnd w:id="122"/>
-    <w:bookmarkStart w:id="123" w:name="code-availability"/>
+    <w:bookmarkEnd w:id="127"/>
+    <w:bookmarkStart w:id="128" w:name="code-availability"/>
     <w:p>
       <w:pPr>
         <w:pStyle w:val="Heading3"/>
@@ -8449,7 +9851,7 @@
       <w:r>
         <w:t xml:space="preserve"> </w:t>
       </w:r>
-      <w:hyperlink r:id="rId121">
+      <w:hyperlink r:id="rId126">
         <w:r>
           <w:rPr>
             <w:rStyle w:val="Hyperlink"/>
@@ -8458,9 +9860,9 @@
         </w:r>
       </w:hyperlink>
     </w:p>
-    <w:bookmarkEnd w:id="123"/>
-    <w:bookmarkEnd w:id="124"/>
-    <w:bookmarkStart w:id="125" w:name="X76873cacc96fe0cdfaa764bc4fdc586078b5f2f"/>
+    <w:bookmarkEnd w:id="128"/>
+    <w:bookmarkEnd w:id="129"/>
+    <w:bookmarkStart w:id="130" w:name="X76873cacc96fe0cdfaa764bc4fdc586078b5f2f"/>
     <w:p>
       <w:pPr>
         <w:pStyle w:val="Heading2"/>
@@ -8474,7 +9876,7 @@
         <w:pStyle w:val="Compact"/>
         <w:numPr>
           <w:ilvl w:val="0"/>
-          <w:numId w:val="1047"/>
+          <w:numId w:val="1050"/>
         </w:numPr>
       </w:pPr>
       <w:r>
@@ -8486,7 +9888,7 @@
         <w:pStyle w:val="Compact"/>
         <w:numPr>
           <w:ilvl w:val="0"/>
-          <w:numId w:val="1047"/>
+          <w:numId w:val="1050"/>
         </w:numPr>
       </w:pPr>
       <w:r>
@@ -8498,7 +9900,7 @@
         <w:pStyle w:val="Compact"/>
         <w:numPr>
           <w:ilvl w:val="0"/>
-          <w:numId w:val="1047"/>
+          <w:numId w:val="1050"/>
         </w:numPr>
       </w:pPr>
       <w:r>
@@ -8510,7 +9912,7 @@
         <w:pStyle w:val="Compact"/>
         <w:numPr>
           <w:ilvl w:val="0"/>
-          <w:numId w:val="1047"/>
+          <w:numId w:val="1050"/>
         </w:numPr>
       </w:pPr>
       <w:r>
@@ -8522,15 +9924,15 @@
         <w:pStyle w:val="Compact"/>
         <w:numPr>
           <w:ilvl w:val="0"/>
-          <w:numId w:val="1047"/>
+          <w:numId w:val="1050"/>
         </w:numPr>
       </w:pPr>
       <w:r>
         <w:t xml:space="preserve">Export submission PDF with embedded fonts and final proofread pass.</w:t>
       </w:r>
     </w:p>
-    <w:bookmarkEnd w:id="125"/>
-    <w:bookmarkEnd w:id="126"/>
+    <w:bookmarkEnd w:id="130"/>
+    <w:bookmarkEnd w:id="131"/>
     <w:sectPr>
       <w:footnotePr>
         <w:numRestart w:val="eachSect"/>
@@ -8884,21 +10286,6 @@
     <w:abstractNumId w:val="991"/>
   </w:num>
   <w:num w:numId="1009">
-    <w:abstractNumId w:val="991"/>
-  </w:num>
-  <w:num w:numId="1010">
-    <w:abstractNumId w:val="991"/>
-  </w:num>
-  <w:num w:numId="1011">
-    <w:abstractNumId w:val="991"/>
-  </w:num>
-  <w:num w:numId="1012">
-    <w:abstractNumId w:val="991"/>
-  </w:num>
-  <w:num w:numId="1013">
-    <w:abstractNumId w:val="991"/>
-  </w:num>
-  <w:num w:numId="1014">
     <w:abstractNumId w:val="99411"/>
     <w:lvlOverride w:ilvl="0">
       <w:startOverride w:val="1"/>
@@ -8928,13 +10315,25 @@
       <w:startOverride w:val="1"/>
     </w:lvlOverride>
   </w:num>
+  <w:num w:numId="1010">
+    <w:abstractNumId w:val="991"/>
+  </w:num>
+  <w:num w:numId="1011">
+    <w:abstractNumId w:val="991"/>
+  </w:num>
+  <w:num w:numId="1012">
+    <w:abstractNumId w:val="991"/>
+  </w:num>
+  <w:num w:numId="1013">
+    <w:abstractNumId w:val="991"/>
+  </w:num>
+  <w:num w:numId="1014">
+    <w:abstractNumId w:val="991"/>
+  </w:num>
   <w:num w:numId="1015">
     <w:abstractNumId w:val="991"/>
   </w:num>
   <w:num w:numId="1016">
-    <w:abstractNumId w:val="991"/>
-  </w:num>
-  <w:num w:numId="1017">
     <w:abstractNumId w:val="99411"/>
     <w:lvlOverride w:ilvl="0">
       <w:startOverride w:val="1"/>
@@ -8963,6 +10362,9 @@
     <w:lvlOverride w:ilvl="8">
       <w:startOverride w:val="1"/>
     </w:lvlOverride>
+  </w:num>
+  <w:num w:numId="1017">
+    <w:abstractNumId w:val="991"/>
   </w:num>
   <w:num w:numId="1018">
     <w:abstractNumId w:val="991"/>
@@ -9001,7 +10403,34 @@
     <w:abstractNumId w:val="991"/>
   </w:num>
   <w:num w:numId="1021">
-    <w:abstractNumId w:val="991"/>
+    <w:abstractNumId w:val="99411"/>
+    <w:lvlOverride w:ilvl="0">
+      <w:startOverride w:val="1"/>
+    </w:lvlOverride>
+    <w:lvlOverride w:ilvl="1">
+      <w:startOverride w:val="1"/>
+    </w:lvlOverride>
+    <w:lvlOverride w:ilvl="2">
+      <w:startOverride w:val="1"/>
+    </w:lvlOverride>
+    <w:lvlOverride w:ilvl="3">
+      <w:startOverride w:val="1"/>
+    </w:lvlOverride>
+    <w:lvlOverride w:ilvl="4">
+      <w:startOverride w:val="1"/>
+    </w:lvlOverride>
+    <w:lvlOverride w:ilvl="5">
+      <w:startOverride w:val="1"/>
+    </w:lvlOverride>
+    <w:lvlOverride w:ilvl="6">
+      <w:startOverride w:val="1"/>
+    </w:lvlOverride>
+    <w:lvlOverride w:ilvl="7">
+      <w:startOverride w:val="1"/>
+    </w:lvlOverride>
+    <w:lvlOverride w:ilvl="8">
+      <w:startOverride w:val="1"/>
+    </w:lvlOverride>
   </w:num>
   <w:num w:numId="1022">
     <w:abstractNumId w:val="991"/>
@@ -9040,6 +10469,15 @@
     <w:abstractNumId w:val="991"/>
   </w:num>
   <w:num w:numId="1034">
+    <w:abstractNumId w:val="991"/>
+  </w:num>
+  <w:num w:numId="1035">
+    <w:abstractNumId w:val="991"/>
+  </w:num>
+  <w:num w:numId="1036">
+    <w:abstractNumId w:val="991"/>
+  </w:num>
+  <w:num w:numId="1037">
     <w:abstractNumId w:val="99411"/>
     <w:lvlOverride w:ilvl="0">
       <w:startOverride w:val="1"/>
@@ -9069,16 +10507,16 @@
       <w:startOverride w:val="1"/>
     </w:lvlOverride>
   </w:num>
-  <w:num w:numId="1035">
+  <w:num w:numId="1038">
     <w:abstractNumId w:val="991"/>
   </w:num>
-  <w:num w:numId="1036">
+  <w:num w:numId="1039">
     <w:abstractNumId w:val="991"/>
   </w:num>
-  <w:num w:numId="1037">
+  <w:num w:numId="1040">
     <w:abstractNumId w:val="991"/>
   </w:num>
-  <w:num w:numId="1038">
+  <w:num w:numId="1041">
     <w:abstractNumId w:val="99411"/>
     <w:lvlOverride w:ilvl="0">
       <w:startOverride w:val="1"/>
@@ -9108,19 +10546,19 @@
       <w:startOverride w:val="1"/>
     </w:lvlOverride>
   </w:num>
-  <w:num w:numId="1039">
-    <w:abstractNumId w:val="991"/>
-  </w:num>
-  <w:num w:numId="1040">
-    <w:abstractNumId w:val="991"/>
-  </w:num>
-  <w:num w:numId="1041">
-    <w:abstractNumId w:val="991"/>
-  </w:num>
   <w:num w:numId="1042">
     <w:abstractNumId w:val="991"/>
   </w:num>
   <w:num w:numId="1043">
+    <w:abstractNumId w:val="991"/>
+  </w:num>
+  <w:num w:numId="1044">
+    <w:abstractNumId w:val="991"/>
+  </w:num>
+  <w:num w:numId="1045">
+    <w:abstractNumId w:val="991"/>
+  </w:num>
+  <w:num w:numId="1046">
     <w:abstractNumId w:val="99411"/>
     <w:lvlOverride w:ilvl="0">
       <w:startOverride w:val="1"/>
@@ -9150,16 +10588,16 @@
       <w:startOverride w:val="1"/>
     </w:lvlOverride>
   </w:num>
-  <w:num w:numId="1044">
+  <w:num w:numId="1047">
     <w:abstractNumId w:val="991"/>
   </w:num>
-  <w:num w:numId="1045">
+  <w:num w:numId="1048">
     <w:abstractNumId w:val="991"/>
   </w:num>
-  <w:num w:numId="1046">
+  <w:num w:numId="1049">
     <w:abstractNumId w:val="991"/>
   </w:num>
-  <w:num w:numId="1047">
+  <w:num w:numId="1050">
     <w:abstractNumId w:val="991"/>
   </w:num>
 </w:numbering>
